--- a/engine/amr_study/AMR_Valuation_Study_09-08-2026_public.docx
+++ b/engine/amr_study/AMR_Valuation_Study_09-08-2026_public.docx
@@ -201,7 +201,7 @@
                 <w:color w:val="1C3A36"/>
                 <w:sz w:val="19"/>
               </w:rPr>
-              <w:t>Americana's EBITDA margin went from 22.6% to 25.5% in a single year. If that gain is structural the shares are worth about AED 2.60; if it is cyclical, about AED 2.06. The market is at AED 2.23, between the two. Both readings are computed in full and published side by side in this report and in the companion workbook. Neither is averaged into the other.</w:t>
+              <w:t>Americana's EBITDA margin went from 22.6% to 25.5% in a single year. If that gain is structural the shares are worth about AED 2.31; if it is cyclical, about AED 1.98. The market is at AED 2.23, between the two. Both readings are computed in full and published side by side in this report and in the companion workbook. Neither is averaged into the other.</w:t>
             </w:r>
           </w:p>
         </w:tc>
@@ -237,7 +237,7 @@
           <w:color w:val="1C3A36"/>
           <w:sz w:val="21"/>
         </w:rPr>
-        <w:t xml:space="preserve">Four methods put the equity somewhere between about AED </w:t>
+        <w:t xml:space="preserve">Four methods, on their stated weights, put the equity between a weighted bear of AED </w:t>
       </w:r>
       <w:r>
         <w:rPr>
@@ -246,7 +246,7 @@
           <w:color w:val="1C3A36"/>
           <w:sz w:val="21"/>
         </w:rPr>
-        <w:t>0.66</w:t>
+        <w:t>1.50</w:t>
       </w:r>
       <w:r>
         <w:rPr>
@@ -255,7 +255,7 @@
           <w:color w:val="1C3A36"/>
           <w:sz w:val="21"/>
         </w:rPr>
-        <w:t xml:space="preserve"> and AED </w:t>
+        <w:t xml:space="preserve"> and a weighted bull of AED </w:t>
       </w:r>
       <w:r>
         <w:rPr>
@@ -264,7 +264,7 @@
           <w:color w:val="1C3A36"/>
           <w:sz w:val="21"/>
         </w:rPr>
-        <w:t>4.88</w:t>
+        <w:t>3.44</w:t>
       </w:r>
       <w:r>
         <w:rPr>
@@ -273,7 +273,7 @@
           <w:color w:val="1C3A36"/>
           <w:sz w:val="21"/>
         </w:rPr>
-        <w:t xml:space="preserve"> a share, with a weighted central value of AED </w:t>
+        <w:t xml:space="preserve"> a share (the widest single-lens extremes span 0.66 to 4.30), with a weighted central value of AED </w:t>
       </w:r>
       <w:r>
         <w:rPr>
@@ -282,7 +282,7 @@
           <w:color w:val="1C3A36"/>
           <w:sz w:val="21"/>
         </w:rPr>
-        <w:t>2.36</w:t>
+        <w:t>2.19</w:t>
       </w:r>
       <w:r>
         <w:rPr>
@@ -291,7 +291,7 @@
           <w:color w:val="1C3A36"/>
           <w:sz w:val="21"/>
         </w:rPr>
-        <w:t xml:space="preserve"> — about 6% above the AED 2.23 the market is paying. That gap is not the interesting part of this study. The interesting part is that the whole of it, and rather more, turns on a single question the filings do not answer.</w:t>
+        <w:t xml:space="preserve"> — about -2% above the AED 2.23 the market is paying. That gap is not the interesting part of this study. The interesting part is that the whole of it, and rather more, turns on a single question the filings do not answer.</w:t>
       </w:r>
     </w:p>
     <w:p>
@@ -305,7 +305,7 @@
           <w:color w:val="1C3A36"/>
           <w:sz w:val="21"/>
         </w:rPr>
-        <w:t>Americana operates 2,746 restaurants across twelve countries — KFC, Pizza Hut, Hardee's, Krispy Kreme and a widening tail of smaller brands — as a master franchisee. It does not own the brands; it pays for them, 5.6% of revenue in royalties last year, and in exchange it operates the restaurants, employs the 37,000 people in them and carries the leases. That is the structural fact that governs everything else here, including why the company should not be valued on the multiples the brand owners command.</w:t>
+        <w:t>Americana operates 2,746 restaurants across twelve countries — KFC, Pizza Hut, Hardee's, Krispy Kreme and a widening tail of smaller brands — as a master franchisee. It does not own the brands; it pays for them, 5.6% of revenue in royalties last year, and in exchange it operates the restaurants, employs the people in them — 37,207 on the audited average full-time-equivalent measure, about 39,400 heads including part-time and contract staff — and carries the leases. That is the structural fact that governs everything else here, including why the company should not be valued on the multiples the brand owners command.</w:t>
       </w:r>
     </w:p>
     <w:p>
@@ -333,7 +333,7 @@
           <w:color w:val="1C3A36"/>
           <w:sz w:val="21"/>
         </w:rPr>
-        <w:t>Whether that margin gain holds is the study. Read as structural — procurement work, menu engineering, better economics in the delivery channel, all of which the company names — the shares are worth about AED 2.60. Read as cyclical — a friendly turn in traded food prices and a quiet period on promotion, both of which revert — they are worth about AED 2.06, which is BELOW the current price. The market price sits between the two readings, which is a reasonable place for it to sit.</w:t>
+        <w:t>Whether that margin gain holds is the study. Read as structural — procurement work, menu engineering, better economics in the delivery channel, all of which the company names — the shares are worth about AED 2.31. Read as cyclical — a friendly turn in traded food prices and a quiet period on promotion, both of which revert — they are worth about AED 1.98, which is BELOW the current price. The market price sits between the two readings, which is a reasonable place for it to sit.</w:t>
       </w:r>
     </w:p>
     <w:p>
@@ -620,7 +620,7 @@
                 <w:color w:val="1C3A36"/>
                 <w:sz w:val="18"/>
               </w:rPr>
-              <w:t>1.60</w:t>
+              <w:t>1.40</w:t>
             </w:r>
           </w:p>
         </w:tc>
@@ -638,7 +638,7 @@
                 <w:color w:val="1C3A36"/>
                 <w:sz w:val="18"/>
               </w:rPr>
-              <w:t>2.60</w:t>
+              <w:t>2.31</w:t>
             </w:r>
           </w:p>
         </w:tc>
@@ -656,7 +656,7 @@
                 <w:color w:val="1C3A36"/>
                 <w:sz w:val="18"/>
               </w:rPr>
-              <w:t>4.88</w:t>
+              <w:t>4.30</w:t>
             </w:r>
           </w:p>
         </w:tc>
@@ -674,7 +674,7 @@
                 <w:color w:val="1C3A36"/>
                 <w:sz w:val="18"/>
               </w:rPr>
-              <w:t>17%</w:t>
+              <w:t>3%</w:t>
             </w:r>
           </w:p>
         </w:tc>
@@ -692,7 +692,7 @@
                 <w:color w:val="1C3A36"/>
                 <w:sz w:val="18"/>
               </w:rPr>
-              <w:t>77%</w:t>
+              <w:t>75%</w:t>
             </w:r>
           </w:p>
         </w:tc>
@@ -747,7 +747,7 @@
                 <w:color w:val="1C3A36"/>
                 <w:sz w:val="18"/>
               </w:rPr>
-              <w:t>1.99</w:t>
+              <w:t>2.12</w:t>
             </w:r>
           </w:p>
         </w:tc>
@@ -765,7 +765,7 @@
                 <w:color w:val="1C3A36"/>
                 <w:sz w:val="18"/>
               </w:rPr>
-              <w:t>2.41</w:t>
+              <w:t>2.56</w:t>
             </w:r>
           </w:p>
         </w:tc>
@@ -783,7 +783,7 @@
                 <w:color w:val="1C3A36"/>
                 <w:sz w:val="18"/>
               </w:rPr>
-              <w:t>2.97</w:t>
+              <w:t>3.15</w:t>
             </w:r>
           </w:p>
         </w:tc>
@@ -801,7 +801,7 @@
                 <w:color w:val="1C3A36"/>
                 <w:sz w:val="18"/>
               </w:rPr>
-              <w:t>8%</w:t>
+              <w:t>15%</w:t>
             </w:r>
           </w:p>
         </w:tc>
@@ -874,7 +874,7 @@
                 <w:color w:val="1C3A36"/>
                 <w:sz w:val="18"/>
               </w:rPr>
-              <w:t>1.77</w:t>
+              <w:t>1.56</w:t>
             </w:r>
           </w:p>
         </w:tc>
@@ -892,7 +892,7 @@
                 <w:color w:val="1C3A36"/>
                 <w:sz w:val="18"/>
               </w:rPr>
-              <w:t>2.32</w:t>
+              <w:t>2.06</w:t>
             </w:r>
           </w:p>
         </w:tc>
@@ -910,7 +910,7 @@
                 <w:color w:val="1C3A36"/>
                 <w:sz w:val="18"/>
               </w:rPr>
-              <w:t>2.87</w:t>
+              <w:t>2.57</w:t>
             </w:r>
           </w:p>
         </w:tc>
@@ -928,7 +928,7 @@
                 <w:color w:val="1C3A36"/>
                 <w:sz w:val="18"/>
               </w:rPr>
-              <w:t>4%</w:t>
+              <w:t>-7%</w:t>
             </w:r>
           </w:p>
         </w:tc>
@@ -1094,7 +1094,7 @@
                 <w:color w:val="1C3A36"/>
                 <w:sz w:val="18"/>
               </w:rPr>
-              <w:t>Weighted central</w:t>
+              <w:t>Weighted central (bear and bull weighted the same way)</w:t>
             </w:r>
           </w:p>
         </w:tc>
@@ -1134,7 +1134,7 @@
                 <w:color w:val="1C3A36"/>
                 <w:sz w:val="18"/>
               </w:rPr>
-              <w:t>0.66</w:t>
+              <w:t>1.50</w:t>
             </w:r>
           </w:p>
         </w:tc>
@@ -1154,7 +1154,7 @@
                 <w:color w:val="1C3A36"/>
                 <w:sz w:val="18"/>
               </w:rPr>
-              <w:t>2.36</w:t>
+              <w:t>2.19</w:t>
             </w:r>
           </w:p>
         </w:tc>
@@ -1174,7 +1174,7 @@
                 <w:color w:val="1C3A36"/>
                 <w:sz w:val="18"/>
               </w:rPr>
-              <w:t>4.88</w:t>
+              <w:t>3.44</w:t>
             </w:r>
           </w:p>
         </w:tc>
@@ -1194,7 +1194,7 @@
                 <w:color w:val="1C3A36"/>
                 <w:sz w:val="18"/>
               </w:rPr>
-              <w:t>6%</w:t>
+              <w:t>-2%</w:t>
             </w:r>
           </w:p>
         </w:tc>
@@ -1223,16 +1223,157 @@
         <w:tc>
           <w:tcPr>
             <w:tcW w:type="dxa" w:w="2952"/>
-          </w:tcPr>
-          <w:p>
-            <w:pPr>
-              <w:spacing w:after="20"/>
-            </w:pPr>
-            <w:r>
-              <w:rPr>
+            <w:shd w:val="clear" w:color="auto" w:fill="F6F1E6"/>
+          </w:tcPr>
+          <w:p>
+            <w:pPr>
+              <w:spacing w:after="20"/>
+            </w:pPr>
+            <w:r>
+              <w:rPr>
+                <w:b/>
                 <w:color w:val="1C3A36"/>
                 <w:sz w:val="18"/>
               </w:rPr>
+              <w:t>Range across the lenses (unweighted extremes)</w:t>
+            </w:r>
+          </w:p>
+        </w:tc>
+        <w:tc>
+          <w:tcPr>
+            <w:tcW w:type="dxa" w:w="893"/>
+            <w:shd w:val="clear" w:color="auto" w:fill="F6F1E6"/>
+          </w:tcPr>
+          <w:p>
+            <w:pPr>
+              <w:spacing w:after="20"/>
+              <w:jc w:val="right"/>
+            </w:pPr>
+            <w:r>
+              <w:rPr>
+                <w:b/>
+                <w:color w:val="1C3A36"/>
+                <w:sz w:val="18"/>
+              </w:rPr>
+              <w:t>—</w:t>
+            </w:r>
+          </w:p>
+        </w:tc>
+        <w:tc>
+          <w:tcPr>
+            <w:tcW w:type="dxa" w:w="1037"/>
+            <w:shd w:val="clear" w:color="auto" w:fill="F6F1E6"/>
+          </w:tcPr>
+          <w:p>
+            <w:pPr>
+              <w:spacing w:after="20"/>
+              <w:jc w:val="right"/>
+            </w:pPr>
+            <w:r>
+              <w:rPr>
+                <w:b/>
+                <w:color w:val="1C3A36"/>
+                <w:sz w:val="18"/>
+              </w:rPr>
+              <w:t>0.66</w:t>
+            </w:r>
+          </w:p>
+        </w:tc>
+        <w:tc>
+          <w:tcPr>
+            <w:tcW w:type="dxa" w:w="1152"/>
+            <w:shd w:val="clear" w:color="auto" w:fill="F6F1E6"/>
+          </w:tcPr>
+          <w:p>
+            <w:pPr>
+              <w:spacing w:after="20"/>
+              <w:jc w:val="right"/>
+            </w:pPr>
+            <w:r>
+              <w:rPr>
+                <w:b/>
+                <w:color w:val="1C3A36"/>
+                <w:sz w:val="18"/>
+              </w:rPr>
+              <w:t>—</w:t>
+            </w:r>
+          </w:p>
+        </w:tc>
+        <w:tc>
+          <w:tcPr>
+            <w:tcW w:type="dxa" w:w="1037"/>
+            <w:shd w:val="clear" w:color="auto" w:fill="F6F1E6"/>
+          </w:tcPr>
+          <w:p>
+            <w:pPr>
+              <w:spacing w:after="20"/>
+              <w:jc w:val="right"/>
+            </w:pPr>
+            <w:r>
+              <w:rPr>
+                <w:b/>
+                <w:color w:val="1C3A36"/>
+                <w:sz w:val="18"/>
+              </w:rPr>
+              <w:t>4.30</w:t>
+            </w:r>
+          </w:p>
+        </w:tc>
+        <w:tc>
+          <w:tcPr>
+            <w:tcW w:type="dxa" w:w="1123"/>
+            <w:shd w:val="clear" w:color="auto" w:fill="F6F1E6"/>
+          </w:tcPr>
+          <w:p>
+            <w:pPr>
+              <w:spacing w:after="20"/>
+              <w:jc w:val="right"/>
+            </w:pPr>
+            <w:r>
+              <w:rPr>
+                <w:b/>
+                <w:color w:val="1C3A36"/>
+                <w:sz w:val="18"/>
+              </w:rPr>
+              <w:t>—</w:t>
+            </w:r>
+          </w:p>
+        </w:tc>
+        <w:tc>
+          <w:tcPr>
+            <w:tcW w:type="dxa" w:w="1670"/>
+            <w:shd w:val="clear" w:color="auto" w:fill="F6F1E6"/>
+          </w:tcPr>
+          <w:p>
+            <w:pPr>
+              <w:spacing w:after="20"/>
+              <w:jc w:val="right"/>
+            </w:pPr>
+            <w:r>
+              <w:rPr>
+                <w:b/>
+                <w:color w:val="1C3A36"/>
+                <w:sz w:val="18"/>
+              </w:rPr>
+              <w:t>—</w:t>
+            </w:r>
+          </w:p>
+        </w:tc>
+      </w:tr>
+      <w:tr>
+        <w:tc>
+          <w:tcPr>
+            <w:tcW w:type="dxa" w:w="2952"/>
+          </w:tcPr>
+          <w:p>
+            <w:pPr>
+              <w:spacing w:after="20"/>
+            </w:pPr>
+            <w:r>
+              <w:rPr>
+                <w:color w:val="1C3A36"/>
+                <w:sz w:val="18"/>
+              </w:rPr>
               <w:t>Expert panel median</w:t>
             </w:r>
           </w:p>
@@ -1287,7 +1428,7 @@
                 <w:color w:val="1C3A36"/>
                 <w:sz w:val="18"/>
               </w:rPr>
-              <w:t>1.93</w:t>
+              <w:t>1.68</w:t>
             </w:r>
           </w:p>
         </w:tc>
@@ -1323,7 +1464,7 @@
                 <w:color w:val="1C3A36"/>
                 <w:sz w:val="18"/>
               </w:rPr>
-              <w:t>-14%</w:t>
+              <w:t>-25%</w:t>
             </w:r>
           </w:p>
         </w:tc>
@@ -1645,7 +1786,7 @@
                 <w:color w:val="1C3A36"/>
                 <w:sz w:val="18"/>
               </w:rPr>
-              <w:t>The base case. Food and packaging stays near the 27.4% of revenue the company actually recorded in the first half of 2026, and the EBITDA margin runs from 25.3% to 26.1% across the forecast.</w:t>
+              <w:t>The base case. Food and packaging stays near the 27.4% of revenue the company actually recorded in the first half of 2026, and the EBITDA margin runs from 25.4% to a peak of 25.4% before the growing delivery channel eases it to 24.9%.</w:t>
             </w:r>
           </w:p>
         </w:tc>
@@ -1663,7 +1804,7 @@
                 <w:color w:val="1C3A36"/>
                 <w:sz w:val="18"/>
               </w:rPr>
-              <w:t>2.60</w:t>
+              <w:t>2.31</w:t>
             </w:r>
           </w:p>
         </w:tc>
@@ -1681,7 +1822,7 @@
                 <w:color w:val="1C3A36"/>
                 <w:sz w:val="18"/>
               </w:rPr>
-              <w:t>17%</w:t>
+              <w:t>3%</w:t>
             </w:r>
           </w:p>
         </w:tc>
@@ -1736,7 +1877,7 @@
                 <w:color w:val="1C3A36"/>
                 <w:sz w:val="18"/>
               </w:rPr>
-              <w:t>2.06</w:t>
+              <w:t>1.98</w:t>
             </w:r>
           </w:p>
         </w:tc>
@@ -1754,7 +1895,7 @@
                 <w:color w:val="1C3A36"/>
                 <w:sz w:val="18"/>
               </w:rPr>
-              <w:t>-7%</w:t>
+              <w:t>-11%</w:t>
             </w:r>
           </w:p>
         </w:tc>
@@ -1776,7 +1917,7 @@
           <w:color w:val="6E7B77"/>
           <w:sz w:val="17"/>
         </w:rPr>
-        <w:t>Neither is averaged into the other. The difference between them, 21%, is larger than the entire plausible range of the cost of capital.</w:t>
+        <w:t>Neither is averaged into the other. The difference between them, 14%, is larger than the entire plausible range of the cost of capital.</w:t>
       </w:r>
     </w:p>
     <w:p>
@@ -1911,7 +2052,7 @@
                 <w:color w:val="1C3A36"/>
                 <w:sz w:val="18"/>
               </w:rPr>
-              <w:t>1,449</w:t>
+              <w:t>1,355</w:t>
             </w:r>
           </w:p>
         </w:tc>
@@ -1929,7 +2070,7 @@
                 <w:color w:val="1C3A36"/>
                 <w:sz w:val="18"/>
               </w:rPr>
-              <w:t>0.63</w:t>
+              <w:t>0.59</w:t>
             </w:r>
           </w:p>
         </w:tc>
@@ -1966,7 +2107,7 @@
                 <w:color w:val="1C3A36"/>
                 <w:sz w:val="18"/>
               </w:rPr>
-              <w:t>4,727</w:t>
+              <w:t>4,036</w:t>
             </w:r>
           </w:p>
         </w:tc>
@@ -1984,7 +2125,7 @@
                 <w:color w:val="1C3A36"/>
                 <w:sz w:val="18"/>
               </w:rPr>
-              <w:t>2.07</w:t>
+              <w:t>1.76</w:t>
             </w:r>
           </w:p>
         </w:tc>
@@ -2025,7 +2166,7 @@
                 <w:color w:val="1C3A36"/>
                 <w:sz w:val="18"/>
               </w:rPr>
-              <w:t>6,176</w:t>
+              <w:t>5,391</w:t>
             </w:r>
           </w:p>
         </w:tc>
@@ -2045,7 +2186,7 @@
                 <w:color w:val="1C3A36"/>
                 <w:sz w:val="18"/>
               </w:rPr>
-              <w:t>2.70</w:t>
+              <w:t>2.36</w:t>
             </w:r>
           </w:p>
         </w:tc>
@@ -2251,7 +2392,7 @@
                 <w:color w:val="1C3A36"/>
                 <w:sz w:val="18"/>
               </w:rPr>
-              <w:t>5,955</w:t>
+              <w:t>5,170</w:t>
             </w:r>
           </w:p>
         </w:tc>
@@ -2271,7 +2412,7 @@
                 <w:color w:val="1C3A36"/>
                 <w:sz w:val="18"/>
               </w:rPr>
-              <w:t>2.60</w:t>
+              <w:t>2.26</w:t>
             </w:r>
           </w:p>
         </w:tc>
@@ -2312,7 +2453,7 @@
                 <w:color w:val="1C3A36"/>
                 <w:sz w:val="18"/>
               </w:rPr>
-              <w:t>77%</w:t>
+              <w:t>75%</w:t>
             </w:r>
           </w:p>
         </w:tc>
@@ -2396,7 +2537,7 @@
           <w:color w:val="1C3A36"/>
           <w:sz w:val="21"/>
         </w:rPr>
-        <w:t>The business is a master franchisee. It licenses KFC, Pizza Hut, Hardee's, Krispy Kreme, Costa Coffee, Peet's Coffee, Baskin-Robbins, TGI Fridays, Wimpy and Chicken Tikka, and has lately added two of its own: Malak Al Tawouk, acquired in the United Arab Emirates and Saudi Arabia, and carpo, launched in Qatar. Four power brands produce 94% of revenue. Home delivery is now 52% of sales, up from 44% two years ago, largely through the company's own ordering application rather than third-party platforms.</w:t>
+        <w:t>The business is a master franchisee. It licenses KFC, Pizza Hut, Hardee's, Krispy Kreme, Costa Coffee, Peet's Coffee, Baskin-Robbins, TGI Fridays, Wimpy and Chicken Tikka, and has lately added two of its own: Malak Al Tawouk, acquired in the United Arab Emirates and Saudi Arabia, and carpo, launched in Qatar. Four power brands produce 94% of revenue. Home delivery is 52% of sales in the first half of 2026, against 42% in the same half two years earlier, largely through the company's own ordering application rather than third-party platforms.</w:t>
       </w:r>
     </w:p>
     <w:tbl>
@@ -4348,7 +4489,7 @@
           <w:color w:val="6E7B77"/>
           <w:sz w:val="17"/>
         </w:rPr>
-        <w:t>The 2023 restaurant count is derived from the disclosed net-opening series; every other figure is read directly from the audited statements or the reviewed interim statements.</w:t>
+        <w:t>The 2023 restaurant count of 2,435 is the company's own disclosure in its FY2023 earnings release. EBITDA is reconstructed as operating profit plus depreciation, amortisation and impairments — it appears in no audited statement, and the releases publish a closely similar "Adjusted EBITDA". The 30 June 2026 cash figure includes the USD 22 million of treasury bills and deposit-linked notes reported that date as investments in financial assets; the earlier columns have no such line.</w:t>
       </w:r>
     </w:p>
     <w:p>
@@ -4694,7 +4835,7 @@
                 <w:color w:val="1C3A36"/>
                 <w:sz w:val="17"/>
               </w:rPr>
-              <w:t>705</w:t>
+              <w:t>708</w:t>
             </w:r>
           </w:p>
         </w:tc>
@@ -4712,7 +4853,7 @@
                 <w:color w:val="1C3A36"/>
                 <w:sz w:val="17"/>
               </w:rPr>
-              <w:t>770</w:t>
+              <w:t>760</w:t>
             </w:r>
           </w:p>
         </w:tc>
@@ -4730,7 +4871,7 @@
                 <w:color w:val="1C3A36"/>
                 <w:sz w:val="17"/>
               </w:rPr>
-              <w:t>841</w:t>
+              <w:t>819</w:t>
             </w:r>
           </w:p>
         </w:tc>
@@ -4748,7 +4889,7 @@
                 <w:color w:val="1C3A36"/>
                 <w:sz w:val="17"/>
               </w:rPr>
-              <w:t>909</w:t>
+              <w:t>876</w:t>
             </w:r>
           </w:p>
         </w:tc>
@@ -4766,7 +4907,7 @@
                 <w:color w:val="1C3A36"/>
                 <w:sz w:val="17"/>
               </w:rPr>
-              <w:t>980</w:t>
+              <w:t>934</w:t>
             </w:r>
           </w:p>
         </w:tc>
@@ -4803,6 +4944,24 @@
                 <w:color w:val="1C3A36"/>
                 <w:sz w:val="17"/>
               </w:rPr>
+              <w:t>25.4%</w:t>
+            </w:r>
+          </w:p>
+        </w:tc>
+        <w:tc>
+          <w:tcPr>
+            <w:tcW w:type="dxa" w:w="1296"/>
+          </w:tcPr>
+          <w:p>
+            <w:pPr>
+              <w:spacing w:after="20"/>
+              <w:jc w:val="right"/>
+            </w:pPr>
+            <w:r>
+              <w:rPr>
+                <w:color w:val="1C3A36"/>
+                <w:sz w:val="17"/>
+              </w:rPr>
               <w:t>25.3%</w:t>
             </w:r>
           </w:p>
@@ -4821,7 +4980,7 @@
                 <w:color w:val="1C3A36"/>
                 <w:sz w:val="17"/>
               </w:rPr>
-              <w:t>25.6%</w:t>
+              <w:t>25.2%</w:t>
             </w:r>
           </w:p>
         </w:tc>
@@ -4839,7 +4998,7 @@
                 <w:color w:val="1C3A36"/>
                 <w:sz w:val="17"/>
               </w:rPr>
-              <w:t>25.8%</w:t>
+              <w:t>25.0%</w:t>
             </w:r>
           </w:p>
         </w:tc>
@@ -4857,25 +5016,7 @@
                 <w:color w:val="1C3A36"/>
                 <w:sz w:val="17"/>
               </w:rPr>
-              <w:t>26.0%</w:t>
-            </w:r>
-          </w:p>
-        </w:tc>
-        <w:tc>
-          <w:tcPr>
-            <w:tcW w:type="dxa" w:w="1296"/>
-          </w:tcPr>
-          <w:p>
-            <w:pPr>
-              <w:spacing w:after="20"/>
-              <w:jc w:val="right"/>
-            </w:pPr>
-            <w:r>
-              <w:rPr>
-                <w:color w:val="1C3A36"/>
-                <w:sz w:val="17"/>
-              </w:rPr>
-              <w:t>26.1%</w:t>
+              <w:t>24.9%</w:t>
             </w:r>
           </w:p>
         </w:tc>
@@ -5021,7 +5162,7 @@
                 <w:color w:val="1C3A36"/>
                 <w:sz w:val="17"/>
               </w:rPr>
-              <w:t>378</w:t>
+              <w:t>371</w:t>
             </w:r>
           </w:p>
         </w:tc>
@@ -5039,7 +5180,7 @@
                 <w:color w:val="1C3A36"/>
                 <w:sz w:val="17"/>
               </w:rPr>
-              <w:t>433</w:t>
+              <w:t>414</w:t>
             </w:r>
           </w:p>
         </w:tc>
@@ -5057,7 +5198,7 @@
                 <w:color w:val="1C3A36"/>
                 <w:sz w:val="17"/>
               </w:rPr>
-              <w:t>489</w:t>
+              <w:t>458</w:t>
             </w:r>
           </w:p>
         </w:tc>
@@ -5075,7 +5216,7 @@
                 <w:color w:val="1C3A36"/>
                 <w:sz w:val="17"/>
               </w:rPr>
-              <w:t>540</w:t>
+              <w:t>495</w:t>
             </w:r>
           </w:p>
         </w:tc>
@@ -5093,7 +5234,7 @@
                 <w:color w:val="1C3A36"/>
                 <w:sz w:val="17"/>
               </w:rPr>
-              <w:t>589</w:t>
+              <w:t>531</w:t>
             </w:r>
           </w:p>
         </w:tc>
@@ -5130,7 +5271,7 @@
                 <w:color w:val="1C3A36"/>
                 <w:sz w:val="17"/>
               </w:rPr>
-              <w:t>323</w:t>
+              <w:t>318</w:t>
             </w:r>
           </w:p>
         </w:tc>
@@ -5148,7 +5289,7 @@
                 <w:color w:val="1C3A36"/>
                 <w:sz w:val="17"/>
               </w:rPr>
-              <w:t>368</w:t>
+              <w:t>352</w:t>
             </w:r>
           </w:p>
         </w:tc>
@@ -5166,7 +5307,7 @@
                 <w:color w:val="1C3A36"/>
                 <w:sz w:val="17"/>
               </w:rPr>
-              <w:t>413</w:t>
+              <w:t>387</w:t>
             </w:r>
           </w:p>
         </w:tc>
@@ -5184,7 +5325,7 @@
                 <w:color w:val="1C3A36"/>
                 <w:sz w:val="17"/>
               </w:rPr>
-              <w:t>453</w:t>
+              <w:t>416</w:t>
             </w:r>
           </w:p>
         </w:tc>
@@ -5202,7 +5343,7 @@
                 <w:color w:val="1C3A36"/>
                 <w:sz w:val="17"/>
               </w:rPr>
-              <w:t>495</w:t>
+              <w:t>446</w:t>
             </w:r>
           </w:p>
         </w:tc>
@@ -5330,7 +5471,7 @@
                 <w:color w:val="1C3A36"/>
                 <w:sz w:val="17"/>
               </w:rPr>
-              <w:t>Less capital expenditure, including new leases</w:t>
+              <w:t>Less the recurring impairment charge</w:t>
             </w:r>
           </w:p>
         </w:tc>
@@ -5348,7 +5489,7 @@
                 <w:color w:val="1C3A36"/>
                 <w:sz w:val="17"/>
               </w:rPr>
-              <w:t>(356)</w:t>
+              <w:t>(9)</w:t>
             </w:r>
           </w:p>
         </w:tc>
@@ -5366,7 +5507,7 @@
                 <w:color w:val="1C3A36"/>
                 <w:sz w:val="17"/>
               </w:rPr>
-              <w:t>(381)</w:t>
+              <w:t>(9)</w:t>
             </w:r>
           </w:p>
         </w:tc>
@@ -5384,7 +5525,7 @@
                 <w:color w:val="1C3A36"/>
                 <w:sz w:val="17"/>
               </w:rPr>
-              <w:t>(408)</w:t>
+              <w:t>(10)</w:t>
             </w:r>
           </w:p>
         </w:tc>
@@ -5402,7 +5543,7 @@
                 <w:color w:val="1C3A36"/>
                 <w:sz w:val="17"/>
               </w:rPr>
-              <w:t>(432)</w:t>
+              <w:t>(11)</w:t>
             </w:r>
           </w:p>
         </w:tc>
@@ -5420,7 +5561,7 @@
                 <w:color w:val="1C3A36"/>
                 <w:sz w:val="17"/>
               </w:rPr>
-              <w:t>(455)</w:t>
+              <w:t>(12)</w:t>
             </w:r>
           </w:p>
         </w:tc>
@@ -5439,7 +5580,7 @@
                 <w:color w:val="1C3A36"/>
                 <w:sz w:val="17"/>
               </w:rPr>
-              <w:t>Less change in working capital</w:t>
+              <w:t>Less capital expenditure, including new leases</w:t>
             </w:r>
           </w:p>
         </w:tc>
@@ -5457,7 +5598,7 @@
                 <w:color w:val="1C3A36"/>
                 <w:sz w:val="17"/>
               </w:rPr>
-              <w:t>(-27)</w:t>
+              <w:t>(356)</w:t>
             </w:r>
           </w:p>
         </w:tc>
@@ -5475,7 +5616,7 @@
                 <w:color w:val="1C3A36"/>
                 <w:sz w:val="17"/>
               </w:rPr>
-              <w:t>(-22)</w:t>
+              <w:t>(381)</w:t>
             </w:r>
           </w:p>
         </w:tc>
@@ -5493,7 +5634,7 @@
                 <w:color w:val="1C3A36"/>
                 <w:sz w:val="17"/>
               </w:rPr>
-              <w:t>(-24)</w:t>
+              <w:t>(408)</w:t>
             </w:r>
           </w:p>
         </w:tc>
@@ -5511,7 +5652,7 @@
                 <w:color w:val="1C3A36"/>
                 <w:sz w:val="17"/>
               </w:rPr>
-              <w:t>(-24)</w:t>
+              <w:t>(432)</w:t>
             </w:r>
           </w:p>
         </w:tc>
@@ -5529,7 +5670,7 @@
                 <w:color w:val="1C3A36"/>
                 <w:sz w:val="17"/>
               </w:rPr>
-              <w:t>(-24)</w:t>
+              <w:t>(455)</w:t>
             </w:r>
           </w:p>
         </w:tc>
@@ -5550,7 +5691,7 @@
                 <w:color w:val="1C3A36"/>
                 <w:sz w:val="17"/>
               </w:rPr>
-              <w:t>Free cash flow to the firm</w:t>
+              <w:t>Less change in working capital</w:t>
             </w:r>
           </w:p>
         </w:tc>
@@ -5570,7 +5711,7 @@
                 <w:color w:val="1C3A36"/>
                 <w:sz w:val="17"/>
               </w:rPr>
-              <w:t>322</w:t>
+              <w:t>(-27)</w:t>
             </w:r>
           </w:p>
         </w:tc>
@@ -5590,7 +5731,7 @@
                 <w:color w:val="1C3A36"/>
                 <w:sz w:val="17"/>
               </w:rPr>
-              <w:t>345</w:t>
+              <w:t>(-22)</w:t>
             </w:r>
           </w:p>
         </w:tc>
@@ -5610,7 +5751,7 @@
                 <w:color w:val="1C3A36"/>
                 <w:sz w:val="17"/>
               </w:rPr>
-              <w:t>382</w:t>
+              <w:t>(-24)</w:t>
             </w:r>
           </w:p>
         </w:tc>
@@ -5630,7 +5771,7 @@
                 <w:color w:val="1C3A36"/>
                 <w:sz w:val="17"/>
               </w:rPr>
-              <w:t>416</w:t>
+              <w:t>(-24)</w:t>
             </w:r>
           </w:p>
         </w:tc>
@@ -5650,7 +5791,7 @@
                 <w:color w:val="1C3A36"/>
                 <w:sz w:val="17"/>
               </w:rPr>
-              <w:t>454</w:t>
+              <w:t>(-24)</w:t>
             </w:r>
           </w:p>
         </w:tc>
@@ -5669,7 +5810,7 @@
                 <w:color w:val="1C3A36"/>
                 <w:sz w:val="17"/>
               </w:rPr>
-              <w:t>Cost of capital</w:t>
+              <w:t>Free cash flow to the firm</w:t>
             </w:r>
           </w:p>
         </w:tc>
@@ -5687,7 +5828,7 @@
                 <w:color w:val="1C3A36"/>
                 <w:sz w:val="17"/>
               </w:rPr>
-              <w:t>9.6%</w:t>
+              <w:t>317</w:t>
             </w:r>
           </w:p>
         </w:tc>
@@ -5705,7 +5846,7 @@
                 <w:color w:val="1C3A36"/>
                 <w:sz w:val="17"/>
               </w:rPr>
-              <w:t>9.6%</w:t>
+              <w:t>329</w:t>
             </w:r>
           </w:p>
         </w:tc>
@@ -5723,7 +5864,7 @@
                 <w:color w:val="1C3A36"/>
                 <w:sz w:val="17"/>
               </w:rPr>
-              <w:t>9.5%</w:t>
+              <w:t>355</w:t>
             </w:r>
           </w:p>
         </w:tc>
@@ -5741,7 +5882,7 @@
                 <w:color w:val="1C3A36"/>
                 <w:sz w:val="17"/>
               </w:rPr>
-              <w:t>9.5%</w:t>
+              <w:t>379</w:t>
             </w:r>
           </w:p>
         </w:tc>
@@ -5759,7 +5900,7 @@
                 <w:color w:val="1C3A36"/>
                 <w:sz w:val="17"/>
               </w:rPr>
-              <w:t>9.5%</w:t>
+              <w:t>406</w:t>
             </w:r>
           </w:p>
         </w:tc>
@@ -5778,7 +5919,7 @@
                 <w:color w:val="1C3A36"/>
                 <w:sz w:val="17"/>
               </w:rPr>
-              <w:t>Discount factor</w:t>
+              <w:t>Cost of capital</w:t>
             </w:r>
           </w:p>
         </w:tc>
@@ -5796,7 +5937,7 @@
                 <w:color w:val="1C3A36"/>
                 <w:sz w:val="17"/>
               </w:rPr>
-              <w:t>0.912</w:t>
+              <w:t>9.5%</w:t>
             </w:r>
           </w:p>
         </w:tc>
@@ -5814,7 +5955,7 @@
                 <w:color w:val="1C3A36"/>
                 <w:sz w:val="17"/>
               </w:rPr>
-              <w:t>0.833</w:t>
+              <w:t>9.5%</w:t>
             </w:r>
           </w:p>
         </w:tc>
@@ -5832,7 +5973,7 @@
                 <w:color w:val="1C3A36"/>
                 <w:sz w:val="17"/>
               </w:rPr>
-              <w:t>0.760</w:t>
+              <w:t>9.5%</w:t>
             </w:r>
           </w:p>
         </w:tc>
@@ -5850,7 +5991,7 @@
                 <w:color w:val="1C3A36"/>
                 <w:sz w:val="17"/>
               </w:rPr>
-              <w:t>0.695</w:t>
+              <w:t>9.5%</w:t>
             </w:r>
           </w:p>
         </w:tc>
@@ -5868,7 +6009,7 @@
                 <w:color w:val="1C3A36"/>
                 <w:sz w:val="17"/>
               </w:rPr>
-              <w:t>0.635</w:t>
+              <w:t>9.5%</w:t>
             </w:r>
           </w:p>
         </w:tc>
@@ -5889,7 +6030,7 @@
                 <w:color w:val="1C3A36"/>
                 <w:sz w:val="17"/>
               </w:rPr>
-              <w:t>Present value of free cash flow</w:t>
+              <w:t>Discount factor</w:t>
             </w:r>
           </w:p>
         </w:tc>
@@ -5909,7 +6050,7 @@
                 <w:color w:val="1C3A36"/>
                 <w:sz w:val="17"/>
               </w:rPr>
-              <w:t>294</w:t>
+              <w:t>0.913</w:t>
             </w:r>
           </w:p>
         </w:tc>
@@ -5929,7 +6070,7 @@
                 <w:color w:val="1C3A36"/>
                 <w:sz w:val="17"/>
               </w:rPr>
-              <w:t>287</w:t>
+              <w:t>0.834</w:t>
             </w:r>
           </w:p>
         </w:tc>
@@ -5949,7 +6090,7 @@
                 <w:color w:val="1C3A36"/>
                 <w:sz w:val="17"/>
               </w:rPr>
-              <w:t>290</w:t>
+              <w:t>0.762</w:t>
             </w:r>
           </w:p>
         </w:tc>
@@ -5969,7 +6110,7 @@
                 <w:color w:val="1C3A36"/>
                 <w:sz w:val="17"/>
               </w:rPr>
-              <w:t>289</w:t>
+              <w:t>0.695</w:t>
             </w:r>
           </w:p>
         </w:tc>
@@ -5989,7 +6130,116 @@
                 <w:color w:val="1C3A36"/>
                 <w:sz w:val="17"/>
               </w:rPr>
-              <w:t>288</w:t>
+              <w:t>0.635</w:t>
+            </w:r>
+          </w:p>
+        </w:tc>
+      </w:tr>
+      <w:tr>
+        <w:tc>
+          <w:tcPr>
+            <w:tcW w:type="dxa" w:w="3672"/>
+          </w:tcPr>
+          <w:p>
+            <w:pPr>
+              <w:spacing w:after="20"/>
+            </w:pPr>
+            <w:r>
+              <w:rPr>
+                <w:color w:val="1C3A36"/>
+                <w:sz w:val="17"/>
+              </w:rPr>
+              <w:t>Present value of free cash flow</w:t>
+            </w:r>
+          </w:p>
+        </w:tc>
+        <w:tc>
+          <w:tcPr>
+            <w:tcW w:type="dxa" w:w="1296"/>
+          </w:tcPr>
+          <w:p>
+            <w:pPr>
+              <w:spacing w:after="20"/>
+              <w:jc w:val="right"/>
+            </w:pPr>
+            <w:r>
+              <w:rPr>
+                <w:color w:val="1C3A36"/>
+                <w:sz w:val="17"/>
+              </w:rPr>
+              <w:t>289</w:t>
+            </w:r>
+          </w:p>
+        </w:tc>
+        <w:tc>
+          <w:tcPr>
+            <w:tcW w:type="dxa" w:w="1296"/>
+          </w:tcPr>
+          <w:p>
+            <w:pPr>
+              <w:spacing w:after="20"/>
+              <w:jc w:val="right"/>
+            </w:pPr>
+            <w:r>
+              <w:rPr>
+                <w:color w:val="1C3A36"/>
+                <w:sz w:val="17"/>
+              </w:rPr>
+              <w:t>274</w:t>
+            </w:r>
+          </w:p>
+        </w:tc>
+        <w:tc>
+          <w:tcPr>
+            <w:tcW w:type="dxa" w:w="1296"/>
+          </w:tcPr>
+          <w:p>
+            <w:pPr>
+              <w:spacing w:after="20"/>
+              <w:jc w:val="right"/>
+            </w:pPr>
+            <w:r>
+              <w:rPr>
+                <w:color w:val="1C3A36"/>
+                <w:sz w:val="17"/>
+              </w:rPr>
+              <w:t>270</w:t>
+            </w:r>
+          </w:p>
+        </w:tc>
+        <w:tc>
+          <w:tcPr>
+            <w:tcW w:type="dxa" w:w="1296"/>
+          </w:tcPr>
+          <w:p>
+            <w:pPr>
+              <w:spacing w:after="20"/>
+              <w:jc w:val="right"/>
+            </w:pPr>
+            <w:r>
+              <w:rPr>
+                <w:color w:val="1C3A36"/>
+                <w:sz w:val="17"/>
+              </w:rPr>
+              <w:t>263</w:t>
+            </w:r>
+          </w:p>
+        </w:tc>
+        <w:tc>
+          <w:tcPr>
+            <w:tcW w:type="dxa" w:w="1296"/>
+          </w:tcPr>
+          <w:p>
+            <w:pPr>
+              <w:spacing w:after="20"/>
+              <w:jc w:val="right"/>
+            </w:pPr>
+            <w:r>
+              <w:rPr>
+                <w:color w:val="1C3A36"/>
+                <w:sz w:val="17"/>
+              </w:rPr>
+              <w:t>258</w:t>
             </w:r>
           </w:p>
         </w:tc>
@@ -6037,13 +6287,13 @@
         <w:tblLayout w:type="fixed"/>
       </w:tblPr>
       <w:tblGrid>
-        <w:gridCol w:w="8530"/>
-        <w:gridCol w:w="902"/>
+        <w:gridCol w:w="7488"/>
+        <w:gridCol w:w="1944"/>
       </w:tblGrid>
       <w:tr>
         <w:tc>
           <w:tcPr>
-            <w:tcW w:type="dxa" w:w="8530"/>
+            <w:tcW w:type="dxa" w:w="7488"/>
             <w:shd w:val="clear" w:color="auto" w:fill="EAF0EE"/>
           </w:tcPr>
           <w:p>
@@ -6062,7 +6312,7 @@
         </w:tc>
         <w:tc>
           <w:tcPr>
-            <w:tcW w:type="dxa" w:w="902"/>
+            <w:tcW w:type="dxa" w:w="1944"/>
             <w:shd w:val="clear" w:color="auto" w:fill="EAF0EE"/>
           </w:tcPr>
           <w:p>
@@ -6083,7 +6333,7 @@
       <w:tr>
         <w:tc>
           <w:tcPr>
-            <w:tcW w:type="dxa" w:w="8530"/>
+            <w:tcW w:type="dxa" w:w="7488"/>
           </w:tcPr>
           <w:p>
             <w:pPr>
@@ -6100,7 +6350,7 @@
         </w:tc>
         <w:tc>
           <w:tcPr>
-            <w:tcW w:type="dxa" w:w="902"/>
+            <w:tcW w:type="dxa" w:w="1944"/>
           </w:tcPr>
           <w:p>
             <w:pPr>
@@ -6112,7 +6362,7 @@
                 <w:color w:val="1C3A36"/>
                 <w:sz w:val="18"/>
               </w:rPr>
-              <w:t>509</w:t>
+              <w:t>460</w:t>
             </w:r>
           </w:p>
         </w:tc>
@@ -6120,7 +6370,7 @@
       <w:tr>
         <w:tc>
           <w:tcPr>
-            <w:tcW w:type="dxa" w:w="8530"/>
+            <w:tcW w:type="dxa" w:w="7488"/>
           </w:tcPr>
           <w:p>
             <w:pPr>
@@ -6137,7 +6387,7 @@
         </w:tc>
         <w:tc>
           <w:tcPr>
-            <w:tcW w:type="dxa" w:w="902"/>
+            <w:tcW w:type="dxa" w:w="1944"/>
           </w:tcPr>
           <w:p>
             <w:pPr>
@@ -6157,7 +6407,7 @@
       <w:tr>
         <w:tc>
           <w:tcPr>
-            <w:tcW w:type="dxa" w:w="8530"/>
+            <w:tcW w:type="dxa" w:w="7488"/>
           </w:tcPr>
           <w:p>
             <w:pPr>
@@ -6168,13 +6418,13 @@
                 <w:color w:val="1C3A36"/>
                 <w:sz w:val="18"/>
               </w:rPr>
-              <w:t>Terminal return on invested capital</w:t>
-            </w:r>
-          </w:p>
-        </w:tc>
-        <w:tc>
-          <w:tcPr>
-            <w:tcW w:type="dxa" w:w="902"/>
+              <w:t>Terminal return on incremental capital — faded to the payback-anchored target</w:t>
+            </w:r>
+          </w:p>
+        </w:tc>
+        <w:tc>
+          <w:tcPr>
+            <w:tcW w:type="dxa" w:w="1944"/>
           </w:tcPr>
           <w:p>
             <w:pPr>
@@ -6186,7 +6436,7 @@
                 <w:color w:val="1C3A36"/>
                 <w:sz w:val="18"/>
               </w:rPr>
-              <w:t>56%</w:t>
+              <w:t>30%</w:t>
             </w:r>
           </w:p>
         </w:tc>
@@ -6194,7 +6444,7 @@
       <w:tr>
         <w:tc>
           <w:tcPr>
-            <w:tcW w:type="dxa" w:w="8530"/>
+            <w:tcW w:type="dxa" w:w="7488"/>
           </w:tcPr>
           <w:p>
             <w:pPr>
@@ -6205,13 +6455,13 @@
                 <w:color w:val="1C3A36"/>
                 <w:sz w:val="18"/>
               </w:rPr>
-              <w:t>Required reinvestment rate — growth over return on capital</w:t>
-            </w:r>
-          </w:p>
-        </w:tc>
-        <w:tc>
-          <w:tcPr>
-            <w:tcW w:type="dxa" w:w="902"/>
+              <w:t>Model-implied average return on closing capital (the bull reading)</w:t>
+            </w:r>
+          </w:p>
+        </w:tc>
+        <w:tc>
+          <w:tcPr>
+            <w:tcW w:type="dxa" w:w="1944"/>
           </w:tcPr>
           <w:p>
             <w:pPr>
@@ -6223,7 +6473,7 @@
                 <w:color w:val="1C3A36"/>
                 <w:sz w:val="18"/>
               </w:rPr>
-              <w:t>5.3%</w:t>
+              <w:t>49%</w:t>
             </w:r>
           </w:p>
         </w:tc>
@@ -6231,7 +6481,7 @@
       <w:tr>
         <w:tc>
           <w:tcPr>
-            <w:tcW w:type="dxa" w:w="8530"/>
+            <w:tcW w:type="dxa" w:w="7488"/>
           </w:tcPr>
           <w:p>
             <w:pPr>
@@ -6242,13 +6492,13 @@
                 <w:color w:val="1C3A36"/>
                 <w:sz w:val="18"/>
               </w:rPr>
-              <w:t>Terminal growth</w:t>
-            </w:r>
-          </w:p>
-        </w:tc>
-        <w:tc>
-          <w:tcPr>
-            <w:tcW w:type="dxa" w:w="902"/>
+              <w:t>Required reinvestment rate — growth over return on capital</w:t>
+            </w:r>
+          </w:p>
+        </w:tc>
+        <w:tc>
+          <w:tcPr>
+            <w:tcW w:type="dxa" w:w="1944"/>
           </w:tcPr>
           <w:p>
             <w:pPr>
@@ -6260,7 +6510,7 @@
                 <w:color w:val="1C3A36"/>
                 <w:sz w:val="18"/>
               </w:rPr>
-              <w:t>3.0%</w:t>
+              <w:t>10.0%</w:t>
             </w:r>
           </w:p>
         </w:tc>
@@ -6268,7 +6518,7 @@
       <w:tr>
         <w:tc>
           <w:tcPr>
-            <w:tcW w:type="dxa" w:w="8530"/>
+            <w:tcW w:type="dxa" w:w="7488"/>
           </w:tcPr>
           <w:p>
             <w:pPr>
@@ -6279,13 +6529,13 @@
                 <w:color w:val="1C3A36"/>
                 <w:sz w:val="18"/>
               </w:rPr>
-              <w:t>Terminal cost of capital</w:t>
-            </w:r>
-          </w:p>
-        </w:tc>
-        <w:tc>
-          <w:tcPr>
-            <w:tcW w:type="dxa" w:w="902"/>
+              <w:t>Terminal growth</w:t>
+            </w:r>
+          </w:p>
+        </w:tc>
+        <w:tc>
+          <w:tcPr>
+            <w:tcW w:type="dxa" w:w="1944"/>
           </w:tcPr>
           <w:p>
             <w:pPr>
@@ -6297,7 +6547,7 @@
                 <w:color w:val="1C3A36"/>
                 <w:sz w:val="18"/>
               </w:rPr>
-              <w:t>9.47%</w:t>
+              <w:t>3.0%</w:t>
             </w:r>
           </w:p>
         </w:tc>
@@ -6305,7 +6555,7 @@
       <w:tr>
         <w:tc>
           <w:tcPr>
-            <w:tcW w:type="dxa" w:w="8530"/>
+            <w:tcW w:type="dxa" w:w="7488"/>
           </w:tcPr>
           <w:p>
             <w:pPr>
@@ -6316,13 +6566,13 @@
                 <w:color w:val="1C3A36"/>
                 <w:sz w:val="18"/>
               </w:rPr>
-              <w:t>Terminal value (USD m)</w:t>
-            </w:r>
-          </w:p>
-        </w:tc>
-        <w:tc>
-          <w:tcPr>
-            <w:tcW w:type="dxa" w:w="902"/>
+              <w:t>Terminal cost of capital</w:t>
+            </w:r>
+          </w:p>
+        </w:tc>
+        <w:tc>
+          <w:tcPr>
+            <w:tcW w:type="dxa" w:w="1944"/>
           </w:tcPr>
           <w:p>
             <w:pPr>
@@ -6334,7 +6584,7 @@
                 <w:color w:val="1C3A36"/>
                 <w:sz w:val="18"/>
               </w:rPr>
-              <w:t>7,450</w:t>
+              <w:t>9.51%</w:t>
             </w:r>
           </w:p>
         </w:tc>
@@ -6342,7 +6592,7 @@
       <w:tr>
         <w:tc>
           <w:tcPr>
-            <w:tcW w:type="dxa" w:w="8530"/>
+            <w:tcW w:type="dxa" w:w="7488"/>
           </w:tcPr>
           <w:p>
             <w:pPr>
@@ -6353,13 +6603,13 @@
                 <w:color w:val="1C3A36"/>
                 <w:sz w:val="18"/>
               </w:rPr>
-              <w:t>Present value of the terminal value (USD m)</w:t>
-            </w:r>
-          </w:p>
-        </w:tc>
-        <w:tc>
-          <w:tcPr>
-            <w:tcW w:type="dxa" w:w="902"/>
+              <w:t>Terminal value (USD m)</w:t>
+            </w:r>
+          </w:p>
+        </w:tc>
+        <w:tc>
+          <w:tcPr>
+            <w:tcW w:type="dxa" w:w="1944"/>
           </w:tcPr>
           <w:p>
             <w:pPr>
@@ -6371,7 +6621,7 @@
                 <w:color w:val="1C3A36"/>
                 <w:sz w:val="18"/>
               </w:rPr>
-              <w:t>4,727</w:t>
+              <w:t>6,356</w:t>
             </w:r>
           </w:p>
         </w:tc>
@@ -6379,7 +6629,7 @@
       <w:tr>
         <w:tc>
           <w:tcPr>
-            <w:tcW w:type="dxa" w:w="8530"/>
+            <w:tcW w:type="dxa" w:w="7488"/>
             <w:shd w:val="clear" w:color="auto" w:fill="F6F1E6"/>
           </w:tcPr>
           <w:p>
@@ -6392,13 +6642,13 @@
                 <w:color w:val="1C3A36"/>
                 <w:sz w:val="18"/>
               </w:rPr>
-              <w:t>Terminal value as a share of enterprise value</w:t>
-            </w:r>
-          </w:p>
-        </w:tc>
-        <w:tc>
-          <w:tcPr>
-            <w:tcW w:type="dxa" w:w="902"/>
+              <w:t>Present value of the terminal value (USD m)</w:t>
+            </w:r>
+          </w:p>
+        </w:tc>
+        <w:tc>
+          <w:tcPr>
+            <w:tcW w:type="dxa" w:w="1944"/>
             <w:shd w:val="clear" w:color="auto" w:fill="F6F1E6"/>
           </w:tcPr>
           <w:p>
@@ -6412,7 +6662,7 @@
                 <w:color w:val="1C3A36"/>
                 <w:sz w:val="18"/>
               </w:rPr>
-              <w:t>77%</w:t>
+              <w:t>4,036</w:t>
             </w:r>
           </w:p>
         </w:tc>
@@ -6420,7 +6670,7 @@
       <w:tr>
         <w:tc>
           <w:tcPr>
-            <w:tcW w:type="dxa" w:w="8530"/>
+            <w:tcW w:type="dxa" w:w="7488"/>
           </w:tcPr>
           <w:p>
             <w:pPr>
@@ -6431,13 +6681,13 @@
                 <w:color w:val="1C3A36"/>
                 <w:sz w:val="18"/>
               </w:rPr>
-              <w:t>Enterprise value (USD m)</w:t>
-            </w:r>
-          </w:p>
-        </w:tc>
-        <w:tc>
-          <w:tcPr>
-            <w:tcW w:type="dxa" w:w="902"/>
+              <w:t>Terminal value as a share of enterprise value</w:t>
+            </w:r>
+          </w:p>
+        </w:tc>
+        <w:tc>
+          <w:tcPr>
+            <w:tcW w:type="dxa" w:w="1944"/>
           </w:tcPr>
           <w:p>
             <w:pPr>
@@ -6449,7 +6699,7 @@
                 <w:color w:val="1C3A36"/>
                 <w:sz w:val="18"/>
               </w:rPr>
-              <w:t>6,176</w:t>
+              <w:t>75%</w:t>
             </w:r>
           </w:p>
         </w:tc>
@@ -6457,7 +6707,7 @@
       <w:tr>
         <w:tc>
           <w:tcPr>
-            <w:tcW w:type="dxa" w:w="8530"/>
+            <w:tcW w:type="dxa" w:w="7488"/>
           </w:tcPr>
           <w:p>
             <w:pPr>
@@ -6468,13 +6718,13 @@
                 <w:color w:val="1C3A36"/>
                 <w:sz w:val="18"/>
               </w:rPr>
-              <w:t>Equity value (USD m)</w:t>
-            </w:r>
-          </w:p>
-        </w:tc>
-        <w:tc>
-          <w:tcPr>
-            <w:tcW w:type="dxa" w:w="902"/>
+              <w:t>Enterprise value (USD m)</w:t>
+            </w:r>
+          </w:p>
+        </w:tc>
+        <w:tc>
+          <w:tcPr>
+            <w:tcW w:type="dxa" w:w="1944"/>
           </w:tcPr>
           <w:p>
             <w:pPr>
@@ -6486,7 +6736,7 @@
                 <w:color w:val="1C3A36"/>
                 <w:sz w:val="18"/>
               </w:rPr>
-              <w:t>5,955</w:t>
+              <w:t>5,391</w:t>
             </w:r>
           </w:p>
         </w:tc>
@@ -6494,7 +6744,7 @@
       <w:tr>
         <w:tc>
           <w:tcPr>
-            <w:tcW w:type="dxa" w:w="8530"/>
+            <w:tcW w:type="dxa" w:w="7488"/>
             <w:shd w:val="clear" w:color="auto" w:fill="F6F1E6"/>
           </w:tcPr>
           <w:p>
@@ -6507,13 +6757,13 @@
                 <w:color w:val="1C3A36"/>
                 <w:sz w:val="18"/>
               </w:rPr>
-              <w:t>Fair value per share (AED)</w:t>
-            </w:r>
-          </w:p>
-        </w:tc>
-        <w:tc>
-          <w:tcPr>
-            <w:tcW w:type="dxa" w:w="902"/>
+              <w:t>Equity value (USD m)</w:t>
+            </w:r>
+          </w:p>
+        </w:tc>
+        <w:tc>
+          <w:tcPr>
+            <w:tcW w:type="dxa" w:w="1944"/>
             <w:shd w:val="clear" w:color="auto" w:fill="F6F1E6"/>
           </w:tcPr>
           <w:p>
@@ -6527,7 +6777,118 @@
                 <w:color w:val="1C3A36"/>
                 <w:sz w:val="18"/>
               </w:rPr>
-              <w:t>2.60</w:t>
+              <w:t>5,170</w:t>
+            </w:r>
+          </w:p>
+        </w:tc>
+      </w:tr>
+      <w:tr>
+        <w:tc>
+          <w:tcPr>
+            <w:tcW w:type="dxa" w:w="7488"/>
+          </w:tcPr>
+          <w:p>
+            <w:pPr>
+              <w:spacing w:after="20"/>
+            </w:pPr>
+            <w:r>
+              <w:rPr>
+                <w:color w:val="1C3A36"/>
+                <w:sz w:val="18"/>
+              </w:rPr>
+              <w:t>Fair value per share at 31 December 2025 (USD)</w:t>
+            </w:r>
+          </w:p>
+        </w:tc>
+        <w:tc>
+          <w:tcPr>
+            <w:tcW w:type="dxa" w:w="1944"/>
+          </w:tcPr>
+          <w:p>
+            <w:pPr>
+              <w:spacing w:after="20"/>
+              <w:jc w:val="right"/>
+            </w:pPr>
+            <w:r>
+              <w:rPr>
+                <w:color w:val="1C3A36"/>
+                <w:sz w:val="18"/>
+              </w:rPr>
+              <w:t>0.6156</w:t>
+            </w:r>
+          </w:p>
+        </w:tc>
+      </w:tr>
+      <w:tr>
+        <w:tc>
+          <w:tcPr>
+            <w:tcW w:type="dxa" w:w="7488"/>
+          </w:tcPr>
+          <w:p>
+            <w:pPr>
+              <w:spacing w:after="20"/>
+            </w:pPr>
+            <w:r>
+              <w:rPr>
+                <w:color w:val="1C3A36"/>
+                <w:sz w:val="18"/>
+              </w:rPr>
+              <w:t>Rolled to the 7 August 2026 anchor at the cost of equity, net of the USD 0.024 dividend paid in the window</w:t>
+            </w:r>
+          </w:p>
+        </w:tc>
+        <w:tc>
+          <w:tcPr>
+            <w:tcW w:type="dxa" w:w="1944"/>
+          </w:tcPr>
+          <w:p>
+            <w:pPr>
+              <w:spacing w:after="20"/>
+              <w:jc w:val="right"/>
+            </w:pPr>
+            <w:r>
+              <w:rPr>
+                <w:color w:val="1C3A36"/>
+                <w:sz w:val="18"/>
+              </w:rPr>
+              <w:t>x 1.0587 - 0.024</w:t>
+            </w:r>
+          </w:p>
+        </w:tc>
+      </w:tr>
+      <w:tr>
+        <w:tc>
+          <w:tcPr>
+            <w:tcW w:type="dxa" w:w="7488"/>
+          </w:tcPr>
+          <w:p>
+            <w:pPr>
+              <w:spacing w:after="20"/>
+            </w:pPr>
+            <w:r>
+              <w:rPr>
+                <w:color w:val="1C3A36"/>
+                <w:sz w:val="18"/>
+              </w:rPr>
+              <w:t>Fair value per share at the anchor (AED)</w:t>
+            </w:r>
+          </w:p>
+        </w:tc>
+        <w:tc>
+          <w:tcPr>
+            <w:tcW w:type="dxa" w:w="1944"/>
+          </w:tcPr>
+          <w:p>
+            <w:pPr>
+              <w:spacing w:after="20"/>
+              <w:jc w:val="right"/>
+            </w:pPr>
+            <w:r>
+              <w:rPr>
+                <w:color w:val="1C3A36"/>
+                <w:sz w:val="18"/>
+              </w:rPr>
+              <w:t>2.31</w:t>
             </w:r>
           </w:p>
         </w:tc>
@@ -6549,7 +6910,7 @@
           <w:color w:val="6E7B77"/>
           <w:sz w:val="17"/>
         </w:rPr>
-        <w:t>77% of the enterprise value sits beyond the fifth year. That is high, and it is why the terminal assumptions are sensitised on their own rather than buried in the total. The reinvestment rate is not assumed: it is growth divided by the return on capital, so a business earning 56% on incremental capital only has to reinvest 5.3% of its profit to grow at 3.0%.</w:t>
+        <w:t>75% of the enterprise value sits beyond the fifth year, which is why the terminal assumptions are sensitised on their own rather than buried in the total. The terminal return is NOT the model-implied average: the company's own store-economics table (USD 402 thousand a restaurant, three-year average payback, and the marginal brands beyond five years) says the incremental restaurant earns far less than the book average, so the return is faded to 30% and the reinvestment rate — growth over that return — is 10% of terminal profit. Every published value in this study is rolled from the 31 December 2025 valuation date to the 7 August 2026 price anchor at the cost of equity, net of the dividend paid between the two dates.</w:t>
       </w:r>
     </w:p>
     <w:p>
@@ -6577,7 +6938,7 @@
           <w:color w:val="1C3A36"/>
           <w:sz w:val="21"/>
         </w:rPr>
-        <w:t>The company earned a 50% return on average equity in 2025. That number is spectacular and almost meaningless. An operator that leases every restaurant it runs and distributes about 92% of its earnings holds very little book equity — USD 435 million at the half year, against a market capitalisation of USD 5,115 million. A justified price-to-book multiple therefore divides a very large return by a very small base and is unstable in both directions. On a sustainable return of 42% and a terminal cost of equity of 10.0% the justified multiple is 5.6 times book, which gives AED 1.07 a share. It is the lowest of the four lenses and carries the lowest weight. It is reported because leaving out the lens that disagrees would be dishonest, not because it is informative.</w:t>
+        <w:t>The company earned a 50% return on average equity in 2025. That number is spectacular and almost meaningless. An operator that leases every restaurant it runs and distributes about 92% of its earnings holds very little book equity — USD 435 million at the half year, against a market capitalisation of USD 5,100 million. A justified price-to-book multiple therefore divides a very large return by a very small base and is unstable in both directions. On a sustainable return of 42%, a terminal cost of equity of 9.99% and the same 3.0% terminal growth the cash-flow model uses, the justified multiple is 5.6 times book, which gives AED 1.07 a share. It is the lowest of the four lenses and carries the lowest weight. It is reported because leaving out the lens that disagrees would be dishonest, not because it is informative. One reconciliation note: the justified multiple implicitly retains growth over return — about a 93% payout — while the forecast distributes 85%; the difference is retained cash the firm-value lenses already count, so it is stated rather than adjusted.</w:t>
       </w:r>
     </w:p>
     <w:p>
@@ -6605,7 +6966,7 @@
           <w:color w:val="1C3A36"/>
           <w:sz w:val="21"/>
         </w:rPr>
-        <w:t>There is no clean comparable. The global names — Yum! Brands, Restaurant Brands, Domino's — are on the other side of Americana's contract: they collect royalties and carry EBITDA margins of 20% to 35% on a fraction of the revenue. The right comparators are the listed operator-franchisees, and the closest of all are Devyani International and Sapphire Foods in India, which run the same two brands Americana runs.</w:t>
+        <w:t>There is no clean comparable. The global names — Yum! Brands, Restaurant Brands, Domino's — are on the other side of Americana's contract: they collect royalties and carry EBITDA margins of 20% to 35% on a fraction of the revenue. The right comparators are the listed operator-franchisees — closest in structure, Devyani International and Sapphire Foods in India, which run the same two brands — though their published multiples may sit on a different lease-accounting basis and are read as indicative rather than precise.</w:t>
       </w:r>
     </w:p>
     <w:tbl>
@@ -7852,7 +8213,7 @@
                 <w:color w:val="1C3A36"/>
                 <w:sz w:val="17"/>
               </w:rPr>
-              <w:t>Americana, trailing</w:t>
+              <w:t>Americana, FY2025 (the peers are as-published trailing figures)</w:t>
             </w:r>
           </w:p>
         </w:tc>
@@ -7892,7 +8253,7 @@
                 <w:color w:val="1C3A36"/>
                 <w:sz w:val="17"/>
               </w:rPr>
-              <w:t>9.0x</w:t>
+              <w:t>8.9x</w:t>
             </w:r>
           </w:p>
         </w:tc>
@@ -7954,7 +8315,7 @@
           <w:color w:val="6E7B77"/>
           <w:sz w:val="17"/>
         </w:rPr>
-        <w:t>Outside market data, retrieved 9 August 2026, used as a cross-check only. Nothing in this table enters the valuation of Americana; the company's own figures come from its audited statements.</w:t>
+        <w:t>Outside market data as published by the aggregator, retrieved 9 August 2026. The medians take every row inside a stated band — 4 to 40 times for enterprise value to EBITDA, 5 to 45 times for price to earnings — which excludes one arithmetic artefact each (a peer on a depressed-earnings year whose multiple is noise, and one whose published figure appears to carry a basis error). The Indian franchisees' figures may sit on a pre-lease-capitalisation basis; the comparison is treated as indicative only. This table ANCHORS the two justified multiples — it is the reason 8.5 and 17 times sit below the medians — but no figure in it sources any number Americana itself reports.</w:t>
       </w:r>
     </w:p>
     <w:p>
@@ -7968,7 +8329,7 @@
           <w:color w:val="1C3A36"/>
           <w:sz w:val="21"/>
         </w:rPr>
-        <w:t>The lens applies 8.5 times forward EBITDA — below the peer median — discounts the resulting enterprise value back one year, adds the intervening free cash flow and runs the same bridge. That gives AED 2.41 a share. The discount to the peer median is deliberate: Americana is the operator, it pays the royalty rather than receiving it, and it carries the whole lease estate on its balance sheet.</w:t>
+        <w:t>The lens applies 8.5 times forward EBITDA — below the peer median — discounts the resulting enterprise value back one year, adds the intervening free cash flow and runs the same bridge. That gives AED 2.56 a share. The discount to the peer median is deliberate: Americana is the operator, it pays the royalty rather than receiving it, and it carries the whole lease estate on its balance sheet.</w:t>
       </w:r>
     </w:p>
     <w:p>
@@ -7996,7 +8357,7 @@
           <w:color w:val="1C3A36"/>
           <w:sz w:val="21"/>
         </w:rPr>
-        <w:t>This lens strips out growth and asks what the company earns at today's scale on a mid-cycle margin. Revenue at the FY2026 level of USD 2,787 million, the FY2028 margin of 25.8%, depreciation and the net finance result as they stand, taxed at 15.0%, gives normalised earnings of USD 312 million, or USD 0.0371 a share. At 17 times — just below the usable peer median — that is AED 2.32.</w:t>
+        <w:t>This lens strips out growth and asks what the company earns at today's scale on a mid-cycle margin — and mid-cycle here means the MIDPOINT of the structural and cyclical FY2028 readings, 24.6%, not the structural path alone, which sits above every margin the company has ever recorded. Revenue at the FY2026 level of USD 2,787 million on that margin, depreciation, the recurring impairment charge and the full net finance result as they stand, taxed at 15.0% (the FY2027 rate on the rising path), gives normalised earnings of USD 273 million, or USD 0.0326 a share. At 17 times — just below the usable peer median — that is AED 2.06.</w:t>
       </w:r>
     </w:p>
     <w:p>
@@ -8078,7 +8439,7 @@
           <w:color w:val="1C3A36"/>
           <w:sz w:val="21"/>
         </w:rPr>
-        <w:t>The three earnings-based lenses cluster between AED 2.32 and AED 2.60. The book lens sits far below them and is the outlier, for the reason given above. The weighted central value is AED 2.36.</w:t>
+        <w:t>The three earnings-based lenses cluster between AED 2.06 and AED 2.56. The book lens sits far below them and is the outlier, for the reason given above. The weighted central value is AED 2.19.</w:t>
       </w:r>
     </w:p>
     <w:p>
@@ -8186,7 +8547,7 @@
         <w:tblLayout w:type="fixed"/>
       </w:tblPr>
       <w:tblGrid>
-        <w:gridCol w:w="2618"/>
+        <w:gridCol w:w="2617"/>
         <w:gridCol w:w="4947"/>
         <w:gridCol w:w="1222"/>
         <w:gridCol w:w="1222"/>
@@ -8194,7 +8555,7 @@
       <w:tr>
         <w:tc>
           <w:tcPr>
-            <w:tcW w:type="dxa" w:w="2618"/>
+            <w:tcW w:type="dxa" w:w="2617"/>
             <w:shd w:val="clear" w:color="auto" w:fill="EAF0EE"/>
           </w:tcPr>
           <w:p>
@@ -8272,7 +8633,7 @@
       <w:tr>
         <w:tc>
           <w:tcPr>
-            <w:tcW w:type="dxa" w:w="2618"/>
+            <w:tcW w:type="dxa" w:w="2617"/>
           </w:tcPr>
           <w:p>
             <w:pPr>
@@ -8301,7 +8662,7 @@
                 <w:color w:val="1C3A36"/>
                 <w:sz w:val="18"/>
               </w:rPr>
-              <w:t>the company's published guidance of 120–130 for 2026, then a gentle taper</w:t>
+              <w:t>the 125 midpoint of the company's guidance for 2026, then 130, 130, 125, 120 — a two-year rise before the taper. The estate SHRANK by three in the first half of 2026, so the full-year guide needs about 128 net openings in the second half; the company reaffirmed it on 28 July</w:t>
             </w:r>
           </w:p>
         </w:tc>
@@ -8345,7 +8706,7 @@
       <w:tr>
         <w:tc>
           <w:tcPr>
-            <w:tcW w:type="dxa" w:w="2618"/>
+            <w:tcW w:type="dxa" w:w="2617"/>
           </w:tcPr>
           <w:p>
             <w:pPr>
@@ -8418,7 +8779,7 @@
       <w:tr>
         <w:tc>
           <w:tcPr>
-            <w:tcW w:type="dxa" w:w="2618"/>
+            <w:tcW w:type="dxa" w:w="2617"/>
           </w:tcPr>
           <w:p>
             <w:pPr>
@@ -8491,7 +8852,7 @@
       <w:tr>
         <w:tc>
           <w:tcPr>
-            <w:tcW w:type="dxa" w:w="2618"/>
+            <w:tcW w:type="dxa" w:w="2617"/>
           </w:tcPr>
           <w:p>
             <w:pPr>
@@ -8564,7 +8925,7 @@
       <w:tr>
         <w:tc>
           <w:tcPr>
-            <w:tcW w:type="dxa" w:w="2618"/>
+            <w:tcW w:type="dxa" w:w="2617"/>
           </w:tcPr>
           <w:p>
             <w:pPr>
@@ -8575,6 +8936,79 @@
                 <w:color w:val="1C3A36"/>
                 <w:sz w:val="18"/>
               </w:rPr>
+              <w:t>Currency drag on dollar revenue per restaurant</w:t>
+            </w:r>
+          </w:p>
+        </w:tc>
+        <w:tc>
+          <w:tcPr>
+            <w:tcW w:type="dxa" w:w="4947"/>
+          </w:tcPr>
+          <w:p>
+            <w:pPr>
+              <w:spacing w:after="20"/>
+              <w:jc w:val="right"/>
+            </w:pPr>
+            <w:r>
+              <w:rPr>
+                <w:color w:val="1C3A36"/>
+                <w:sz w:val="18"/>
+              </w:rPr>
+              <w:t>Egypt 2.5% a year, the Kazakhstan-led markets 1.5%, Morocco 0.5%, every pegged market zero — set from the inflation differentials, though the two most recent disclosed readings ran the other way (Egypt dollar revenue +29% in FY2025, +23% in H1 2026)</w:t>
+            </w:r>
+          </w:p>
+        </w:tc>
+        <w:tc>
+          <w:tcPr>
+            <w:tcW w:type="dxa" w:w="1222"/>
+          </w:tcPr>
+          <w:p>
+            <w:pPr>
+              <w:spacing w:after="20"/>
+              <w:jc w:val="right"/>
+            </w:pPr>
+            <w:r>
+              <w:rPr>
+                <w:color w:val="1C3A36"/>
+                <w:sz w:val="18"/>
+              </w:rPr>
+              <w:t>—</w:t>
+            </w:r>
+          </w:p>
+        </w:tc>
+        <w:tc>
+          <w:tcPr>
+            <w:tcW w:type="dxa" w:w="1222"/>
+          </w:tcPr>
+          <w:p>
+            <w:pPr>
+              <w:spacing w:after="20"/>
+              <w:jc w:val="right"/>
+            </w:pPr>
+            <w:r>
+              <w:rPr>
+                <w:color w:val="1C3A36"/>
+                <w:sz w:val="18"/>
+              </w:rPr>
+              <w:t>—</w:t>
+            </w:r>
+          </w:p>
+        </w:tc>
+      </w:tr>
+      <w:tr>
+        <w:tc>
+          <w:tcPr>
+            <w:tcW w:type="dxa" w:w="2617"/>
+          </w:tcPr>
+          <w:p>
+            <w:pPr>
+              <w:spacing w:after="20"/>
+            </w:pPr>
+            <w:r>
+              <w:rPr>
+                <w:color w:val="1C3A36"/>
+                <w:sz w:val="18"/>
+              </w:rPr>
               <w:t>EBITDA margin</w:t>
             </w:r>
           </w:p>
@@ -8593,7 +9027,7 @@
                 <w:color w:val="1C3A36"/>
                 <w:sz w:val="18"/>
               </w:rPr>
-              <w:t>an OUTPUT of the cost stack below, never an input</w:t>
+              <w:t>an OUTPUT of the cost stack below, never an input — and the unit-built staff and delivery lines now cap it: the margin peaks near 25.4% and eases as the delivery channel grows</w:t>
             </w:r>
           </w:p>
         </w:tc>
@@ -8611,7 +9045,7 @@
                 <w:color w:val="1C3A36"/>
                 <w:sz w:val="18"/>
               </w:rPr>
-              <w:t>25.3%</w:t>
+              <w:t>25.4%</w:t>
             </w:r>
           </w:p>
         </w:tc>
@@ -8629,7 +9063,7 @@
                 <w:color w:val="1C3A36"/>
                 <w:sz w:val="18"/>
               </w:rPr>
-              <w:t>26.1%</w:t>
+              <w:t>24.9%</w:t>
             </w:r>
           </w:p>
         </w:tc>
@@ -9122,7 +9556,7 @@
                 <w:color w:val="1C3A36"/>
                 <w:sz w:val="17"/>
               </w:rPr>
-              <w:t>17.9%</w:t>
+              <w:t>18.2%</w:t>
             </w:r>
           </w:p>
         </w:tc>
@@ -9231,7 +9665,7 @@
                 <w:color w:val="1C3A36"/>
                 <w:sz w:val="17"/>
               </w:rPr>
-              <w:t>7.0%</w:t>
+              <w:t>7.9%</w:t>
             </w:r>
           </w:p>
         </w:tc>
@@ -9777,6 +10211,115 @@
                 <w:sz w:val="17"/>
               </w:rPr>
               <w:t>5.3%</w:t>
+            </w:r>
+          </w:p>
+        </w:tc>
+      </w:tr>
+      <w:tr>
+        <w:tc>
+          <w:tcPr>
+            <w:tcW w:type="dxa" w:w="2520"/>
+          </w:tcPr>
+          <w:p>
+            <w:pPr>
+              <w:spacing w:after="20"/>
+            </w:pPr>
+            <w:r>
+              <w:rPr>
+                <w:color w:val="1C3A36"/>
+                <w:sz w:val="17"/>
+              </w:rPr>
+              <w:t>Other income</w:t>
+            </w:r>
+          </w:p>
+        </w:tc>
+        <w:tc>
+          <w:tcPr>
+            <w:tcW w:type="dxa" w:w="2664"/>
+          </w:tcPr>
+          <w:p>
+            <w:pPr>
+              <w:spacing w:after="20"/>
+              <w:jc w:val="right"/>
+            </w:pPr>
+            <w:r>
+              <w:rPr>
+                <w:color w:val="1C3A36"/>
+                <w:sz w:val="17"/>
+              </w:rPr>
+              <w:t>held at its FY2025 share — the half-point the margin needs beyond the cost lines</w:t>
+            </w:r>
+          </w:p>
+        </w:tc>
+        <w:tc>
+          <w:tcPr>
+            <w:tcW w:type="dxa" w:w="1123"/>
+          </w:tcPr>
+          <w:p>
+            <w:pPr>
+              <w:spacing w:after="20"/>
+              <w:jc w:val="right"/>
+            </w:pPr>
+            <w:r>
+              <w:rPr>
+                <w:color w:val="1C3A36"/>
+                <w:sz w:val="17"/>
+              </w:rPr>
+              <w:t>—</w:t>
+            </w:r>
+          </w:p>
+        </w:tc>
+        <w:tc>
+          <w:tcPr>
+            <w:tcW w:type="dxa" w:w="1123"/>
+          </w:tcPr>
+          <w:p>
+            <w:pPr>
+              <w:spacing w:after="20"/>
+              <w:jc w:val="right"/>
+            </w:pPr>
+            <w:r>
+              <w:rPr>
+                <w:color w:val="1C3A36"/>
+                <w:sz w:val="17"/>
+              </w:rPr>
+              <w:t>—</w:t>
+            </w:r>
+          </w:p>
+        </w:tc>
+        <w:tc>
+          <w:tcPr>
+            <w:tcW w:type="dxa" w:w="1123"/>
+          </w:tcPr>
+          <w:p>
+            <w:pPr>
+              <w:spacing w:after="20"/>
+              <w:jc w:val="right"/>
+            </w:pPr>
+            <w:r>
+              <w:rPr>
+                <w:color w:val="1C3A36"/>
+                <w:sz w:val="17"/>
+              </w:rPr>
+              <w:t>0.5%</w:t>
+            </w:r>
+          </w:p>
+        </w:tc>
+        <w:tc>
+          <w:tcPr>
+            <w:tcW w:type="dxa" w:w="1224"/>
+          </w:tcPr>
+          <w:p>
+            <w:pPr>
+              <w:spacing w:after="20"/>
+              <w:jc w:val="right"/>
+            </w:pPr>
+            <w:r>
+              <w:rPr>
+                <w:color w:val="1C3A36"/>
+                <w:sz w:val="17"/>
+              </w:rPr>
+              <w:t>0.5%</w:t>
             </w:r>
           </w:p>
         </w:tc>
@@ -9798,7 +10341,7 @@
           <w:color w:val="6E7B77"/>
           <w:sz w:val="17"/>
         </w:rPr>
-        <w:t>Each line as a share of revenue. Royalties are contractual, not inflating, so they are held flat. The food line is anchored on the 27.4% the company actually recorded in the first half of 2026 — a disclosed, dated figure — rather than on a macroeconomic assumption.</w:t>
+        <w:t>Each line as a share of revenue; the FY2030 staff and delivery shares are OUTPUTS of their unit builds — staff is headcount per restaurant times a wage growing at the audited 6% a year, and delivery is the channel share times a cost per delivered dollar — so the two biggest operating lines are built from volume and price, not escalated. Royalties are contractual and held flat. The food line is anchored on the 27.4% actually recorded in the first half of 2026.</w:t>
       </w:r>
     </w:p>
     <w:p>
@@ -9960,7 +10503,7 @@
                 <w:color w:val="1C3A36"/>
                 <w:sz w:val="18"/>
               </w:rPr>
-              <w:t>26.1%</w:t>
+              <w:t>24.9%</w:t>
             </w:r>
           </w:p>
         </w:tc>
@@ -10015,7 +10558,7 @@
                 <w:color w:val="1C3A36"/>
                 <w:sz w:val="18"/>
               </w:rPr>
-              <w:t>2.60</w:t>
+              <w:t>2.31</w:t>
             </w:r>
           </w:p>
         </w:tc>
@@ -10033,7 +10576,7 @@
                 <w:color w:val="1C3A36"/>
                 <w:sz w:val="18"/>
               </w:rPr>
-              <w:t>2.06</w:t>
+              <w:t>1.98</w:t>
             </w:r>
           </w:p>
         </w:tc>
@@ -10070,7 +10613,7 @@
                 <w:color w:val="1C3A36"/>
                 <w:sz w:val="18"/>
               </w:rPr>
-              <w:t>17%</w:t>
+              <w:t>3%</w:t>
             </w:r>
           </w:p>
         </w:tc>
@@ -10088,7 +10631,7 @@
                 <w:color w:val="1C3A36"/>
                 <w:sz w:val="18"/>
               </w:rPr>
-              <w:t>-7%</w:t>
+              <w:t>-11%</w:t>
             </w:r>
           </w:p>
         </w:tc>
@@ -10110,7 +10653,7 @@
           <w:color w:val="1C3A36"/>
           <w:sz w:val="21"/>
         </w:rPr>
-        <w:t>The observable test is quarterly and public. The cost of food and packaging as a share of revenue is disclosed every quarter. If it holds near 27% through the second half of 2026 and into 2027, the structural reading is winning. If it drifts back toward 29%, the cyclical reading is.</w:t>
+        <w:t>The observable test is quarterly and public, and two of its readings are already in. The company disclosed the full quarterly series with its half-year results: 29.2% in the first and second quarters of 2025, 28.5% in the third, 27.1% in the fourth, then 27.3% in the first quarter of 2026 and 27.5% in the second. The trough was the fourth quarter of 2025, and the ratio has RISEN in the two quarters since — the two most recently disclosed readings lean toward the cyclical column, not the structural one. If the ratio holds near 27% through the second half of 2026 the structural reading is winning; a drift back toward 29% would confirm the cyclical one.</w:t>
       </w:r>
     </w:p>
     <w:p>
@@ -10297,7 +10840,7 @@
                 <w:color w:val="1C3A36"/>
                 <w:sz w:val="17"/>
               </w:rPr>
-              <w:t>4.87%</w:t>
+              <w:t>4.81%</w:t>
             </w:r>
           </w:p>
         </w:tc>
@@ -10315,7 +10858,7 @@
                 <w:color w:val="1C3A36"/>
                 <w:sz w:val="17"/>
               </w:rPr>
-              <w:t>4.87% *</w:t>
+              <w:t>4.81% *</w:t>
             </w:r>
           </w:p>
         </w:tc>
@@ -10370,7 +10913,7 @@
                 <w:color w:val="1C3A36"/>
                 <w:sz w:val="17"/>
               </w:rPr>
-              <w:t>5.01%</w:t>
+              <w:t>4.94%</w:t>
             </w:r>
           </w:p>
         </w:tc>
@@ -10388,7 +10931,7 @@
                 <w:color w:val="1C3A36"/>
                 <w:sz w:val="17"/>
               </w:rPr>
-              <w:t>5.72%</w:t>
+              <w:t>5.51%</w:t>
             </w:r>
           </w:p>
         </w:tc>
@@ -10443,7 +10986,7 @@
                 <w:color w:val="1C3A36"/>
                 <w:sz w:val="17"/>
               </w:rPr>
-              <w:t>5.14%</w:t>
+              <w:t>5.07%</w:t>
             </w:r>
           </w:p>
         </w:tc>
@@ -10461,7 +11004,7 @@
                 <w:color w:val="1C3A36"/>
                 <w:sz w:val="17"/>
               </w:rPr>
-              <w:t>5.34%</w:t>
+              <w:t>5.40%</w:t>
             </w:r>
           </w:p>
         </w:tc>
@@ -10516,7 +11059,7 @@
                 <w:color w:val="1C3A36"/>
                 <w:sz w:val="17"/>
               </w:rPr>
-              <w:t>13.94%</w:t>
+              <w:t>13.48%</w:t>
             </w:r>
           </w:p>
         </w:tc>
@@ -10534,7 +11077,7 @@
                 <w:color w:val="1C3A36"/>
                 <w:sz w:val="17"/>
               </w:rPr>
-              <w:t>9.41%</w:t>
+              <w:t>9.52%</w:t>
             </w:r>
           </w:p>
         </w:tc>
@@ -10589,7 +11132,7 @@
                 <w:color w:val="1C3A36"/>
                 <w:sz w:val="17"/>
               </w:rPr>
-              <w:t>6.30%</w:t>
+              <w:t>6.18%</w:t>
             </w:r>
           </w:p>
         </w:tc>
@@ -10607,7 +11150,7 @@
                 <w:color w:val="1C3A36"/>
                 <w:sz w:val="17"/>
               </w:rPr>
-              <w:t>6.01%</w:t>
+              <w:t>5.89%</w:t>
             </w:r>
           </w:p>
         </w:tc>
@@ -10662,7 +11205,7 @@
                 <w:color w:val="1C3A36"/>
                 <w:sz w:val="17"/>
               </w:rPr>
-              <w:t>4.87%</w:t>
+              <w:t>4.81%</w:t>
             </w:r>
           </w:p>
         </w:tc>
@@ -10680,7 +11223,7 @@
                 <w:color w:val="1C3A36"/>
                 <w:sz w:val="17"/>
               </w:rPr>
-              <w:t>4.94%</w:t>
+              <w:t>4.90%</w:t>
             </w:r>
           </w:p>
         </w:tc>
@@ -10735,7 +11278,7 @@
                 <w:color w:val="1C3A36"/>
                 <w:sz w:val="17"/>
               </w:rPr>
-              <w:t>7.08%</w:t>
+              <w:t>6.92%</w:t>
             </w:r>
           </w:p>
         </w:tc>
@@ -10753,7 +11296,7 @@
                 <w:color w:val="1C3A36"/>
                 <w:sz w:val="17"/>
               </w:rPr>
-              <w:t>5.99%</w:t>
+              <w:t>5.89%</w:t>
             </w:r>
           </w:p>
         </w:tc>
@@ -10808,7 +11351,7 @@
                 <w:color w:val="1C3A36"/>
                 <w:sz w:val="17"/>
               </w:rPr>
-              <w:t>11.35%</w:t>
+              <w:t>11.01%</w:t>
             </w:r>
           </w:p>
         </w:tc>
@@ -10826,7 +11369,7 @@
                 <w:color w:val="1C3A36"/>
                 <w:sz w:val="17"/>
               </w:rPr>
-              <w:t>7.77%</w:t>
+              <w:t>8.65%</w:t>
             </w:r>
           </w:p>
         </w:tc>
@@ -10881,7 +11424,7 @@
                 <w:color w:val="1C3A36"/>
                 <w:sz w:val="17"/>
               </w:rPr>
-              <w:t>8.89%</w:t>
+              <w:t>8.65%</w:t>
             </w:r>
           </w:p>
         </w:tc>
@@ -10899,7 +11442,7 @@
                 <w:color w:val="1C3A36"/>
                 <w:sz w:val="17"/>
               </w:rPr>
-              <w:t>8.89% *</w:t>
+              <w:t>8.65% *</w:t>
             </w:r>
           </w:p>
         </w:tc>
@@ -10954,7 +11497,7 @@
                 <w:color w:val="1C3A36"/>
                 <w:sz w:val="17"/>
               </w:rPr>
-              <w:t>7.47%</w:t>
+              <w:t>7.30%</w:t>
             </w:r>
           </w:p>
         </w:tc>
@@ -10972,7 +11515,7 @@
                 <w:color w:val="1C3A36"/>
                 <w:sz w:val="17"/>
               </w:rPr>
-              <w:t>5.99%</w:t>
+              <w:t>6.00%</w:t>
             </w:r>
           </w:p>
         </w:tc>
@@ -11027,7 +11570,7 @@
                 <w:color w:val="1C3A36"/>
                 <w:sz w:val="17"/>
               </w:rPr>
-              <w:t>13.94%</w:t>
+              <w:t>13.48%</w:t>
             </w:r>
           </w:p>
         </w:tc>
@@ -11045,7 +11588,7 @@
                 <w:color w:val="1C3A36"/>
                 <w:sz w:val="17"/>
               </w:rPr>
-              <w:t>8.41%</w:t>
+              <w:t>10.00%</w:t>
             </w:r>
           </w:p>
         </w:tc>
@@ -11100,7 +11643,7 @@
                 <w:color w:val="1C3A36"/>
                 <w:sz w:val="17"/>
               </w:rPr>
-              <w:t>30.89%</w:t>
+              <w:t>31.40%</w:t>
             </w:r>
           </w:p>
         </w:tc>
@@ -11118,7 +11661,7 @@
                 <w:color w:val="1C3A36"/>
                 <w:sz w:val="17"/>
               </w:rPr>
-              <w:t>30.89% *</w:t>
+              <w:t>31.40% *</w:t>
             </w:r>
           </w:p>
         </w:tc>
@@ -11179,7 +11722,7 @@
                 <w:color w:val="1C3A36"/>
                 <w:sz w:val="17"/>
               </w:rPr>
-              <w:t>6.31%</w:t>
+              <w:t>6.20%</w:t>
             </w:r>
           </w:p>
         </w:tc>
@@ -11199,7 +11742,7 @@
                 <w:color w:val="1C3A36"/>
                 <w:sz w:val="17"/>
               </w:rPr>
-              <w:t>5.95%</w:t>
+              <w:t>5.93%</w:t>
             </w:r>
           </w:p>
         </w:tc>
@@ -11362,7 +11905,7 @@
                 <w:color w:val="1C3A36"/>
                 <w:sz w:val="17"/>
               </w:rPr>
-              <w:t>4.66%</w:t>
+              <w:t>4.65%</w:t>
             </w:r>
           </w:p>
         </w:tc>
@@ -11380,7 +11923,7 @@
                 <w:color w:val="1C3A36"/>
                 <w:sz w:val="17"/>
               </w:rPr>
-              <w:t>4.66%</w:t>
+              <w:t>4.65%</w:t>
             </w:r>
           </w:p>
         </w:tc>
@@ -11435,7 +11978,7 @@
                 <w:color w:val="1C3A36"/>
                 <w:sz w:val="17"/>
               </w:rPr>
-              <w:t>0.23%</w:t>
+              <w:t>0.22%</w:t>
             </w:r>
           </w:p>
         </w:tc>
@@ -11453,7 +11996,7 @@
                 <w:color w:val="1C3A36"/>
                 <w:sz w:val="17"/>
               </w:rPr>
-              <w:t>0.30%</w:t>
+              <w:t>0.43%</w:t>
             </w:r>
           </w:p>
         </w:tc>
@@ -11526,7 +12069,7 @@
                 <w:color w:val="1C3A36"/>
                 <w:sz w:val="17"/>
               </w:rPr>
-              <w:t>4.36%</w:t>
+              <w:t>4.22%</w:t>
             </w:r>
           </w:p>
         </w:tc>
@@ -11581,7 +12124,7 @@
                 <w:color w:val="1C3A36"/>
                 <w:sz w:val="17"/>
               </w:rPr>
-              <w:t>0.895</w:t>
+              <w:t>0.894</w:t>
             </w:r>
           </w:p>
         </w:tc>
@@ -11599,7 +12142,7 @@
                 <w:color w:val="1C3A36"/>
                 <w:sz w:val="17"/>
               </w:rPr>
-              <w:t>0.895</w:t>
+              <w:t>0.894</w:t>
             </w:r>
           </w:p>
         </w:tc>
@@ -11654,7 +12197,7 @@
                 <w:color w:val="1C3A36"/>
                 <w:sz w:val="17"/>
               </w:rPr>
-              <w:t>6.31%</w:t>
+              <w:t>6.20%</w:t>
             </w:r>
           </w:p>
         </w:tc>
@@ -11672,7 +12215,7 @@
                 <w:color w:val="1C3A36"/>
                 <w:sz w:val="17"/>
               </w:rPr>
-              <w:t>5.95%</w:t>
+              <w:t>5.93%</w:t>
             </w:r>
           </w:p>
         </w:tc>
@@ -11731,7 +12274,7 @@
                 <w:color w:val="1C3A36"/>
                 <w:sz w:val="17"/>
               </w:rPr>
-              <w:t>10.08%</w:t>
+              <w:t>9.97%</w:t>
             </w:r>
           </w:p>
         </w:tc>
@@ -11751,7 +12294,7 @@
                 <w:color w:val="1C3A36"/>
                 <w:sz w:val="17"/>
               </w:rPr>
-              <w:t>9.68%</w:t>
+              <w:t>9.52%</w:t>
             </w:r>
           </w:p>
         </w:tc>
@@ -12030,7 +12573,7 @@
                 <w:color w:val="1C3A36"/>
                 <w:sz w:val="17"/>
               </w:rPr>
-              <w:t>9.60%</w:t>
+              <w:t>9.50%</w:t>
             </w:r>
           </w:p>
         </w:tc>
@@ -12050,7 +12593,7 @@
                 <w:color w:val="1C3A36"/>
                 <w:sz w:val="17"/>
               </w:rPr>
-              <w:t>9.25%</w:t>
+              <w:t>9.10%</w:t>
             </w:r>
           </w:p>
         </w:tc>
@@ -12106,7 +12649,7 @@
                 <w:color w:val="1C3A36"/>
                 <w:sz w:val="17"/>
               </w:rPr>
-              <w:t>9.47%</w:t>
+              <w:t>9.51%</w:t>
             </w:r>
           </w:p>
         </w:tc>
@@ -12353,7 +12896,7 @@
                 <w:color w:val="1C3A36"/>
                 <w:sz w:val="18"/>
               </w:rPr>
-              <w:t>5.21%</w:t>
+              <w:t>4.90%</w:t>
             </w:r>
           </w:p>
         </w:tc>
@@ -12390,7 +12933,7 @@
                 <w:color w:val="1C3A36"/>
                 <w:sz w:val="18"/>
               </w:rPr>
-              <w:t>4.66%</w:t>
+              <w:t>4.65%</w:t>
             </w:r>
           </w:p>
         </w:tc>
@@ -12449,7 +12992,7 @@
           <w:color w:val="1C3A36"/>
           <w:sz w:val="21"/>
         </w:rPr>
-        <w:t>Beta is measured on the company's own share price. Americana is concurrently listed in Abu Dhabi and Riyadh, and a daily history for the Abu Dhabi index could not be obtained from any machine-readable source available for this study — that limitation is recorded rather than glossed over. The regression therefore runs the company's own shares against the index of its other home market: 183 weekly observations from 2022-12-30 to 2026-08-14, giving a beta of 0.895 with a standard error of 0.193 and an R-squared of 10.7%. Two cross-checks point lower — the Abu Dhabi line against a composite of eighteen UAE-listed names gives 0.603, and two UAE-listed consumer companies give a median of 0.583 — so the figure adopted is the conservative one.</w:t>
+        <w:t>Beta is measured on the company's own share price. Americana is concurrently listed in Abu Dhabi and Riyadh. A daily history for the Abu Dhabi general index was sought and not obtained from the machine-readable sources tried for this study — the Yahoo quote for the index returns a single observation with no history, and the exchange's own site and the main data portals refused automated access — so the regression runs the company's own shares against the index of its other home market, whose series is fully available: 182 complete weekly observations, windows labelled 2022-12-30 to 2026-07-17, with nothing after the 7 August price anchor in the sample. Beta 0.894, standard error 0.193, R-squared 10.6%. Two cross-checks point much lower — the Abu Dhabi line against an equally weighted composite of eighteen UAE-listed names gives 0.603, and two UAE-listed consumer companies give a median of 0.583 — so the adopted figure is the conservative one, and the choice is worth sizing: at a beta near 0.60 the cost of capital falls by roughly one and a half points and the cash-flow value rises by roughly a third. The adopted beta is the single largest conservative judgement in this study.</w:t>
       </w:r>
     </w:p>
     <w:p>
@@ -12680,7 +13223,7 @@
                 <w:color w:val="1C3A36"/>
                 <w:sz w:val="18"/>
               </w:rPr>
-              <w:t>8.10%</w:t>
+              <w:t>8.00%</w:t>
             </w:r>
           </w:p>
         </w:tc>
@@ -12698,7 +13241,7 @@
                 <w:color w:val="1C3A36"/>
                 <w:sz w:val="18"/>
               </w:rPr>
-              <w:t>2.98</w:t>
+              <w:t>2.69</w:t>
             </w:r>
           </w:p>
         </w:tc>
@@ -12716,7 +13259,7 @@
                 <w:color w:val="1C3A36"/>
                 <w:sz w:val="18"/>
               </w:rPr>
-              <w:t>3.19</w:t>
+              <w:t>2.86</w:t>
             </w:r>
           </w:p>
         </w:tc>
@@ -12734,7 +13277,7 @@
                 <w:color w:val="1C3A36"/>
                 <w:sz w:val="18"/>
               </w:rPr>
-              <w:t>3.45</w:t>
+              <w:t>3.06</w:t>
             </w:r>
           </w:p>
         </w:tc>
@@ -12752,7 +13295,7 @@
                 <w:color w:val="1C3A36"/>
                 <w:sz w:val="18"/>
               </w:rPr>
-              <w:t>3.75</w:t>
+              <w:t>3.31</w:t>
             </w:r>
           </w:p>
         </w:tc>
@@ -12770,7 +13313,7 @@
                 <w:color w:val="1C3A36"/>
                 <w:sz w:val="18"/>
               </w:rPr>
-              <w:t>4.14</w:t>
+              <w:t>3.62</w:t>
             </w:r>
           </w:p>
         </w:tc>
@@ -12789,7 +13332,7 @@
                 <w:color w:val="1C3A36"/>
                 <w:sz w:val="18"/>
               </w:rPr>
-              <w:t>8.85%</w:t>
+              <w:t>8.75%</w:t>
             </w:r>
           </w:p>
         </w:tc>
@@ -12807,7 +13350,7 @@
                 <w:color w:val="1C3A36"/>
                 <w:sz w:val="18"/>
               </w:rPr>
-              <w:t>2.63</w:t>
+              <w:t>2.36</w:t>
             </w:r>
           </w:p>
         </w:tc>
@@ -12825,7 +13368,7 @@
                 <w:color w:val="1C3A36"/>
                 <w:sz w:val="18"/>
               </w:rPr>
-              <w:t>2.78</w:t>
+              <w:t>2.49</w:t>
             </w:r>
           </w:p>
         </w:tc>
@@ -12843,7 +13386,7 @@
                 <w:color w:val="1C3A36"/>
                 <w:sz w:val="18"/>
               </w:rPr>
-              <w:t>2.97</w:t>
+              <w:t>2.64</w:t>
             </w:r>
           </w:p>
         </w:tc>
@@ -12861,7 +13404,7 @@
                 <w:color w:val="1C3A36"/>
                 <w:sz w:val="18"/>
               </w:rPr>
-              <w:t>3.19</w:t>
+              <w:t>2.81</w:t>
             </w:r>
           </w:p>
         </w:tc>
@@ -12879,7 +13422,7 @@
                 <w:color w:val="1C3A36"/>
                 <w:sz w:val="18"/>
               </w:rPr>
-              <w:t>3.46</w:t>
+              <w:t>3.02</w:t>
             </w:r>
           </w:p>
         </w:tc>
@@ -12898,7 +13441,7 @@
                 <w:color w:val="1C3A36"/>
                 <w:sz w:val="18"/>
               </w:rPr>
-              <w:t>9.60%</w:t>
+              <w:t>9.50%</w:t>
             </w:r>
           </w:p>
         </w:tc>
@@ -12916,7 +13459,7 @@
                 <w:color w:val="1C3A36"/>
                 <w:sz w:val="18"/>
               </w:rPr>
-              <w:t>2.34</w:t>
+              <w:t>2.10</w:t>
             </w:r>
           </w:p>
         </w:tc>
@@ -12934,7 +13477,7 @@
                 <w:color w:val="1C3A36"/>
                 <w:sz w:val="18"/>
               </w:rPr>
-              <w:t>2.46</w:t>
+              <w:t>2.20</w:t>
             </w:r>
           </w:p>
         </w:tc>
@@ -12952,7 +13495,7 @@
                 <w:color w:val="1C3A36"/>
                 <w:sz w:val="18"/>
               </w:rPr>
-              <w:t>2.60</w:t>
+              <w:t>2.31</w:t>
             </w:r>
           </w:p>
         </w:tc>
@@ -12970,7 +13513,7 @@
                 <w:color w:val="1C3A36"/>
                 <w:sz w:val="18"/>
               </w:rPr>
-              <w:t>2.77</w:t>
+              <w:t>2.43</w:t>
             </w:r>
           </w:p>
         </w:tc>
@@ -12988,7 +13531,7 @@
                 <w:color w:val="1C3A36"/>
                 <w:sz w:val="18"/>
               </w:rPr>
-              <w:t>2.96</w:t>
+              <w:t>2.58</w:t>
             </w:r>
           </w:p>
         </w:tc>
@@ -13007,7 +13550,7 @@
                 <w:color w:val="1C3A36"/>
                 <w:sz w:val="18"/>
               </w:rPr>
-              <w:t>10.35%</w:t>
+              <w:t>10.25%</w:t>
             </w:r>
           </w:p>
         </w:tc>
@@ -13025,7 +13568,7 @@
                 <w:color w:val="1C3A36"/>
                 <w:sz w:val="18"/>
               </w:rPr>
-              <w:t>2.11</w:t>
+              <w:t>1.89</w:t>
             </w:r>
           </w:p>
         </w:tc>
@@ -13043,7 +13586,7 @@
                 <w:color w:val="1C3A36"/>
                 <w:sz w:val="18"/>
               </w:rPr>
-              <w:t>2.21</w:t>
+              <w:t>1.96</w:t>
             </w:r>
           </w:p>
         </w:tc>
@@ -13061,7 +13604,7 @@
                 <w:color w:val="1C3A36"/>
                 <w:sz w:val="18"/>
               </w:rPr>
-              <w:t>2.31</w:t>
+              <w:t>2.04</w:t>
             </w:r>
           </w:p>
         </w:tc>
@@ -13079,7 +13622,7 @@
                 <w:color w:val="1C3A36"/>
                 <w:sz w:val="18"/>
               </w:rPr>
-              <w:t>2.44</w:t>
+              <w:t>2.14</w:t>
             </w:r>
           </w:p>
         </w:tc>
@@ -13097,7 +13640,7 @@
                 <w:color w:val="1C3A36"/>
                 <w:sz w:val="18"/>
               </w:rPr>
-              <w:t>2.58</w:t>
+              <w:t>2.25</w:t>
             </w:r>
           </w:p>
         </w:tc>
@@ -13116,7 +13659,7 @@
                 <w:color w:val="1C3A36"/>
                 <w:sz w:val="18"/>
               </w:rPr>
-              <w:t>11.10%</w:t>
+              <w:t>11.00%</w:t>
             </w:r>
           </w:p>
         </w:tc>
@@ -13134,7 +13677,7 @@
                 <w:color w:val="1C3A36"/>
                 <w:sz w:val="18"/>
               </w:rPr>
-              <w:t>1.92</w:t>
+              <w:t>1.71</w:t>
             </w:r>
           </w:p>
         </w:tc>
@@ -13152,61 +13695,61 @@
                 <w:color w:val="1C3A36"/>
                 <w:sz w:val="18"/>
               </w:rPr>
+              <w:t>1.77</w:t>
+            </w:r>
+          </w:p>
+        </w:tc>
+        <w:tc>
+          <w:tcPr>
+            <w:tcW w:type="dxa" w:w="1267"/>
+          </w:tcPr>
+          <w:p>
+            <w:pPr>
+              <w:spacing w:after="20"/>
+              <w:jc w:val="right"/>
+            </w:pPr>
+            <w:r>
+              <w:rPr>
+                <w:color w:val="1C3A36"/>
+                <w:sz w:val="18"/>
+              </w:rPr>
+              <w:t>1.83</w:t>
+            </w:r>
+          </w:p>
+        </w:tc>
+        <w:tc>
+          <w:tcPr>
+            <w:tcW w:type="dxa" w:w="1267"/>
+          </w:tcPr>
+          <w:p>
+            <w:pPr>
+              <w:spacing w:after="20"/>
+              <w:jc w:val="right"/>
+            </w:pPr>
+            <w:r>
+              <w:rPr>
+                <w:color w:val="1C3A36"/>
+                <w:sz w:val="18"/>
+              </w:rPr>
+              <w:t>1.90</w:t>
+            </w:r>
+          </w:p>
+        </w:tc>
+        <w:tc>
+          <w:tcPr>
+            <w:tcW w:type="dxa" w:w="1267"/>
+          </w:tcPr>
+          <w:p>
+            <w:pPr>
+              <w:spacing w:after="20"/>
+              <w:jc w:val="right"/>
+            </w:pPr>
+            <w:r>
+              <w:rPr>
+                <w:color w:val="1C3A36"/>
+                <w:sz w:val="18"/>
+              </w:rPr>
               <w:t>1.99</w:t>
-            </w:r>
-          </w:p>
-        </w:tc>
-        <w:tc>
-          <w:tcPr>
-            <w:tcW w:type="dxa" w:w="1267"/>
-          </w:tcPr>
-          <w:p>
-            <w:pPr>
-              <w:spacing w:after="20"/>
-              <w:jc w:val="right"/>
-            </w:pPr>
-            <w:r>
-              <w:rPr>
-                <w:color w:val="1C3A36"/>
-                <w:sz w:val="18"/>
-              </w:rPr>
-              <w:t>2.08</w:t>
-            </w:r>
-          </w:p>
-        </w:tc>
-        <w:tc>
-          <w:tcPr>
-            <w:tcW w:type="dxa" w:w="1267"/>
-          </w:tcPr>
-          <w:p>
-            <w:pPr>
-              <w:spacing w:after="20"/>
-              <w:jc w:val="right"/>
-            </w:pPr>
-            <w:r>
-              <w:rPr>
-                <w:color w:val="1C3A36"/>
-                <w:sz w:val="18"/>
-              </w:rPr>
-              <w:t>2.18</w:t>
-            </w:r>
-          </w:p>
-        </w:tc>
-        <w:tc>
-          <w:tcPr>
-            <w:tcW w:type="dxa" w:w="1267"/>
-          </w:tcPr>
-          <w:p>
-            <w:pPr>
-              <w:spacing w:after="20"/>
-              <w:jc w:val="right"/>
-            </w:pPr>
-            <w:r>
-              <w:rPr>
-                <w:color w:val="1C3A36"/>
-                <w:sz w:val="18"/>
-              </w:rPr>
-              <w:t>2.29</w:t>
             </w:r>
           </w:p>
         </w:tc>
@@ -13391,7 +13934,7 @@
                 <w:color w:val="1C3A36"/>
                 <w:sz w:val="18"/>
               </w:rPr>
-              <w:t>8.10%</w:t>
+              <w:t>8.00%</w:t>
             </w:r>
           </w:p>
         </w:tc>
@@ -13409,7 +13952,7 @@
                 <w:color w:val="1C3A36"/>
                 <w:sz w:val="18"/>
               </w:rPr>
-              <w:t>2.96</w:t>
+              <w:t>2.60</w:t>
             </w:r>
           </w:p>
         </w:tc>
@@ -13427,7 +13970,7 @@
                 <w:color w:val="1C3A36"/>
                 <w:sz w:val="18"/>
               </w:rPr>
-              <w:t>3.20</w:t>
+              <w:t>2.83</w:t>
             </w:r>
           </w:p>
         </w:tc>
@@ -13445,7 +13988,7 @@
                 <w:color w:val="1C3A36"/>
                 <w:sz w:val="18"/>
               </w:rPr>
-              <w:t>3.45</w:t>
+              <w:t>3.06</w:t>
             </w:r>
           </w:p>
         </w:tc>
@@ -13463,7 +14006,7 @@
                 <w:color w:val="1C3A36"/>
                 <w:sz w:val="18"/>
               </w:rPr>
-              <w:t>3.69</w:t>
+              <w:t>3.30</w:t>
             </w:r>
           </w:p>
         </w:tc>
@@ -13481,7 +14024,7 @@
                 <w:color w:val="1C3A36"/>
                 <w:sz w:val="18"/>
               </w:rPr>
-              <w:t>3.93</w:t>
+              <w:t>3.53</w:t>
             </w:r>
           </w:p>
         </w:tc>
@@ -13500,7 +14043,7 @@
                 <w:color w:val="1C3A36"/>
                 <w:sz w:val="18"/>
               </w:rPr>
-              <w:t>8.85%</w:t>
+              <w:t>8.75%</w:t>
             </w:r>
           </w:p>
         </w:tc>
@@ -13518,7 +14061,7 @@
                 <w:color w:val="1C3A36"/>
                 <w:sz w:val="18"/>
               </w:rPr>
-              <w:t>2.55</w:t>
+              <w:t>2.23</w:t>
             </w:r>
           </w:p>
         </w:tc>
@@ -13536,7 +14079,7 @@
                 <w:color w:val="1C3A36"/>
                 <w:sz w:val="18"/>
               </w:rPr>
-              <w:t>2.76</w:t>
+              <w:t>2.43</w:t>
             </w:r>
           </w:p>
         </w:tc>
@@ -13554,7 +14097,7 @@
                 <w:color w:val="1C3A36"/>
                 <w:sz w:val="18"/>
               </w:rPr>
-              <w:t>2.97</w:t>
+              <w:t>2.64</w:t>
             </w:r>
           </w:p>
         </w:tc>
@@ -13572,7 +14115,7 @@
                 <w:color w:val="1C3A36"/>
                 <w:sz w:val="18"/>
               </w:rPr>
-              <w:t>3.18</w:t>
+              <w:t>2.84</w:t>
             </w:r>
           </w:p>
         </w:tc>
@@ -13590,7 +14133,7 @@
                 <w:color w:val="1C3A36"/>
                 <w:sz w:val="18"/>
               </w:rPr>
-              <w:t>3.39</w:t>
+              <w:t>3.04</w:t>
             </w:r>
           </w:p>
         </w:tc>
@@ -13609,7 +14152,7 @@
                 <w:color w:val="1C3A36"/>
                 <w:sz w:val="18"/>
               </w:rPr>
-              <w:t>9.60%</w:t>
+              <w:t>9.50%</w:t>
             </w:r>
           </w:p>
         </w:tc>
@@ -13627,7 +14170,7 @@
                 <w:color w:val="1C3A36"/>
                 <w:sz w:val="18"/>
               </w:rPr>
-              <w:t>2.23</w:t>
+              <w:t>1.95</w:t>
             </w:r>
           </w:p>
         </w:tc>
@@ -13645,7 +14188,7 @@
                 <w:color w:val="1C3A36"/>
                 <w:sz w:val="18"/>
               </w:rPr>
-              <w:t>2.42</w:t>
+              <w:t>2.13</w:t>
             </w:r>
           </w:p>
         </w:tc>
@@ -13663,7 +14206,7 @@
                 <w:color w:val="1C3A36"/>
                 <w:sz w:val="18"/>
               </w:rPr>
-              <w:t>2.60</w:t>
+              <w:t>2.31</w:t>
             </w:r>
           </w:p>
         </w:tc>
@@ -13681,7 +14224,7 @@
                 <w:color w:val="1C3A36"/>
                 <w:sz w:val="18"/>
               </w:rPr>
-              <w:t>2.79</w:t>
+              <w:t>2.49</w:t>
             </w:r>
           </w:p>
         </w:tc>
@@ -13699,7 +14242,7 @@
                 <w:color w:val="1C3A36"/>
                 <w:sz w:val="18"/>
               </w:rPr>
-              <w:t>2.97</w:t>
+              <w:t>2.67</w:t>
             </w:r>
           </w:p>
         </w:tc>
@@ -13718,7 +14261,7 @@
                 <w:color w:val="1C3A36"/>
                 <w:sz w:val="18"/>
               </w:rPr>
-              <w:t>10.35%</w:t>
+              <w:t>10.25%</w:t>
             </w:r>
           </w:p>
         </w:tc>
@@ -13736,7 +14279,7 @@
                 <w:color w:val="1C3A36"/>
                 <w:sz w:val="18"/>
               </w:rPr>
-              <w:t>1.98</w:t>
+              <w:t>1.72</w:t>
             </w:r>
           </w:p>
         </w:tc>
@@ -13754,7 +14297,7 @@
                 <w:color w:val="1C3A36"/>
                 <w:sz w:val="18"/>
               </w:rPr>
-              <w:t>2.15</w:t>
+              <w:t>1.88</w:t>
             </w:r>
           </w:p>
         </w:tc>
@@ -13772,7 +14315,7 @@
                 <w:color w:val="1C3A36"/>
                 <w:sz w:val="18"/>
               </w:rPr>
-              <w:t>2.31</w:t>
+              <w:t>2.04</w:t>
             </w:r>
           </w:p>
         </w:tc>
@@ -13790,7 +14333,7 @@
                 <w:color w:val="1C3A36"/>
                 <w:sz w:val="18"/>
               </w:rPr>
-              <w:t>2.48</w:t>
+              <w:t>2.21</w:t>
             </w:r>
           </w:p>
         </w:tc>
@@ -13808,7 +14351,7 @@
                 <w:color w:val="1C3A36"/>
                 <w:sz w:val="18"/>
               </w:rPr>
-              <w:t>2.64</w:t>
+              <w:t>2.37</w:t>
             </w:r>
           </w:p>
         </w:tc>
@@ -13827,7 +14370,7 @@
                 <w:color w:val="1C3A36"/>
                 <w:sz w:val="18"/>
               </w:rPr>
-              <w:t>11.10%</w:t>
+              <w:t>11.00%</w:t>
             </w:r>
           </w:p>
         </w:tc>
@@ -13845,7 +14388,7 @@
                 <w:color w:val="1C3A36"/>
                 <w:sz w:val="18"/>
               </w:rPr>
-              <w:t>1.78</w:t>
+              <w:t>1.54</w:t>
             </w:r>
           </w:p>
         </w:tc>
@@ -13863,7 +14406,7 @@
                 <w:color w:val="1C3A36"/>
                 <w:sz w:val="18"/>
               </w:rPr>
-              <w:t>1.93</w:t>
+              <w:t>1.68</w:t>
             </w:r>
           </w:p>
         </w:tc>
@@ -13881,7 +14424,7 @@
                 <w:color w:val="1C3A36"/>
                 <w:sz w:val="18"/>
               </w:rPr>
-              <w:t>2.08</w:t>
+              <w:t>1.83</w:t>
             </w:r>
           </w:p>
         </w:tc>
@@ -13899,7 +14442,7 @@
                 <w:color w:val="1C3A36"/>
                 <w:sz w:val="18"/>
               </w:rPr>
-              <w:t>2.23</w:t>
+              <w:t>1.98</w:t>
             </w:r>
           </w:p>
         </w:tc>
@@ -13917,7 +14460,7 @@
                 <w:color w:val="1C3A36"/>
                 <w:sz w:val="18"/>
               </w:rPr>
-              <w:t>2.38</w:t>
+              <w:t>2.12</w:t>
             </w:r>
           </w:p>
         </w:tc>
@@ -14471,7 +15014,7 @@
           <w:color w:val="6E7B77"/>
           <w:sz w:val="17"/>
         </w:rPr>
-        <w:t>Levels are computed from clustered pivot highs and lows in the same cleaned price series the valuation and the probability map use; the first of each is the nearest to the last close. This is a description of the tape, and carries no view on value.</w:t>
+        <w:t>Computed from the daily price series used throughout this study (13 December 2022 to 7 August 2026, delivered in the study repository). Levels are clustered pivot highs and lows in the same cleaned price series the valuation and the probability map use; the first of each is the nearest to the last close. This is a description of the tape, and carries no view on value.</w:t>
       </w:r>
     </w:p>
     <w:p>
@@ -15387,7 +15930,7 @@
           <w:color w:val="1C3A36"/>
           <w:sz w:val="21"/>
         </w:rPr>
-        <w:t>The honest answer is: less than for most of the shares we cover, and here is exactly why. Americana listed on 12 December 2022. Its own price history supports only 10 non-overlapping three-month windows once a year of history is set aside to estimate volatility from — not the five years a proper single-name track record needs. Over those 10 windows the simulation scored -0.0054 against a random walk anchored on the same interest and dividend carry, which is marginally NEGATIVE: on this name's own short record the method has not beaten the simple benchmark. The spread of outcomes was well shaped — the realised price fell inside the 90% band in 100% of windows and inside the 80% band in 80% — and a formal test of whether outcomes land uniformly across the distribution passes comfortably (chi-square p=0.35, Kolmogorov-Smirnov p=0.086). But ten windows cannot carry a strong claim either way.</w:t>
+        <w:t>The honest answer is: less than for most of the shares we cover, and here is exactly why. Americana listed on 12 December 2022. Its own price history supports only 10 non-overlapping three-month windows once a year of history is set aside to estimate volatility from — not the five years a proper single-name track record needs. Over those 10 windows the simulation scored -0.0054 against a random walk anchored on the same interest and dividend carry, which is marginally NEGATIVE: on this name's own short record the method has not beaten the simple benchmark. The spread of outcomes was well shaped — the realised price fell inside the 90% band in 100% of windows and inside the 80% band in 80% — and a formal test of whether outcomes land uniformly across the distribution is passed comfortably on the chi-square (p=0.35) and only marginally on the Kolmogorov-Smirnov (p=0.086). But ten windows cannot carry a strong claim either way.</w:t>
       </w:r>
     </w:p>
     <w:p>
@@ -15588,7 +16131,7 @@
                 <w:color w:val="1C3A36"/>
                 <w:sz w:val="18"/>
               </w:rPr>
-              <w:t>2.60</w:t>
+              <w:t>2.31</w:t>
             </w:r>
           </w:p>
         </w:tc>
@@ -15661,7 +16204,7 @@
                 <w:color w:val="1C3A36"/>
                 <w:sz w:val="18"/>
               </w:rPr>
-              <w:t>2.41</w:t>
+              <w:t>2.56</w:t>
             </w:r>
           </w:p>
         </w:tc>
@@ -15734,7 +16277,7 @@
                 <w:color w:val="1C3A36"/>
                 <w:sz w:val="18"/>
               </w:rPr>
-              <w:t>2.32</w:t>
+              <w:t>2.06</w:t>
             </w:r>
           </w:p>
         </w:tc>
@@ -16016,7 +16559,7 @@
                 <w:color w:val="1C3A36"/>
                 <w:sz w:val="18"/>
               </w:rPr>
-              <w:t>2.60</w:t>
+              <w:t>2.31</w:t>
             </w:r>
           </w:p>
         </w:tc>
@@ -16034,7 +16577,7 @@
                 <w:color w:val="1C3A36"/>
                 <w:sz w:val="18"/>
               </w:rPr>
-              <w:t>6,176</w:t>
+              <w:t>5,391</w:t>
             </w:r>
           </w:p>
         </w:tc>
@@ -16089,7 +16632,7 @@
                 <w:color w:val="1C3A36"/>
                 <w:sz w:val="18"/>
               </w:rPr>
-              <w:t>2.55</w:t>
+              <w:t>2.26</w:t>
             </w:r>
           </w:p>
         </w:tc>
@@ -16107,7 +16650,7 @@
                 <w:color w:val="1C3A36"/>
                 <w:sz w:val="18"/>
               </w:rPr>
-              <w:t>5,424</w:t>
+              <w:t>4,654</w:t>
             </w:r>
           </w:p>
         </w:tc>
@@ -16694,7 +17237,7 @@
           <w:color w:val="1C3A36"/>
           <w:sz w:val="21"/>
         </w:rPr>
-        <w:t>The right way to use the two together: the valuation range and the three-month band overlap substantially. The valuation's central value of AED 2.36 sits at the 64% mark of the three-month distribution — inside it, not beyond it. Nothing in this study requires the market to be wrong within three months for the valuation to be right; it requires only that the business goes on earning what it earns.</w:t>
+        <w:t>The right way to use the two together: the valuation range and the three-month band overlap substantially. The valuation's central value of AED 2.19 sits at the 45% mark of the three-month distribution — inside it, not beyond it. Nothing in this study requires the market to be wrong within three months for the valuation to be right; it requires only that the business goes on earning what it earns.</w:t>
       </w:r>
     </w:p>
     <w:p>
@@ -16808,7 +17351,7 @@
           <w:color w:val="1C3A36"/>
           <w:sz w:val="21"/>
         </w:rPr>
-        <w:t>77% of the enterprise value in the cash-flow lens sits in the terminal value. That is normal for a growing, cash-generative business at a 9.6% cost of capital, but it means the answer is sensitive to two numbers — terminal growth and the terminal cost of capital — that no filing can confirm.</w:t>
+        <w:t>75% of the enterprise value in the cash-flow lens sits in the terminal value. That is normal for a growing, cash-generative business at a 9.6% cost of capital, but it means the answer is sensitive to two numbers — terminal growth and the terminal cost of capital — that no filing can confirm.</w:t>
       </w:r>
     </w:p>
     <w:p>
@@ -16868,7 +17411,7 @@
           <w:color w:val="1C3A36"/>
           <w:sz w:val="21"/>
         </w:rPr>
-        <w:t xml:space="preserve">Impairments are recurring but not forecast. </w:t>
+        <w:t xml:space="preserve">The margin is capped by the channel mix. </w:t>
       </w:r>
       <w:r>
         <w:rPr>
@@ -16877,7 +17420,7 @@
           <w:color w:val="1C3A36"/>
           <w:sz w:val="21"/>
         </w:rPr>
-        <w:t>A 2,700-restaurant estate always contains some brand-country units that are underperforming, and the company has charged impairments in each of the last three years. The forecast carries none as a separate line. That flatters forecast EBIT modestly.</w:t>
+        <w:t>The delivery channel is dearer to serve than the counter, and its share keeps rising; built as volume times price, the delivery line rises from 7.4% to 7.9% of revenue and holds the EBITDA margin near 25% rather than letting it expand indefinitely. The first edition of this study escalated delivery as a flat share and showed a higher terminal margin.</w:t>
       </w:r>
     </w:p>
     <w:p>
@@ -17763,7 +18306,7 @@
                 <w:color w:val="1C3A36"/>
                 <w:sz w:val="16"/>
               </w:rPr>
-              <w:t>705</w:t>
+              <w:t>708</w:t>
             </w:r>
           </w:p>
         </w:tc>
@@ -17781,7 +18324,7 @@
                 <w:color w:val="1C3A36"/>
                 <w:sz w:val="16"/>
               </w:rPr>
-              <w:t>770</w:t>
+              <w:t>760</w:t>
             </w:r>
           </w:p>
         </w:tc>
@@ -17799,7 +18342,7 @@
                 <w:color w:val="1C3A36"/>
                 <w:sz w:val="16"/>
               </w:rPr>
-              <w:t>841</w:t>
+              <w:t>819</w:t>
             </w:r>
           </w:p>
         </w:tc>
@@ -17817,7 +18360,7 @@
                 <w:color w:val="1C3A36"/>
                 <w:sz w:val="16"/>
               </w:rPr>
-              <w:t>909</w:t>
+              <w:t>876</w:t>
             </w:r>
           </w:p>
         </w:tc>
@@ -17835,7 +18378,7 @@
                 <w:color w:val="1C3A36"/>
                 <w:sz w:val="16"/>
               </w:rPr>
-              <w:t>980</w:t>
+              <w:t>934</w:t>
             </w:r>
           </w:p>
         </w:tc>
@@ -17926,6 +18469,24 @@
                 <w:color w:val="1C3A36"/>
                 <w:sz w:val="16"/>
               </w:rPr>
+              <w:t>25.4%</w:t>
+            </w:r>
+          </w:p>
+        </w:tc>
+        <w:tc>
+          <w:tcPr>
+            <w:tcW w:type="dxa" w:w="907"/>
+          </w:tcPr>
+          <w:p>
+            <w:pPr>
+              <w:spacing w:after="20"/>
+              <w:jc w:val="right"/>
+            </w:pPr>
+            <w:r>
+              <w:rPr>
+                <w:color w:val="1C3A36"/>
+                <w:sz w:val="16"/>
+              </w:rPr>
               <w:t>25.3%</w:t>
             </w:r>
           </w:p>
@@ -17944,7 +18505,7 @@
                 <w:color w:val="1C3A36"/>
                 <w:sz w:val="16"/>
               </w:rPr>
-              <w:t>25.6%</w:t>
+              <w:t>25.2%</w:t>
             </w:r>
           </w:p>
         </w:tc>
@@ -17962,7 +18523,7 @@
                 <w:color w:val="1C3A36"/>
                 <w:sz w:val="16"/>
               </w:rPr>
-              <w:t>25.8%</w:t>
+              <w:t>25.0%</w:t>
             </w:r>
           </w:p>
         </w:tc>
@@ -17980,25 +18541,7 @@
                 <w:color w:val="1C3A36"/>
                 <w:sz w:val="16"/>
               </w:rPr>
-              <w:t>26.0%</w:t>
-            </w:r>
-          </w:p>
-        </w:tc>
-        <w:tc>
-          <w:tcPr>
-            <w:tcW w:type="dxa" w:w="907"/>
-          </w:tcPr>
-          <w:p>
-            <w:pPr>
-              <w:spacing w:after="20"/>
-              <w:jc w:val="right"/>
-            </w:pPr>
-            <w:r>
-              <w:rPr>
-                <w:color w:val="1C3A36"/>
-                <w:sz w:val="16"/>
-              </w:rPr>
-              <w:t>26.1%</w:t>
+              <w:t>24.9%</w:t>
             </w:r>
           </w:p>
         </w:tc>
@@ -18252,7 +18795,7 @@
                 <w:color w:val="1C3A36"/>
                 <w:sz w:val="16"/>
               </w:rPr>
-              <w:t>378</w:t>
+              <w:t>371</w:t>
             </w:r>
           </w:p>
         </w:tc>
@@ -18270,7 +18813,7 @@
                 <w:color w:val="1C3A36"/>
                 <w:sz w:val="16"/>
               </w:rPr>
-              <w:t>433</w:t>
+              <w:t>414</w:t>
             </w:r>
           </w:p>
         </w:tc>
@@ -18288,7 +18831,7 @@
                 <w:color w:val="1C3A36"/>
                 <w:sz w:val="16"/>
               </w:rPr>
-              <w:t>489</w:t>
+              <w:t>458</w:t>
             </w:r>
           </w:p>
         </w:tc>
@@ -18306,7 +18849,7 @@
                 <w:color w:val="1C3A36"/>
                 <w:sz w:val="16"/>
               </w:rPr>
-              <w:t>540</w:t>
+              <w:t>495</w:t>
             </w:r>
           </w:p>
         </w:tc>
@@ -18324,7 +18867,7 @@
                 <w:color w:val="1C3A36"/>
                 <w:sz w:val="16"/>
               </w:rPr>
-              <w:t>589</w:t>
+              <w:t>531</w:t>
             </w:r>
           </w:p>
         </w:tc>
@@ -18343,7 +18886,7 @@
                 <w:color w:val="1C3A36"/>
                 <w:sz w:val="16"/>
               </w:rPr>
-              <w:t>Impairments</w:t>
+              <w:t>Impairments — audited, then the recurring charge</w:t>
             </w:r>
           </w:p>
         </w:tc>
@@ -18415,7 +18958,7 @@
                 <w:color w:val="1C3A36"/>
                 <w:sz w:val="16"/>
               </w:rPr>
-              <w:t>—</w:t>
+              <w:t>(9)</w:t>
             </w:r>
           </w:p>
         </w:tc>
@@ -18433,7 +18976,7 @@
                 <w:color w:val="1C3A36"/>
                 <w:sz w:val="16"/>
               </w:rPr>
-              <w:t>—</w:t>
+              <w:t>(9)</w:t>
             </w:r>
           </w:p>
         </w:tc>
@@ -18451,7 +18994,7 @@
                 <w:color w:val="1C3A36"/>
                 <w:sz w:val="16"/>
               </w:rPr>
-              <w:t>—</w:t>
+              <w:t>(10)</w:t>
             </w:r>
           </w:p>
         </w:tc>
@@ -18469,7 +19012,7 @@
                 <w:color w:val="1C3A36"/>
                 <w:sz w:val="16"/>
               </w:rPr>
-              <w:t>—</w:t>
+              <w:t>(11)</w:t>
             </w:r>
           </w:p>
         </w:tc>
@@ -18487,7 +19030,7 @@
                 <w:color w:val="1C3A36"/>
                 <w:sz w:val="16"/>
               </w:rPr>
-              <w:t>—</w:t>
+              <w:t>(12)</w:t>
             </w:r>
           </w:p>
         </w:tc>
@@ -18596,7 +19139,7 @@
                 <w:color w:val="1C3A36"/>
                 <w:sz w:val="16"/>
               </w:rPr>
-              <w:t>21</w:t>
+              <w:t>22</w:t>
             </w:r>
           </w:p>
         </w:tc>
@@ -18614,7 +19157,7 @@
                 <w:color w:val="1C3A36"/>
                 <w:sz w:val="16"/>
               </w:rPr>
-              <w:t>24</w:t>
+              <w:t>25</w:t>
             </w:r>
           </w:p>
         </w:tc>
@@ -18632,7 +19175,7 @@
                 <w:color w:val="1C3A36"/>
                 <w:sz w:val="16"/>
               </w:rPr>
-              <w:t>27</w:t>
+              <w:t>28</w:t>
             </w:r>
           </w:p>
         </w:tc>
@@ -18650,7 +19193,7 @@
                 <w:color w:val="1C3A36"/>
                 <w:sz w:val="16"/>
               </w:rPr>
-              <w:t>30</w:t>
+              <w:t>31</w:t>
             </w:r>
           </w:p>
         </w:tc>
@@ -18904,7 +19447,7 @@
                 <w:color w:val="1C3A36"/>
                 <w:sz w:val="16"/>
               </w:rPr>
-              <w:t>349</w:t>
+              <w:t>343</w:t>
             </w:r>
           </w:p>
         </w:tc>
@@ -18922,7 +19465,7 @@
                 <w:color w:val="1C3A36"/>
                 <w:sz w:val="16"/>
               </w:rPr>
-              <w:t>406</w:t>
+              <w:t>387</w:t>
             </w:r>
           </w:p>
         </w:tc>
@@ -18940,7 +19483,7 @@
                 <w:color w:val="1C3A36"/>
                 <w:sz w:val="16"/>
               </w:rPr>
-              <w:t>462</w:t>
+              <w:t>431</w:t>
             </w:r>
           </w:p>
         </w:tc>
@@ -18958,7 +19501,7 @@
                 <w:color w:val="1C3A36"/>
                 <w:sz w:val="16"/>
               </w:rPr>
-              <w:t>512</w:t>
+              <w:t>469</w:t>
             </w:r>
           </w:p>
         </w:tc>
@@ -18976,7 +19519,7 @@
                 <w:color w:val="1C3A36"/>
                 <w:sz w:val="16"/>
               </w:rPr>
-              <w:t>562</w:t>
+              <w:t>505</w:t>
             </w:r>
           </w:p>
         </w:tc>
@@ -19067,7 +19610,7 @@
                 <w:color w:val="1C3A36"/>
                 <w:sz w:val="16"/>
               </w:rPr>
-              <w:t>(51)</w:t>
+              <w:t>(50)</w:t>
             </w:r>
           </w:p>
         </w:tc>
@@ -19085,7 +19628,7 @@
                 <w:color w:val="1C3A36"/>
                 <w:sz w:val="16"/>
               </w:rPr>
-              <w:t>(61)</w:t>
+              <w:t>(58)</w:t>
             </w:r>
           </w:p>
         </w:tc>
@@ -19103,7 +19646,7 @@
                 <w:color w:val="1C3A36"/>
                 <w:sz w:val="16"/>
               </w:rPr>
-              <w:t>(72)</w:t>
+              <w:t>(67)</w:t>
             </w:r>
           </w:p>
         </w:tc>
@@ -19121,7 +19664,7 @@
                 <w:color w:val="1C3A36"/>
                 <w:sz w:val="16"/>
               </w:rPr>
-              <w:t>(82)</w:t>
+              <w:t>(75)</w:t>
             </w:r>
           </w:p>
         </w:tc>
@@ -19139,7 +19682,7 @@
                 <w:color w:val="1C3A36"/>
                 <w:sz w:val="16"/>
               </w:rPr>
-              <w:t>(90)</w:t>
+              <w:t>(81)</w:t>
             </w:r>
           </w:p>
         </w:tc>
@@ -19230,7 +19773,7 @@
                 <w:color w:val="1C3A36"/>
                 <w:sz w:val="16"/>
               </w:rPr>
-              <w:t>299</w:t>
+              <w:t>293</w:t>
             </w:r>
           </w:p>
         </w:tc>
@@ -19248,7 +19791,7 @@
                 <w:color w:val="1C3A36"/>
                 <w:sz w:val="16"/>
               </w:rPr>
-              <w:t>345</w:t>
+              <w:t>329</w:t>
             </w:r>
           </w:p>
         </w:tc>
@@ -19266,7 +19809,7 @@
                 <w:color w:val="1C3A36"/>
                 <w:sz w:val="16"/>
               </w:rPr>
-              <w:t>390</w:t>
+              <w:t>365</w:t>
             </w:r>
           </w:p>
         </w:tc>
@@ -19284,7 +19827,7 @@
                 <w:color w:val="1C3A36"/>
                 <w:sz w:val="16"/>
               </w:rPr>
-              <w:t>430</w:t>
+              <w:t>394</w:t>
             </w:r>
           </w:p>
         </w:tc>
@@ -19302,7 +19845,7 @@
                 <w:color w:val="1C3A36"/>
                 <w:sz w:val="16"/>
               </w:rPr>
-              <w:t>472</w:t>
+              <w:t>424</w:t>
             </w:r>
           </w:p>
         </w:tc>
@@ -19321,7 +19864,7 @@
                 <w:color w:val="1C3A36"/>
                 <w:sz w:val="16"/>
               </w:rPr>
-              <w:t>Profit attributable to shareholders</w:t>
+              <w:t>Non-controlling interests</w:t>
             </w:r>
           </w:p>
         </w:tc>
@@ -19339,7 +19882,7 @@
                 <w:color w:val="1C3A36"/>
                 <w:sz w:val="16"/>
               </w:rPr>
-              <w:t>259</w:t>
+              <w:t>-2.9</w:t>
             </w:r>
           </w:p>
         </w:tc>
@@ -19357,7 +19900,7 @@
                 <w:color w:val="1C3A36"/>
                 <w:sz w:val="16"/>
               </w:rPr>
-              <w:t>159</w:t>
+              <w:t>7.4</w:t>
             </w:r>
           </w:p>
         </w:tc>
@@ -19375,7 +19918,7 @@
                 <w:color w:val="1C3A36"/>
                 <w:sz w:val="16"/>
               </w:rPr>
-              <w:t>219</w:t>
+              <w:t>0.7</w:t>
             </w:r>
           </w:p>
         </w:tc>
@@ -19393,7 +19936,7 @@
                 <w:color w:val="1C3A36"/>
                 <w:sz w:val="16"/>
               </w:rPr>
-              <w:t>299</w:t>
+              <w:t>—</w:t>
             </w:r>
           </w:p>
         </w:tc>
@@ -19411,7 +19954,7 @@
                 <w:color w:val="1C3A36"/>
                 <w:sz w:val="16"/>
               </w:rPr>
-              <w:t>345</w:t>
+              <w:t>—</w:t>
             </w:r>
           </w:p>
         </w:tc>
@@ -19429,7 +19972,7 @@
                 <w:color w:val="1C3A36"/>
                 <w:sz w:val="16"/>
               </w:rPr>
-              <w:t>390</w:t>
+              <w:t>—</w:t>
             </w:r>
           </w:p>
         </w:tc>
@@ -19447,7 +19990,7 @@
                 <w:color w:val="1C3A36"/>
                 <w:sz w:val="16"/>
               </w:rPr>
-              <w:t>430</w:t>
+              <w:t>—</w:t>
             </w:r>
           </w:p>
         </w:tc>
@@ -19465,7 +20008,7 @@
                 <w:color w:val="1C3A36"/>
                 <w:sz w:val="16"/>
               </w:rPr>
-              <w:t>472</w:t>
+              <w:t>—</w:t>
             </w:r>
           </w:p>
         </w:tc>
@@ -19484,6 +20027,169 @@
                 <w:color w:val="1C3A36"/>
                 <w:sz w:val="16"/>
               </w:rPr>
+              <w:t>Profit attributable to shareholders</w:t>
+            </w:r>
+          </w:p>
+        </w:tc>
+        <w:tc>
+          <w:tcPr>
+            <w:tcW w:type="dxa" w:w="907"/>
+          </w:tcPr>
+          <w:p>
+            <w:pPr>
+              <w:spacing w:after="20"/>
+              <w:jc w:val="right"/>
+            </w:pPr>
+            <w:r>
+              <w:rPr>
+                <w:color w:val="1C3A36"/>
+                <w:sz w:val="16"/>
+              </w:rPr>
+              <w:t>259</w:t>
+            </w:r>
+          </w:p>
+        </w:tc>
+        <w:tc>
+          <w:tcPr>
+            <w:tcW w:type="dxa" w:w="907"/>
+          </w:tcPr>
+          <w:p>
+            <w:pPr>
+              <w:spacing w:after="20"/>
+              <w:jc w:val="right"/>
+            </w:pPr>
+            <w:r>
+              <w:rPr>
+                <w:color w:val="1C3A36"/>
+                <w:sz w:val="16"/>
+              </w:rPr>
+              <w:t>159</w:t>
+            </w:r>
+          </w:p>
+        </w:tc>
+        <w:tc>
+          <w:tcPr>
+            <w:tcW w:type="dxa" w:w="907"/>
+          </w:tcPr>
+          <w:p>
+            <w:pPr>
+              <w:spacing w:after="20"/>
+              <w:jc w:val="right"/>
+            </w:pPr>
+            <w:r>
+              <w:rPr>
+                <w:color w:val="1C3A36"/>
+                <w:sz w:val="16"/>
+              </w:rPr>
+              <w:t>219</w:t>
+            </w:r>
+          </w:p>
+        </w:tc>
+        <w:tc>
+          <w:tcPr>
+            <w:tcW w:type="dxa" w:w="907"/>
+          </w:tcPr>
+          <w:p>
+            <w:pPr>
+              <w:spacing w:after="20"/>
+              <w:jc w:val="right"/>
+            </w:pPr>
+            <w:r>
+              <w:rPr>
+                <w:color w:val="1C3A36"/>
+                <w:sz w:val="16"/>
+              </w:rPr>
+              <w:t>293</w:t>
+            </w:r>
+          </w:p>
+        </w:tc>
+        <w:tc>
+          <w:tcPr>
+            <w:tcW w:type="dxa" w:w="907"/>
+          </w:tcPr>
+          <w:p>
+            <w:pPr>
+              <w:spacing w:after="20"/>
+              <w:jc w:val="right"/>
+            </w:pPr>
+            <w:r>
+              <w:rPr>
+                <w:color w:val="1C3A36"/>
+                <w:sz w:val="16"/>
+              </w:rPr>
+              <w:t>329</w:t>
+            </w:r>
+          </w:p>
+        </w:tc>
+        <w:tc>
+          <w:tcPr>
+            <w:tcW w:type="dxa" w:w="907"/>
+          </w:tcPr>
+          <w:p>
+            <w:pPr>
+              <w:spacing w:after="20"/>
+              <w:jc w:val="right"/>
+            </w:pPr>
+            <w:r>
+              <w:rPr>
+                <w:color w:val="1C3A36"/>
+                <w:sz w:val="16"/>
+              </w:rPr>
+              <w:t>365</w:t>
+            </w:r>
+          </w:p>
+        </w:tc>
+        <w:tc>
+          <w:tcPr>
+            <w:tcW w:type="dxa" w:w="907"/>
+          </w:tcPr>
+          <w:p>
+            <w:pPr>
+              <w:spacing w:after="20"/>
+              <w:jc w:val="right"/>
+            </w:pPr>
+            <w:r>
+              <w:rPr>
+                <w:color w:val="1C3A36"/>
+                <w:sz w:val="16"/>
+              </w:rPr>
+              <w:t>394</w:t>
+            </w:r>
+          </w:p>
+        </w:tc>
+        <w:tc>
+          <w:tcPr>
+            <w:tcW w:type="dxa" w:w="907"/>
+          </w:tcPr>
+          <w:p>
+            <w:pPr>
+              <w:spacing w:after="20"/>
+              <w:jc w:val="right"/>
+            </w:pPr>
+            <w:r>
+              <w:rPr>
+                <w:color w:val="1C3A36"/>
+                <w:sz w:val="16"/>
+              </w:rPr>
+              <w:t>424</w:t>
+            </w:r>
+          </w:p>
+        </w:tc>
+      </w:tr>
+      <w:tr>
+        <w:tc>
+          <w:tcPr>
+            <w:tcW w:type="dxa" w:w="2808"/>
+          </w:tcPr>
+          <w:p>
+            <w:pPr>
+              <w:spacing w:after="20"/>
+            </w:pPr>
+            <w:r>
+              <w:rPr>
+                <w:color w:val="1C3A36"/>
+                <w:sz w:val="16"/>
+              </w:rPr>
               <w:t>Earnings per share (USD)</w:t>
             </w:r>
           </w:p>
@@ -19556,7 +20262,7 @@
                 <w:color w:val="1C3A36"/>
                 <w:sz w:val="16"/>
               </w:rPr>
-              <w:t>0.0356</w:t>
+              <w:t>0.0349</w:t>
             </w:r>
           </w:p>
         </w:tc>
@@ -19574,7 +20280,7 @@
                 <w:color w:val="1C3A36"/>
                 <w:sz w:val="16"/>
               </w:rPr>
-              <w:t>0.0410</w:t>
+              <w:t>0.0392</w:t>
             </w:r>
           </w:p>
         </w:tc>
@@ -19592,7 +20298,7 @@
                 <w:color w:val="1C3A36"/>
                 <w:sz w:val="16"/>
               </w:rPr>
-              <w:t>0.0465</w:t>
+              <w:t>0.0434</w:t>
             </w:r>
           </w:p>
         </w:tc>
@@ -19610,7 +20316,7 @@
                 <w:color w:val="1C3A36"/>
                 <w:sz w:val="16"/>
               </w:rPr>
-              <w:t>0.0512</w:t>
+              <w:t>0.0469</w:t>
             </w:r>
           </w:p>
         </w:tc>
@@ -19628,7 +20334,7 @@
                 <w:color w:val="1C3A36"/>
                 <w:sz w:val="16"/>
               </w:rPr>
-              <w:t>0.0562</w:t>
+              <w:t>0.0505</w:t>
             </w:r>
           </w:p>
         </w:tc>
@@ -19650,7 +20356,7 @@
           <w:color w:val="6E7B77"/>
           <w:sz w:val="17"/>
         </w:rPr>
-        <w:t>EBIT here is EBITDA less depreciation and therefore sits above the impairment charges; the audited operating profit is EBIT after them. Impairments are not forecast as a line.</w:t>
+        <w:t>EBIT is EBITDA less depreciation, above the impairment line; the audited operating profit is EBIT after it. The forecast charges a recurring impairment of 0.31% of revenue — the three-year audited average — rather than assuming a perfect estate. The non-controlling interest was 4.9% of FY2024 profit and has since collapsed to a rounding item; the forecast carries none.</w:t>
       </w:r>
     </w:p>
     <w:p>
@@ -20611,7 +21317,7 @@
                 <w:color w:val="1C3A36"/>
                 <w:sz w:val="16"/>
               </w:rPr>
-              <w:t>493</w:t>
+              <w:t>501</w:t>
             </w:r>
           </w:p>
         </w:tc>
@@ -20629,7 +21335,7 @@
                 <w:color w:val="1C3A36"/>
                 <w:sz w:val="16"/>
               </w:rPr>
-              <w:t>555</w:t>
+              <w:t>570</w:t>
             </w:r>
           </w:p>
         </w:tc>
@@ -20647,7 +21353,7 @@
                 <w:color w:val="1C3A36"/>
                 <w:sz w:val="16"/>
               </w:rPr>
-              <w:t>616</w:t>
+              <w:t>637</w:t>
             </w:r>
           </w:p>
         </w:tc>
@@ -20665,7 +21371,7 @@
                 <w:color w:val="1C3A36"/>
                 <w:sz w:val="16"/>
               </w:rPr>
-              <w:t>678</w:t>
+              <w:t>705</w:t>
             </w:r>
           </w:p>
         </w:tc>
@@ -20683,7 +21389,7 @@
                 <w:color w:val="1C3A36"/>
                 <w:sz w:val="16"/>
               </w:rPr>
-              <w:t>746</w:t>
+              <w:t>776</w:t>
             </w:r>
           </w:p>
         </w:tc>
@@ -21426,7 +22132,7 @@
                 <w:color w:val="1C3A36"/>
                 <w:sz w:val="16"/>
               </w:rPr>
-              <w:t>534</w:t>
+              <w:t>533</w:t>
             </w:r>
           </w:p>
         </w:tc>
@@ -21444,7 +22150,7 @@
                 <w:color w:val="1C3A36"/>
                 <w:sz w:val="16"/>
               </w:rPr>
-              <w:t>585</w:t>
+              <w:t>582</w:t>
             </w:r>
           </w:p>
         </w:tc>
@@ -21462,7 +22168,7 @@
                 <w:color w:val="1C3A36"/>
                 <w:sz w:val="16"/>
               </w:rPr>
-              <w:t>644</w:t>
+              <w:t>637</w:t>
             </w:r>
           </w:p>
         </w:tc>
@@ -21480,7 +22186,7 @@
                 <w:color w:val="1C3A36"/>
                 <w:sz w:val="16"/>
               </w:rPr>
-              <w:t>709</w:t>
+              <w:t>696</w:t>
             </w:r>
           </w:p>
         </w:tc>
@@ -21498,7 +22204,7 @@
                 <w:color w:val="1C3A36"/>
                 <w:sz w:val="16"/>
               </w:rPr>
-              <w:t>779</w:t>
+              <w:t>760</w:t>
             </w:r>
           </w:p>
         </w:tc>
@@ -21752,7 +22458,7 @@
                 <w:color w:val="1C3A36"/>
                 <w:sz w:val="16"/>
               </w:rPr>
-              <w:t>176</w:t>
+              <w:t>168</w:t>
             </w:r>
           </w:p>
         </w:tc>
@@ -21770,7 +22476,7 @@
                 <w:color w:val="1C3A36"/>
                 <w:sz w:val="16"/>
               </w:rPr>
-              <w:t>147</w:t>
+              <w:t>133</w:t>
             </w:r>
           </w:p>
         </w:tc>
@@ -21788,7 +22494,7 @@
                 <w:color w:val="1C3A36"/>
                 <w:sz w:val="16"/>
               </w:rPr>
-              <w:t>121</w:t>
+              <w:t>100</w:t>
             </w:r>
           </w:p>
         </w:tc>
@@ -21806,7 +22512,7 @@
                 <w:color w:val="1C3A36"/>
                 <w:sz w:val="16"/>
               </w:rPr>
-              <w:t>93</w:t>
+              <w:t>67</w:t>
             </w:r>
           </w:p>
         </w:tc>
@@ -21824,7 +22530,7 @@
                 <w:color w:val="1C3A36"/>
                 <w:sz w:val="16"/>
               </w:rPr>
-              <w:t>63</w:t>
+              <w:t>32</w:t>
             </w:r>
           </w:p>
         </w:tc>
@@ -22155,7 +22861,7 @@
                 <w:color w:val="1C3A36"/>
                 <w:sz w:val="16"/>
               </w:rPr>
-              <w:t>705</w:t>
+              <w:t>708</w:t>
             </w:r>
           </w:p>
         </w:tc>
@@ -22173,7 +22879,7 @@
                 <w:color w:val="1C3A36"/>
                 <w:sz w:val="16"/>
               </w:rPr>
-              <w:t>770</w:t>
+              <w:t>760</w:t>
             </w:r>
           </w:p>
         </w:tc>
@@ -22191,7 +22897,7 @@
                 <w:color w:val="1C3A36"/>
                 <w:sz w:val="16"/>
               </w:rPr>
-              <w:t>841</w:t>
+              <w:t>819</w:t>
             </w:r>
           </w:p>
         </w:tc>
@@ -22209,7 +22915,7 @@
                 <w:color w:val="1C3A36"/>
                 <w:sz w:val="16"/>
               </w:rPr>
-              <w:t>909</w:t>
+              <w:t>876</w:t>
             </w:r>
           </w:p>
         </w:tc>
@@ -22227,7 +22933,7 @@
                 <w:color w:val="1C3A36"/>
                 <w:sz w:val="16"/>
               </w:rPr>
-              <w:t>980</w:t>
+              <w:t>934</w:t>
             </w:r>
           </w:p>
         </w:tc>
@@ -22807,7 +23513,7 @@
                 <w:color w:val="1C3A36"/>
                 <w:sz w:val="16"/>
               </w:rPr>
-              <w:t>(51)</w:t>
+              <w:t>(50)</w:t>
             </w:r>
           </w:p>
         </w:tc>
@@ -22825,7 +23531,7 @@
                 <w:color w:val="1C3A36"/>
                 <w:sz w:val="16"/>
               </w:rPr>
-              <w:t>(61)</w:t>
+              <w:t>(58)</w:t>
             </w:r>
           </w:p>
         </w:tc>
@@ -22843,7 +23549,7 @@
                 <w:color w:val="1C3A36"/>
                 <w:sz w:val="16"/>
               </w:rPr>
-              <w:t>(72)</w:t>
+              <w:t>(67)</w:t>
             </w:r>
           </w:p>
         </w:tc>
@@ -22861,7 +23567,7 @@
                 <w:color w:val="1C3A36"/>
                 <w:sz w:val="16"/>
               </w:rPr>
-              <w:t>(82)</w:t>
+              <w:t>(75)</w:t>
             </w:r>
           </w:p>
         </w:tc>
@@ -22879,7 +23585,7 @@
                 <w:color w:val="1C3A36"/>
                 <w:sz w:val="16"/>
               </w:rPr>
-              <w:t>(90)</w:t>
+              <w:t>(81)</w:t>
             </w:r>
           </w:p>
         </w:tc>
@@ -23133,7 +23839,7 @@
                 <w:color w:val="1C3A36"/>
                 <w:sz w:val="16"/>
               </w:rPr>
-              <w:t>322</w:t>
+              <w:t>317</w:t>
             </w:r>
           </w:p>
         </w:tc>
@@ -23151,7 +23857,7 @@
                 <w:color w:val="1C3A36"/>
                 <w:sz w:val="16"/>
               </w:rPr>
-              <w:t>345</w:t>
+              <w:t>329</w:t>
             </w:r>
           </w:p>
         </w:tc>
@@ -23169,7 +23875,7 @@
                 <w:color w:val="1C3A36"/>
                 <w:sz w:val="16"/>
               </w:rPr>
-              <w:t>382</w:t>
+              <w:t>355</w:t>
             </w:r>
           </w:p>
         </w:tc>
@@ -23187,7 +23893,7 @@
                 <w:color w:val="1C3A36"/>
                 <w:sz w:val="16"/>
               </w:rPr>
-              <w:t>416</w:t>
+              <w:t>379</w:t>
             </w:r>
           </w:p>
         </w:tc>
@@ -23205,7 +23911,7 @@
                 <w:color w:val="1C3A36"/>
                 <w:sz w:val="16"/>
               </w:rPr>
-              <w:t>454</w:t>
+              <w:t>406</w:t>
             </w:r>
           </w:p>
         </w:tc>
@@ -23296,7 +24002,7 @@
                 <w:color w:val="1C3A36"/>
                 <w:sz w:val="16"/>
               </w:rPr>
-              <w:t>(254)</w:t>
+              <w:t>(249)</w:t>
             </w:r>
           </w:p>
         </w:tc>
@@ -23314,7 +24020,7 @@
                 <w:color w:val="1C3A36"/>
                 <w:sz w:val="16"/>
               </w:rPr>
-              <w:t>(293)</w:t>
+              <w:t>(280)</w:t>
             </w:r>
           </w:p>
         </w:tc>
@@ -23332,7 +24038,7 @@
                 <w:color w:val="1C3A36"/>
                 <w:sz w:val="16"/>
               </w:rPr>
-              <w:t>(332)</w:t>
+              <w:t>(310)</w:t>
             </w:r>
           </w:p>
         </w:tc>
@@ -23350,7 +24056,7 @@
                 <w:color w:val="1C3A36"/>
                 <w:sz w:val="16"/>
               </w:rPr>
-              <w:t>(366)</w:t>
+              <w:t>(335)</w:t>
             </w:r>
           </w:p>
         </w:tc>
@@ -23368,7 +24074,7 @@
                 <w:color w:val="1C3A36"/>
                 <w:sz w:val="16"/>
               </w:rPr>
-              <w:t>(401)</w:t>
+              <w:t>(361)</w:t>
             </w:r>
           </w:p>
         </w:tc>
@@ -23459,7 +24165,7 @@
                 <w:color w:val="1C3A36"/>
                 <w:sz w:val="16"/>
               </w:rPr>
-              <w:t>41.8%</w:t>
+              <w:t>41.1%</w:t>
             </w:r>
           </w:p>
         </w:tc>
@@ -23477,7 +24183,7 @@
                 <w:color w:val="1C3A36"/>
                 <w:sz w:val="16"/>
               </w:rPr>
-              <w:t>46.3%</w:t>
+              <w:t>44.3%</w:t>
             </w:r>
           </w:p>
         </w:tc>
@@ -23495,7 +24201,7 @@
                 <w:color w:val="1C3A36"/>
                 <w:sz w:val="16"/>
               </w:rPr>
-              <w:t>50.0%</w:t>
+              <w:t>46.8%</w:t>
             </w:r>
           </w:p>
         </w:tc>
@@ -23513,7 +24219,7 @@
                 <w:color w:val="1C3A36"/>
                 <w:sz w:val="16"/>
               </w:rPr>
-              <w:t>52.5%</w:t>
+              <w:t>48.2%</w:t>
             </w:r>
           </w:p>
         </w:tc>
@@ -23531,7 +24237,7 @@
                 <w:color w:val="1C3A36"/>
                 <w:sz w:val="16"/>
               </w:rPr>
-              <w:t>54.7%</w:t>
+              <w:t>49.4%</w:t>
             </w:r>
           </w:p>
         </w:tc>
@@ -24436,7 +25142,7 @@
                 <w:color w:val="1C3A36"/>
                 <w:sz w:val="17"/>
               </w:rPr>
-              <w:t>the cyclical column, 2.06 a share</w:t>
+              <w:t>the cyclical column, 1.98 a share</w:t>
             </w:r>
           </w:p>
         </w:tc>
@@ -28784,7 +29490,7 @@
                 <w:color w:val="1C3A36"/>
                 <w:sz w:val="17"/>
               </w:rPr>
-              <w:t>4,264</w:t>
+              <w:t>3,414</w:t>
             </w:r>
           </w:p>
         </w:tc>
@@ -28898,7 +29604,7 @@
                 <w:color w:val="1C3A36"/>
                 <w:sz w:val="17"/>
               </w:rPr>
-              <w:t>2.05</w:t>
+              <w:t>1.68</w:t>
             </w:r>
           </w:p>
         </w:tc>
@@ -28954,7 +29660,7 @@
                 <w:color w:val="1C3A36"/>
                 <w:sz w:val="17"/>
               </w:rPr>
-              <w:t>AED 1.75 – 2.31</w:t>
+              <w:t>AED 1.47 – 1.85</w:t>
             </w:r>
           </w:p>
         </w:tc>
@@ -29335,7 +30041,7 @@
                 <w:color w:val="1C3A36"/>
                 <w:sz w:val="17"/>
               </w:rPr>
-              <w:t>9.95%</w:t>
+              <w:t>9.99%</w:t>
             </w:r>
           </w:p>
         </w:tc>
@@ -29390,7 +30096,7 @@
                 <w:color w:val="1C3A36"/>
                 <w:sz w:val="17"/>
               </w:rPr>
-              <w:t>0.3557</w:t>
+              <w:t>0.3503</w:t>
             </w:r>
           </w:p>
         </w:tc>
@@ -29449,7 +30155,7 @@
                 <w:color w:val="1C3A36"/>
                 <w:sz w:val="17"/>
               </w:rPr>
-              <w:t>1.31</w:t>
+              <w:t>1.29</w:t>
             </w:r>
           </w:p>
         </w:tc>
@@ -29505,7 +30211,7 @@
                 <w:color w:val="1C3A36"/>
                 <w:sz w:val="17"/>
               </w:rPr>
-              <w:t>AED 1.00 – 1.68</w:t>
+              <w:t>AED 0.97 – 1.68</w:t>
             </w:r>
           </w:p>
         </w:tc>
@@ -29666,7 +30372,7 @@
                 <w:color w:val="1C3A36"/>
                 <w:sz w:val="17"/>
               </w:rPr>
-              <w:t>323</w:t>
+              <w:t>318</w:t>
             </w:r>
           </w:p>
         </w:tc>
@@ -29776,7 +30482,7 @@
                 <w:color w:val="1C3A36"/>
                 <w:sz w:val="17"/>
               </w:rPr>
-              <w:t>41.8%</w:t>
+              <w:t>41.1%</w:t>
             </w:r>
           </w:p>
         </w:tc>
@@ -29831,7 +30537,7 @@
                 <w:color w:val="1C3A36"/>
                 <w:sz w:val="17"/>
               </w:rPr>
-              <w:t>9.60%</w:t>
+              <w:t>9.50%</w:t>
             </w:r>
           </w:p>
         </w:tc>
@@ -29886,7 +30592,7 @@
                 <w:color w:val="1C3A36"/>
                 <w:sz w:val="17"/>
               </w:rPr>
-              <w:t>32.2%</w:t>
+              <w:t>31.6%</w:t>
             </w:r>
           </w:p>
         </w:tc>
@@ -29941,7 +30647,7 @@
                 <w:color w:val="1C3A36"/>
                 <w:sz w:val="17"/>
               </w:rPr>
-              <w:t>3,407</w:t>
+              <w:t>3,339</w:t>
             </w:r>
           </w:p>
         </w:tc>
@@ -29996,7 +30702,7 @@
                 <w:color w:val="1C3A36"/>
                 <w:sz w:val="17"/>
               </w:rPr>
-              <w:t>1,221</w:t>
+              <w:t>1,234</w:t>
             </w:r>
           </w:p>
         </w:tc>
@@ -30051,7 +30757,7 @@
                 <w:color w:val="1C3A36"/>
                 <w:sz w:val="17"/>
               </w:rPr>
-              <w:t>4,628</w:t>
+              <w:t>4,573</w:t>
             </w:r>
           </w:p>
         </w:tc>
@@ -30110,7 +30816,7 @@
                 <w:color w:val="1C3A36"/>
                 <w:sz w:val="17"/>
               </w:rPr>
-              <w:t>1.93</w:t>
+              <w:t>1.90</w:t>
             </w:r>
           </w:p>
         </w:tc>
@@ -30167,7 +30873,7 @@
                 <w:color w:val="1C3A36"/>
                 <w:sz w:val="17"/>
               </w:rPr>
-              <w:t>AED 1.25 – 2.29</w:t>
+              <w:t>AED 1.21 – 2.28</w:t>
             </w:r>
           </w:p>
         </w:tc>
@@ -30411,7 +31117,7 @@
           <w:color w:val="1C3A36"/>
           <w:sz w:val="21"/>
         </w:rPr>
-        <w:t>The panel median is AED 1.93, BELOW both the weighted central value of AED 2.36 and the market price of AED 2.23. That is worth stating plainly rather than smoothing away: the three methods that pay closest attention to what a minority shareholder actually receives, and to what the marginal restaurant earns, come out lower than the four-lens weighting does. The four-lens result leans on the cash-flow model, which values the whole firm and assumes the margin gain holds. The panel leans on distributions and on incremental returns. Both are in the report.</w:t>
+        <w:t>The panel median is AED 1.68, BELOW both the weighted central value of AED 2.19 and the market price of AED 2.23. That is worth stating plainly rather than smoothing away: the three methods that pay closest attention to what a minority shareholder actually receives, and to what the marginal restaurant earns, come out lower than the four-lens weighting does. The four-lens result leans on the cash-flow model, which values the whole firm and assumes the margin gain holds. The panel leans on distributions and on incremental returns. Both are in the report.</w:t>
       </w:r>
     </w:p>
     <w:p>
@@ -30546,7 +31252,7 @@
                 <w:color w:val="1C3A36"/>
                 <w:sz w:val="17"/>
               </w:rPr>
-              <w:t>0.74</w:t>
+              <w:t>0.39</w:t>
             </w:r>
           </w:p>
         </w:tc>
@@ -30601,7 +31307,7 @@
                 <w:color w:val="1C3A36"/>
                 <w:sz w:val="17"/>
               </w:rPr>
-              <w:t>0.12</w:t>
+              <w:t>-0.23</w:t>
             </w:r>
           </w:p>
         </w:tc>
@@ -30729,7 +31435,7 @@
           <w:color w:val="1C3A36"/>
           <w:sz w:val="21"/>
         </w:rPr>
-        <w:t>The historical figures here come from Americana Restaurants' own audited consolidated financial statements for 2022 through 2025, its reviewed interim statements for the first quarter and first half of 2026, and its own earnings presentations and releases — all read from the company's investor-relations library. Outside data appears only as a cross-check and is labelled where it appears. Every input, with its value, its date and where it came from, is listed in the companion bibliography document. The companion workbook contains the model itself: 779 live formula cells, so a reader can change a driver and watch it reprice.</w:t>
+        <w:t>The historical figures here come from Americana Restaurants' own audited consolidated financial statements for 2022 through 2025, its reviewed interim statements for the first quarter and first half of 2026, and its own earnings presentations and releases — all read from the company's investor-relations library. Outside data appears only as a cross-check and is labelled where it appears. Every input, with its value, its date and where it came from, is listed in the companion bibliography document. The companion workbook contains the model itself: 897 live formula cells, so a reader can change a driver and watch it reprice.</w:t>
       </w:r>
     </w:p>
     <w:p>
@@ -30743,7 +31449,7 @@
           <w:color w:val="1C3A36"/>
           <w:sz w:val="21"/>
         </w:rPr>
-        <w:t>This study was checked before release. Every formula cell in the workbook was recalculated independently of the software that wrote it and reconciled against the model that produced it — 779 of 779 agree, with none unresolved and none unchecked. Each of 22 drivers was then changed in the delivered file and the whole workbook re-evaluated, to confirm the headline value moves in the direction it should; a further 69 inputs were swept to confirm none of them is inert.</w:t>
+        <w:t>This study was checked before release. Every formula cell in the workbook was recalculated independently of the software that wrote it and reconciled against the model that produced it — 897 of 897 agree, with none unresolved and none unchecked. Each of 28 drivers was then changed in the delivered file and the whole workbook re-evaluated, to confirm the headline value moves in the direction it should; a further 71 inputs were swept to confirm none of them is inert.</w:t>
       </w:r>
     </w:p>
     <w:p>

--- a/engine/amr_study/AMR_Valuation_Study_09-08-2026_public.docx
+++ b/engine/amr_study/AMR_Valuation_Study_09-08-2026_public.docx
@@ -201,7 +201,7 @@
                 <w:color w:val="1C3A36"/>
                 <w:sz w:val="19"/>
               </w:rPr>
-              <w:t>Americana's EBITDA margin went from 22.6% to 25.5% in a single year. If that gain is structural the shares are worth about AED 2.31; if it is cyclical, about AED 1.98. The market is at AED 2.23, between the two. Both readings are computed in full and published side by side in this report and in the companion workbook. Neither is averaged into the other.</w:t>
+              <w:t>Americana's EBITDA margin went from 22.6% to 25.5% in a single year. If that gain is structural the shares are worth about AED 2.06; if it is cyclical, about AED 1.77. The market is at AED 2.23, between the two. Both readings are computed in full and published side by side in this report and in the companion workbook. Neither is averaged into the other.</w:t>
             </w:r>
           </w:p>
         </w:tc>
@@ -246,7 +246,7 @@
           <w:color w:val="1C3A36"/>
           <w:sz w:val="21"/>
         </w:rPr>
-        <w:t>1.50</w:t>
+        <w:t>1.44</w:t>
       </w:r>
       <w:r>
         <w:rPr>
@@ -264,7 +264,7 @@
           <w:color w:val="1C3A36"/>
           <w:sz w:val="21"/>
         </w:rPr>
-        <w:t>3.44</w:t>
+        <w:t>3.08</w:t>
       </w:r>
       <w:r>
         <w:rPr>
@@ -273,7 +273,7 @@
           <w:color w:val="1C3A36"/>
           <w:sz w:val="21"/>
         </w:rPr>
-        <w:t xml:space="preserve"> a share (the widest single-lens extremes span 0.66 to 4.30), with a weighted central value of AED </w:t>
+        <w:t xml:space="preserve"> a share (the widest single-lens extremes span 0.61 to 3.62), with a weighted central value of AED </w:t>
       </w:r>
       <w:r>
         <w:rPr>
@@ -282,7 +282,7 @@
           <w:color w:val="1C3A36"/>
           <w:sz w:val="21"/>
         </w:rPr>
-        <w:t>2.19</w:t>
+        <w:t>2.05</w:t>
       </w:r>
       <w:r>
         <w:rPr>
@@ -291,7 +291,7 @@
           <w:color w:val="1C3A36"/>
           <w:sz w:val="21"/>
         </w:rPr>
-        <w:t xml:space="preserve"> — about -2% above the AED 2.23 the market is paying. That gap is not the interesting part of this study. The interesting part is that the whole of it, and rather more, turns on a single question the filings do not answer.</w:t>
+        <w:t xml:space="preserve"> — about 8% below the AED 2.23 the market is paying. That gap is not the interesting part of this study. The interesting part is that the whole of it, and rather more, turns on a single question the filings do not answer.</w:t>
       </w:r>
     </w:p>
     <w:p>
@@ -333,7 +333,7 @@
           <w:color w:val="1C3A36"/>
           <w:sz w:val="21"/>
         </w:rPr>
-        <w:t>Whether that margin gain holds is the study. Read as structural — procurement work, menu engineering, better economics in the delivery channel, all of which the company names — the shares are worth about AED 2.31. Read as cyclical — a friendly turn in traded food prices and a quiet period on promotion, both of which revert — they are worth about AED 1.98, which is BELOW the current price. The market price sits between the two readings, which is a reasonable place for it to sit.</w:t>
+        <w:t>Whether that margin gain holds is the study. Read as structural — procurement work, menu engineering, better economics in the delivery channel, all of which the company names — the shares are worth about AED 2.06. Read as cyclical — a friendly turn in traded food prices and a quiet period on promotion, both of which revert — they are worth about AED 1.77, which is BELOW the current price. The market price sits between the two readings, which is a reasonable place for it to sit.</w:t>
       </w:r>
     </w:p>
     <w:p>
@@ -620,7 +620,7 @@
                 <w:color w:val="1C3A36"/>
                 <w:sz w:val="18"/>
               </w:rPr>
-              <w:t>1.40</w:t>
+              <w:t>1.28</w:t>
             </w:r>
           </w:p>
         </w:tc>
@@ -638,7 +638,7 @@
                 <w:color w:val="1C3A36"/>
                 <w:sz w:val="18"/>
               </w:rPr>
-              <w:t>2.31</w:t>
+              <w:t>2.06</w:t>
             </w:r>
           </w:p>
         </w:tc>
@@ -656,7 +656,7 @@
                 <w:color w:val="1C3A36"/>
                 <w:sz w:val="18"/>
               </w:rPr>
-              <w:t>4.30</w:t>
+              <w:t>3.62</w:t>
             </w:r>
           </w:p>
         </w:tc>
@@ -674,7 +674,7 @@
                 <w:color w:val="1C3A36"/>
                 <w:sz w:val="18"/>
               </w:rPr>
-              <w:t>3%</w:t>
+              <w:t>-8%</w:t>
             </w:r>
           </w:p>
         </w:tc>
@@ -692,7 +692,7 @@
                 <w:color w:val="1C3A36"/>
                 <w:sz w:val="18"/>
               </w:rPr>
-              <w:t>75%</w:t>
+              <w:t>73%</w:t>
             </w:r>
           </w:p>
         </w:tc>
@@ -747,7 +747,7 @@
                 <w:color w:val="1C3A36"/>
                 <w:sz w:val="18"/>
               </w:rPr>
-              <w:t>2.12</w:t>
+              <w:t>2.10</w:t>
             </w:r>
           </w:p>
         </w:tc>
@@ -765,7 +765,7 @@
                 <w:color w:val="1C3A36"/>
                 <w:sz w:val="18"/>
               </w:rPr>
-              <w:t>2.56</w:t>
+              <w:t>2.54</w:t>
             </w:r>
           </w:p>
         </w:tc>
@@ -783,7 +783,7 @@
                 <w:color w:val="1C3A36"/>
                 <w:sz w:val="18"/>
               </w:rPr>
-              <w:t>3.15</w:t>
+              <w:t>3.12</w:t>
             </w:r>
           </w:p>
         </w:tc>
@@ -801,7 +801,7 @@
                 <w:color w:val="1C3A36"/>
                 <w:sz w:val="18"/>
               </w:rPr>
-              <w:t>15%</w:t>
+              <w:t>14%</w:t>
             </w:r>
           </w:p>
         </w:tc>
@@ -874,7 +874,7 @@
                 <w:color w:val="1C3A36"/>
                 <w:sz w:val="18"/>
               </w:rPr>
-              <w:t>1.56</w:t>
+              <w:t>1.57</w:t>
             </w:r>
           </w:p>
         </w:tc>
@@ -892,7 +892,7 @@
                 <w:color w:val="1C3A36"/>
                 <w:sz w:val="18"/>
               </w:rPr>
-              <w:t>2.06</w:t>
+              <w:t>2.07</w:t>
             </w:r>
           </w:p>
         </w:tc>
@@ -910,7 +910,7 @@
                 <w:color w:val="1C3A36"/>
                 <w:sz w:val="18"/>
               </w:rPr>
-              <w:t>2.57</w:t>
+              <w:t>2.58</w:t>
             </w:r>
           </w:p>
         </w:tc>
@@ -1001,7 +1001,7 @@
                 <w:color w:val="1C3A36"/>
                 <w:sz w:val="18"/>
               </w:rPr>
-              <w:t>0.66</w:t>
+              <w:t>0.61</w:t>
             </w:r>
           </w:p>
         </w:tc>
@@ -1019,7 +1019,7 @@
                 <w:color w:val="1C3A36"/>
                 <w:sz w:val="18"/>
               </w:rPr>
-              <w:t>1.07</w:t>
+              <w:t>0.96</w:t>
             </w:r>
           </w:p>
         </w:tc>
@@ -1037,7 +1037,7 @@
                 <w:color w:val="1C3A36"/>
                 <w:sz w:val="18"/>
               </w:rPr>
-              <w:t>1.44</w:t>
+              <w:t>1.27</w:t>
             </w:r>
           </w:p>
         </w:tc>
@@ -1055,7 +1055,7 @@
                 <w:color w:val="1C3A36"/>
                 <w:sz w:val="18"/>
               </w:rPr>
-              <w:t>-52%</w:t>
+              <w:t>-57%</w:t>
             </w:r>
           </w:p>
         </w:tc>
@@ -1134,7 +1134,7 @@
                 <w:color w:val="1C3A36"/>
                 <w:sz w:val="18"/>
               </w:rPr>
-              <w:t>1.50</w:t>
+              <w:t>1.44</w:t>
             </w:r>
           </w:p>
         </w:tc>
@@ -1154,7 +1154,7 @@
                 <w:color w:val="1C3A36"/>
                 <w:sz w:val="18"/>
               </w:rPr>
-              <w:t>2.19</w:t>
+              <w:t>2.05</w:t>
             </w:r>
           </w:p>
         </w:tc>
@@ -1174,7 +1174,7 @@
                 <w:color w:val="1C3A36"/>
                 <w:sz w:val="18"/>
               </w:rPr>
-              <w:t>3.44</w:t>
+              <w:t>3.08</w:t>
             </w:r>
           </w:p>
         </w:tc>
@@ -1194,7 +1194,7 @@
                 <w:color w:val="1C3A36"/>
                 <w:sz w:val="18"/>
               </w:rPr>
-              <w:t>-2%</w:t>
+              <w:t>-8%</w:t>
             </w:r>
           </w:p>
         </w:tc>
@@ -1275,7 +1275,7 @@
                 <w:color w:val="1C3A36"/>
                 <w:sz w:val="18"/>
               </w:rPr>
-              <w:t>0.66</w:t>
+              <w:t>0.61</w:t>
             </w:r>
           </w:p>
         </w:tc>
@@ -1315,7 +1315,7 @@
                 <w:color w:val="1C3A36"/>
                 <w:sz w:val="18"/>
               </w:rPr>
-              <w:t>4.30</w:t>
+              <w:t>3.62</w:t>
             </w:r>
           </w:p>
         </w:tc>
@@ -1428,7 +1428,7 @@
                 <w:color w:val="1C3A36"/>
                 <w:sz w:val="18"/>
               </w:rPr>
-              <w:t>1.68</w:t>
+              <w:t>1.56</w:t>
             </w:r>
           </w:p>
         </w:tc>
@@ -1464,7 +1464,7 @@
                 <w:color w:val="1C3A36"/>
                 <w:sz w:val="18"/>
               </w:rPr>
-              <w:t>-25%</w:t>
+              <w:t>-30%</w:t>
             </w:r>
           </w:p>
         </w:tc>
@@ -1804,7 +1804,7 @@
                 <w:color w:val="1C3A36"/>
                 <w:sz w:val="18"/>
               </w:rPr>
-              <w:t>2.31</w:t>
+              <w:t>2.06</w:t>
             </w:r>
           </w:p>
         </w:tc>
@@ -1822,7 +1822,7 @@
                 <w:color w:val="1C3A36"/>
                 <w:sz w:val="18"/>
               </w:rPr>
-              <w:t>3%</w:t>
+              <w:t>-8%</w:t>
             </w:r>
           </w:p>
         </w:tc>
@@ -1877,7 +1877,7 @@
                 <w:color w:val="1C3A36"/>
                 <w:sz w:val="18"/>
               </w:rPr>
-              <w:t>1.98</w:t>
+              <w:t>1.77</w:t>
             </w:r>
           </w:p>
         </w:tc>
@@ -1895,7 +1895,7 @@
                 <w:color w:val="1C3A36"/>
                 <w:sz w:val="18"/>
               </w:rPr>
-              <w:t>-11%</w:t>
+              <w:t>-21%</w:t>
             </w:r>
           </w:p>
         </w:tc>
@@ -2052,7 +2052,7 @@
                 <w:color w:val="1C3A36"/>
                 <w:sz w:val="18"/>
               </w:rPr>
-              <w:t>1,355</w:t>
+              <w:t>1,329</w:t>
             </w:r>
           </w:p>
         </w:tc>
@@ -2070,7 +2070,7 @@
                 <w:color w:val="1C3A36"/>
                 <w:sz w:val="18"/>
               </w:rPr>
-              <w:t>0.59</w:t>
+              <w:t>0.58</w:t>
             </w:r>
           </w:p>
         </w:tc>
@@ -2107,7 +2107,7 @@
                 <w:color w:val="1C3A36"/>
                 <w:sz w:val="18"/>
               </w:rPr>
-              <w:t>4,036</w:t>
+              <w:t>3,512</w:t>
             </w:r>
           </w:p>
         </w:tc>
@@ -2125,7 +2125,7 @@
                 <w:color w:val="1C3A36"/>
                 <w:sz w:val="18"/>
               </w:rPr>
-              <w:t>1.76</w:t>
+              <w:t>1.54</w:t>
             </w:r>
           </w:p>
         </w:tc>
@@ -2166,7 +2166,7 @@
                 <w:color w:val="1C3A36"/>
                 <w:sz w:val="18"/>
               </w:rPr>
-              <w:t>5,391</w:t>
+              <w:t>4,841</w:t>
             </w:r>
           </w:p>
         </w:tc>
@@ -2186,7 +2186,7 @@
                 <w:color w:val="1C3A36"/>
                 <w:sz w:val="18"/>
               </w:rPr>
-              <w:t>2.36</w:t>
+              <w:t>2.12</w:t>
             </w:r>
           </w:p>
         </w:tc>
@@ -2392,7 +2392,7 @@
                 <w:color w:val="1C3A36"/>
                 <w:sz w:val="18"/>
               </w:rPr>
-              <w:t>5,170</w:t>
+              <w:t>4,620</w:t>
             </w:r>
           </w:p>
         </w:tc>
@@ -2412,7 +2412,7 @@
                 <w:color w:val="1C3A36"/>
                 <w:sz w:val="18"/>
               </w:rPr>
-              <w:t>2.26</w:t>
+              <w:t>2.02</w:t>
             </w:r>
           </w:p>
         </w:tc>
@@ -2453,7 +2453,7 @@
                 <w:color w:val="1C3A36"/>
                 <w:sz w:val="18"/>
               </w:rPr>
-              <w:t>75%</w:t>
+              <w:t>73%</w:t>
             </w:r>
           </w:p>
         </w:tc>
@@ -5937,7 +5937,7 @@
                 <w:color w:val="1C3A36"/>
                 <w:sz w:val="17"/>
               </w:rPr>
-              <w:t>9.5%</w:t>
+              <w:t>10.2%</w:t>
             </w:r>
           </w:p>
         </w:tc>
@@ -5955,7 +5955,7 @@
                 <w:color w:val="1C3A36"/>
                 <w:sz w:val="17"/>
               </w:rPr>
-              <w:t>9.5%</w:t>
+              <w:t>10.2%</w:t>
             </w:r>
           </w:p>
         </w:tc>
@@ -5973,7 +5973,7 @@
                 <w:color w:val="1C3A36"/>
                 <w:sz w:val="17"/>
               </w:rPr>
-              <w:t>9.5%</w:t>
+              <w:t>10.2%</w:t>
             </w:r>
           </w:p>
         </w:tc>
@@ -5991,7 +5991,7 @@
                 <w:color w:val="1C3A36"/>
                 <w:sz w:val="17"/>
               </w:rPr>
-              <w:t>9.5%</w:t>
+              <w:t>10.2%</w:t>
             </w:r>
           </w:p>
         </w:tc>
@@ -6009,7 +6009,7 @@
                 <w:color w:val="1C3A36"/>
                 <w:sz w:val="17"/>
               </w:rPr>
-              <w:t>9.5%</w:t>
+              <w:t>10.2%</w:t>
             </w:r>
           </w:p>
         </w:tc>
@@ -6050,7 +6050,7 @@
                 <w:color w:val="1C3A36"/>
                 <w:sz w:val="17"/>
               </w:rPr>
-              <w:t>0.913</w:t>
+              <w:t>0.907</w:t>
             </w:r>
           </w:p>
         </w:tc>
@@ -6070,7 +6070,7 @@
                 <w:color w:val="1C3A36"/>
                 <w:sz w:val="17"/>
               </w:rPr>
-              <w:t>0.834</w:t>
+              <w:t>0.823</w:t>
             </w:r>
           </w:p>
         </w:tc>
@@ -6090,7 +6090,7 @@
                 <w:color w:val="1C3A36"/>
                 <w:sz w:val="17"/>
               </w:rPr>
-              <w:t>0.762</w:t>
+              <w:t>0.747</w:t>
             </w:r>
           </w:p>
         </w:tc>
@@ -6110,7 +6110,7 @@
                 <w:color w:val="1C3A36"/>
                 <w:sz w:val="17"/>
               </w:rPr>
-              <w:t>0.695</w:t>
+              <w:t>0.677</w:t>
             </w:r>
           </w:p>
         </w:tc>
@@ -6130,7 +6130,7 @@
                 <w:color w:val="1C3A36"/>
                 <w:sz w:val="17"/>
               </w:rPr>
-              <w:t>0.635</w:t>
+              <w:t>0.614</w:t>
             </w:r>
           </w:p>
         </w:tc>
@@ -6167,7 +6167,7 @@
                 <w:color w:val="1C3A36"/>
                 <w:sz w:val="17"/>
               </w:rPr>
-              <w:t>289</w:t>
+              <w:t>287</w:t>
             </w:r>
           </w:p>
         </w:tc>
@@ -6185,7 +6185,7 @@
                 <w:color w:val="1C3A36"/>
                 <w:sz w:val="17"/>
               </w:rPr>
-              <w:t>274</w:t>
+              <w:t>271</w:t>
             </w:r>
           </w:p>
         </w:tc>
@@ -6203,7 +6203,7 @@
                 <w:color w:val="1C3A36"/>
                 <w:sz w:val="17"/>
               </w:rPr>
-              <w:t>270</w:t>
+              <w:t>265</w:t>
             </w:r>
           </w:p>
         </w:tc>
@@ -6221,7 +6221,7 @@
                 <w:color w:val="1C3A36"/>
                 <w:sz w:val="17"/>
               </w:rPr>
-              <w:t>263</w:t>
+              <w:t>257</w:t>
             </w:r>
           </w:p>
         </w:tc>
@@ -6239,7 +6239,7 @@
                 <w:color w:val="1C3A36"/>
                 <w:sz w:val="17"/>
               </w:rPr>
-              <w:t>258</w:t>
+              <w:t>249</w:t>
             </w:r>
           </w:p>
         </w:tc>
@@ -6584,7 +6584,7 @@
                 <w:color w:val="1C3A36"/>
                 <w:sz w:val="18"/>
               </w:rPr>
-              <w:t>9.51%</w:t>
+              <w:t>10.24%</w:t>
             </w:r>
           </w:p>
         </w:tc>
@@ -6621,7 +6621,7 @@
                 <w:color w:val="1C3A36"/>
                 <w:sz w:val="18"/>
               </w:rPr>
-              <w:t>6,356</w:t>
+              <w:t>5,717</w:t>
             </w:r>
           </w:p>
         </w:tc>
@@ -6662,7 +6662,7 @@
                 <w:color w:val="1C3A36"/>
                 <w:sz w:val="18"/>
               </w:rPr>
-              <w:t>4,036</w:t>
+              <w:t>3,512</w:t>
             </w:r>
           </w:p>
         </w:tc>
@@ -6699,7 +6699,7 @@
                 <w:color w:val="1C3A36"/>
                 <w:sz w:val="18"/>
               </w:rPr>
-              <w:t>75%</w:t>
+              <w:t>73%</w:t>
             </w:r>
           </w:p>
         </w:tc>
@@ -6736,7 +6736,7 @@
                 <w:color w:val="1C3A36"/>
                 <w:sz w:val="18"/>
               </w:rPr>
-              <w:t>5,391</w:t>
+              <w:t>4,841</w:t>
             </w:r>
           </w:p>
         </w:tc>
@@ -6777,7 +6777,7 @@
                 <w:color w:val="1C3A36"/>
                 <w:sz w:val="18"/>
               </w:rPr>
-              <w:t>5,170</w:t>
+              <w:t>4,620</w:t>
             </w:r>
           </w:p>
         </w:tc>
@@ -6814,7 +6814,7 @@
                 <w:color w:val="1C3A36"/>
                 <w:sz w:val="18"/>
               </w:rPr>
-              <w:t>0.6156</w:t>
+              <w:t>0.5501</w:t>
             </w:r>
           </w:p>
         </w:tc>
@@ -6851,7 +6851,7 @@
                 <w:color w:val="1C3A36"/>
                 <w:sz w:val="18"/>
               </w:rPr>
-              <w:t>x 1.0587 - 0.024</w:t>
+              <w:t>x 1.0634 - 0.024</w:t>
             </w:r>
           </w:p>
         </w:tc>
@@ -6888,7 +6888,7 @@
                 <w:color w:val="1C3A36"/>
                 <w:sz w:val="18"/>
               </w:rPr>
-              <w:t>2.31</w:t>
+              <w:t>2.06</w:t>
             </w:r>
           </w:p>
         </w:tc>
@@ -6910,7 +6910,7 @@
           <w:color w:val="6E7B77"/>
           <w:sz w:val="17"/>
         </w:rPr>
-        <w:t>75% of the enterprise value sits beyond the fifth year, which is why the terminal assumptions are sensitised on their own rather than buried in the total. The terminal return is NOT the model-implied average: the company's own store-economics table (USD 402 thousand a restaurant, three-year average payback, and the marginal brands beyond five years) says the incremental restaurant earns far less than the book average, so the return is faded to 30% and the reinvestment rate — growth over that return — is 10% of terminal profit. Every published value in this study is rolled from the 31 December 2025 valuation date to the 7 August 2026 price anchor at the cost of equity, net of the dividend paid between the two dates.</w:t>
+        <w:t>73% of the enterprise value sits beyond the fifth year, which is why the terminal assumptions are sensitised on their own rather than buried in the total. The terminal return is NOT the model-implied average: the company's own store-economics table (USD 402 thousand a restaurant, three-year average payback, and the marginal brands beyond five years) says the incremental restaurant earns far less than the book average, so the return is faded to 30% and the reinvestment rate — growth over that return — is 10% of terminal profit. Every published value in this study is rolled from the 31 December 2025 valuation date to the 7 August 2026 price anchor at the cost of equity, net of the dividend paid between the two dates.</w:t>
       </w:r>
     </w:p>
     <w:p>
@@ -6938,7 +6938,7 @@
           <w:color w:val="1C3A36"/>
           <w:sz w:val="21"/>
         </w:rPr>
-        <w:t>The company earned a 50% return on average equity in 2025. That number is spectacular and almost meaningless. An operator that leases every restaurant it runs and distributes about 92% of its earnings holds very little book equity — USD 435 million at the half year, against a market capitalisation of USD 5,100 million. A justified price-to-book multiple therefore divides a very large return by a very small base and is unstable in both directions. On a sustainable return of 42%, a terminal cost of equity of 9.99% and the same 3.0% terminal growth the cash-flow model uses, the justified multiple is 5.6 times book, which gives AED 1.07 a share. It is the lowest of the four lenses and carries the lowest weight. It is reported because leaving out the lens that disagrees would be dishonest, not because it is informative. One reconciliation note: the justified multiple implicitly retains growth over return — about a 93% payout — while the forecast distributes 85%; the difference is retained cash the firm-value lenses already count, so it is stated rather than adjusted.</w:t>
+        <w:t>The company earned a 50% return on average equity in 2025. That number is spectacular and almost meaningless. An operator that leases every restaurant it runs and distributes about 92% of its earnings holds very little book equity — USD 435 million at the half year, against a market capitalisation of USD 5,100 million. A justified price-to-book multiple therefore divides a very large return by a very small base and is unstable in both directions. On a sustainable return of 42%, a terminal cost of equity of 10.81% and the same 3.0% terminal growth the cash-flow model uses, the justified multiple is 5.0 times book, which gives AED 0.96 a share. It is the lowest of the four lenses and carries the lowest weight. It is reported because leaving out the lens that disagrees would be dishonest, not because it is informative. One reconciliation note: the justified multiple implicitly retains growth over return — about a 93% payout — while the forecast distributes 85%; the difference is retained cash the firm-value lenses already count, so it is stated rather than adjusted.</w:t>
       </w:r>
     </w:p>
     <w:p>
@@ -8329,7 +8329,7 @@
           <w:color w:val="1C3A36"/>
           <w:sz w:val="21"/>
         </w:rPr>
-        <w:t>The lens applies 8.5 times forward EBITDA — below the peer median — discounts the resulting enterprise value back one year, adds the intervening free cash flow and runs the same bridge. That gives AED 2.56 a share. The discount to the peer median is deliberate: Americana is the operator, it pays the royalty rather than receiving it, and it carries the whole lease estate on its balance sheet.</w:t>
+        <w:t>The lens applies 8.5 times forward EBITDA — below the peer median — discounts the resulting enterprise value back one year, adds the intervening free cash flow and runs the same bridge. That gives AED 2.54 a share. The discount to the peer median is deliberate: Americana is the operator, it pays the royalty rather than receiving it, and it carries the whole lease estate on its balance sheet.</w:t>
       </w:r>
     </w:p>
     <w:p>
@@ -8357,7 +8357,7 @@
           <w:color w:val="1C3A36"/>
           <w:sz w:val="21"/>
         </w:rPr>
-        <w:t>This lens strips out growth and asks what the company earns at today's scale on a mid-cycle margin — and mid-cycle here means the MIDPOINT of the structural and cyclical FY2028 readings, 24.6%, not the structural path alone, which sits above every margin the company has ever recorded. Revenue at the FY2026 level of USD 2,787 million on that margin, depreciation, the recurring impairment charge and the full net finance result as they stand, taxed at 15.0% (the FY2027 rate on the rising path), gives normalised earnings of USD 273 million, or USD 0.0326 a share. At 17 times — just below the usable peer median — that is AED 2.06.</w:t>
+        <w:t>This lens strips out growth and asks what the company earns at today's scale on a mid-cycle margin — and mid-cycle here means the MIDPOINT of the structural and cyclical FY2028 readings, 24.6%, not the structural path alone, which sits above every margin the company has ever recorded. Revenue at the FY2026 level of USD 2,787 million on that margin, depreciation, the recurring impairment charge and the full net finance result as they stand, taxed at 15.0% (the FY2027 rate on the rising path), gives normalised earnings of USD 273 million, or USD 0.0326 a share. At 17 times — just below the usable peer median — that is AED 2.07.</w:t>
       </w:r>
     </w:p>
     <w:p>
@@ -8439,7 +8439,7 @@
           <w:color w:val="1C3A36"/>
           <w:sz w:val="21"/>
         </w:rPr>
-        <w:t>The three earnings-based lenses cluster between AED 2.06 and AED 2.56. The book lens sits far below them and is the outlier, for the reason given above. The weighted central value is AED 2.19.</w:t>
+        <w:t>The three earnings-based lenses cluster between AED 2.06 and AED 2.54. The book lens sits far below them and is the outlier, for the reason given above. The weighted central value is AED 2.05.</w:t>
       </w:r>
     </w:p>
     <w:p>
@@ -10558,7 +10558,7 @@
                 <w:color w:val="1C3A36"/>
                 <w:sz w:val="18"/>
               </w:rPr>
-              <w:t>2.31</w:t>
+              <w:t>2.06</w:t>
             </w:r>
           </w:p>
         </w:tc>
@@ -10576,7 +10576,7 @@
                 <w:color w:val="1C3A36"/>
                 <w:sz w:val="18"/>
               </w:rPr>
-              <w:t>1.98</w:t>
+              <w:t>1.77</w:t>
             </w:r>
           </w:p>
         </w:tc>
@@ -10613,7 +10613,7 @@
                 <w:color w:val="1C3A36"/>
                 <w:sz w:val="18"/>
               </w:rPr>
-              <w:t>3%</w:t>
+              <w:t>-8%</w:t>
             </w:r>
           </w:p>
         </w:tc>
@@ -10631,7 +10631,7 @@
                 <w:color w:val="1C3A36"/>
                 <w:sz w:val="18"/>
               </w:rPr>
-              <w:t>-11%</w:t>
+              <w:t>-21%</w:t>
             </w:r>
           </w:p>
         </w:tc>
@@ -12124,7 +12124,7 @@
                 <w:color w:val="1C3A36"/>
                 <w:sz w:val="17"/>
               </w:rPr>
-              <w:t>0.894</w:t>
+              <w:t>1.026</w:t>
             </w:r>
           </w:p>
         </w:tc>
@@ -12142,7 +12142,7 @@
                 <w:color w:val="1C3A36"/>
                 <w:sz w:val="17"/>
               </w:rPr>
-              <w:t>0.894</w:t>
+              <w:t>1.026</w:t>
             </w:r>
           </w:p>
         </w:tc>
@@ -12274,7 +12274,7 @@
                 <w:color w:val="1C3A36"/>
                 <w:sz w:val="17"/>
               </w:rPr>
-              <w:t>9.97%</w:t>
+              <w:t>10.79%</w:t>
             </w:r>
           </w:p>
         </w:tc>
@@ -12294,7 +12294,7 @@
                 <w:color w:val="1C3A36"/>
                 <w:sz w:val="17"/>
               </w:rPr>
-              <w:t>9.52%</w:t>
+              <w:t>10.30%</w:t>
             </w:r>
           </w:p>
         </w:tc>
@@ -12573,7 +12573,7 @@
                 <w:color w:val="1C3A36"/>
                 <w:sz w:val="17"/>
               </w:rPr>
-              <w:t>9.50%</w:t>
+              <w:t>10.23%</w:t>
             </w:r>
           </w:p>
         </w:tc>
@@ -12593,7 +12593,7 @@
                 <w:color w:val="1C3A36"/>
                 <w:sz w:val="17"/>
               </w:rPr>
-              <w:t>9.10%</w:t>
+              <w:t>9.80%</w:t>
             </w:r>
           </w:p>
         </w:tc>
@@ -12649,7 +12649,7 @@
                 <w:color w:val="1C3A36"/>
                 <w:sz w:val="17"/>
               </w:rPr>
-              <w:t>9.51%</w:t>
+              <w:t>10.24%</w:t>
             </w:r>
           </w:p>
         </w:tc>
@@ -12992,7 +12992,35 @@
           <w:color w:val="1C3A36"/>
           <w:sz w:val="21"/>
         </w:rPr>
-        <w:t>Beta is measured on the company's own share price. Americana is concurrently listed in Abu Dhabi and Riyadh. A daily history for the Abu Dhabi general index was sought and not obtained from the machine-readable sources tried for this study — the Yahoo quote for the index returns a single observation with no history, and the exchange's own site and the main data portals refused automated access — so the regression runs the company's own shares against the index of its other home market, whose series is fully available: 182 complete weekly observations, windows labelled 2022-12-30 to 2026-07-17, with nothing after the 7 August price anchor in the sample. Beta 0.894, standard error 0.193, R-squared 10.6%. Two cross-checks point much lower — the Abu Dhabi line against an equally weighted composite of eighteen UAE-listed names gives 0.603, and two UAE-listed consumer companies give a median of 0.583 — so the adopted figure is the conservative one, and the choice is worth sizing: at a beta near 0.60 the cost of capital falls by roughly one and a half points and the cash-flow value rises by roughly a third. The adopted beta is the single largest conservative judgement in this study.</w:t>
+        <w:t>Beta is measured on the company's own share price against the index of the exchange those shares trade on. The Abu Dhabi general index history was obtained directly: 3,884 daily closes from 2011-01-02 to 2026-07-24, screened before use for duplicate dates, non-positive levels and trading-day density, and showing plainly the January 2022 change in the trading week. The regression uses 185 complete weekly observations, windows labelled 2022-12-23 to 2026-07-24 — the whole life of the listing, which began in December 2022 — with nothing after the 7 August price anchor in the sample. Beta 1.026, standard error 0.254, t-statistic 4.04, R-squared 8.2%. Stock and index are struck at the same closing auction on the same exchange in the same currency, so no timing correction applies; computed as a check, the lead-lag sum is 0.934, close enough to confirm there is nothing to correct.</w:t>
+      </w:r>
+    </w:p>
+    <w:p>
+      <w:pPr>
+        <w:spacing w:after="120" w:before="0"/>
+      </w:pPr>
+      <w:r>
+        <w:rPr>
+          <w:b w:val="0"/>
+          <w:i w:val="0"/>
+          <w:color w:val="1C3A36"/>
+          <w:sz w:val="21"/>
+        </w:rPr>
+        <w:t>That the index measures its market is checked rather than assumed. Regressed identically, Aldar returns 1.58, Emaar 1.50, Abu Dhabi Commercial Bank 1.36 and the food company Agthia 0.42. Property and banking run above the index and a consumer staple well below it, which is the pattern an index concentrated in property, banking and the large Abu Dhabi holding companies should produce — and it places this restaurant operator, at the market average, in a sensible position rather than an accidental one.</w:t>
+      </w:r>
+    </w:p>
+    <w:p>
+      <w:pPr>
+        <w:spacing w:after="120" w:before="0"/>
+      </w:pPr>
+      <w:r>
+        <w:rPr>
+          <w:b w:val="0"/>
+          <w:i w:val="0"/>
+          <w:color w:val="1C3A36"/>
+          <w:sz w:val="21"/>
+        </w:rPr>
+        <w:t>The precision is modest and is stated as such rather than dressed up: one standard error spans 0.77 to 1.28, which is wide enough that this estimate cannot be told apart from several plausible alternatives. Three of them are computed and disclosed, and none is adopted: the company's Riyadh line against the Saudi index gives 0.894, an equally weighted composite of eighteen UAE-listed names gives 0.586, and two UAE-listed consumer companies give a median of 0.574. The composite is a diagnostic and deliberately not the regressor: it is a selected subset of names whose own sector mix would stand in for the market, and this company is one of its constituents, so its shares would be regressed partly against themselves. The choice is worth sizing, because it is large: at a beta near 0.60 the cost of capital falls by roughly one and a half points and the cash-flow value rises by roughly half. Beta is the least precisely measured input in this study and the one most worth arguing with.</w:t>
       </w:r>
     </w:p>
     <w:p>
@@ -13223,7 +13251,7 @@
                 <w:color w:val="1C3A36"/>
                 <w:sz w:val="18"/>
               </w:rPr>
-              <w:t>8.00%</w:t>
+              <w:t>8.73%</w:t>
             </w:r>
           </w:p>
         </w:tc>
@@ -13241,7 +13269,7 @@
                 <w:color w:val="1C3A36"/>
                 <w:sz w:val="18"/>
               </w:rPr>
-              <w:t>2.69</w:t>
+              <w:t>2.38</w:t>
             </w:r>
           </w:p>
         </w:tc>
@@ -13259,7 +13287,7 @@
                 <w:color w:val="1C3A36"/>
                 <w:sz w:val="18"/>
               </w:rPr>
-              <w:t>2.86</w:t>
+              <w:t>2.51</w:t>
             </w:r>
           </w:p>
         </w:tc>
@@ -13277,7 +13305,7 @@
                 <w:color w:val="1C3A36"/>
                 <w:sz w:val="18"/>
               </w:rPr>
-              <w:t>3.06</w:t>
+              <w:t>2.66</w:t>
             </w:r>
           </w:p>
         </w:tc>
@@ -13295,7 +13323,7 @@
                 <w:color w:val="1C3A36"/>
                 <w:sz w:val="18"/>
               </w:rPr>
-              <w:t>3.31</w:t>
+              <w:t>2.84</w:t>
             </w:r>
           </w:p>
         </w:tc>
@@ -13313,7 +13341,7 @@
                 <w:color w:val="1C3A36"/>
                 <w:sz w:val="18"/>
               </w:rPr>
-              <w:t>3.62</w:t>
+              <w:t>3.05</w:t>
             </w:r>
           </w:p>
         </w:tc>
@@ -13332,7 +13360,7 @@
                 <w:color w:val="1C3A36"/>
                 <w:sz w:val="18"/>
               </w:rPr>
-              <w:t>8.75%</w:t>
+              <w:t>9.48%</w:t>
             </w:r>
           </w:p>
         </w:tc>
@@ -13350,7 +13378,7 @@
                 <w:color w:val="1C3A36"/>
                 <w:sz w:val="18"/>
               </w:rPr>
-              <w:t>2.36</w:t>
+              <w:t>2.12</w:t>
             </w:r>
           </w:p>
         </w:tc>
@@ -13368,7 +13396,7 @@
                 <w:color w:val="1C3A36"/>
                 <w:sz w:val="18"/>
               </w:rPr>
-              <w:t>2.49</w:t>
+              <w:t>2.21</w:t>
             </w:r>
           </w:p>
         </w:tc>
@@ -13386,7 +13414,7 @@
                 <w:color w:val="1C3A36"/>
                 <w:sz w:val="18"/>
               </w:rPr>
-              <w:t>2.64</w:t>
+              <w:t>2.32</w:t>
             </w:r>
           </w:p>
         </w:tc>
@@ -13404,7 +13432,7 @@
                 <w:color w:val="1C3A36"/>
                 <w:sz w:val="18"/>
               </w:rPr>
-              <w:t>2.81</w:t>
+              <w:t>2.45</w:t>
             </w:r>
           </w:p>
         </w:tc>
@@ -13422,7 +13450,7 @@
                 <w:color w:val="1C3A36"/>
                 <w:sz w:val="18"/>
               </w:rPr>
-              <w:t>3.02</w:t>
+              <w:t>2.61</w:t>
             </w:r>
           </w:p>
         </w:tc>
@@ -13441,7 +13469,7 @@
                 <w:color w:val="1C3A36"/>
                 <w:sz w:val="18"/>
               </w:rPr>
-              <w:t>9.50%</w:t>
+              <w:t>10.23%</w:t>
             </w:r>
           </w:p>
         </w:tc>
@@ -13459,7 +13487,7 @@
                 <w:color w:val="1C3A36"/>
                 <w:sz w:val="18"/>
               </w:rPr>
-              <w:t>2.10</w:t>
+              <w:t>1.90</w:t>
             </w:r>
           </w:p>
         </w:tc>
@@ -13477,7 +13505,7 @@
                 <w:color w:val="1C3A36"/>
                 <w:sz w:val="18"/>
               </w:rPr>
-              <w:t>2.20</w:t>
+              <w:t>1.98</w:t>
             </w:r>
           </w:p>
         </w:tc>
@@ -13495,7 +13523,7 @@
                 <w:color w:val="1C3A36"/>
                 <w:sz w:val="18"/>
               </w:rPr>
-              <w:t>2.31</w:t>
+              <w:t>2.06</w:t>
             </w:r>
           </w:p>
         </w:tc>
@@ -13513,7 +13541,7 @@
                 <w:color w:val="1C3A36"/>
                 <w:sz w:val="18"/>
               </w:rPr>
-              <w:t>2.43</w:t>
+              <w:t>2.16</w:t>
             </w:r>
           </w:p>
         </w:tc>
@@ -13531,7 +13559,7 @@
                 <w:color w:val="1C3A36"/>
                 <w:sz w:val="18"/>
               </w:rPr>
-              <w:t>2.58</w:t>
+              <w:t>2.27</w:t>
             </w:r>
           </w:p>
         </w:tc>
@@ -13550,7 +13578,7 @@
                 <w:color w:val="1C3A36"/>
                 <w:sz w:val="18"/>
               </w:rPr>
-              <w:t>10.25%</w:t>
+              <w:t>10.98%</w:t>
             </w:r>
           </w:p>
         </w:tc>
@@ -13568,7 +13596,7 @@
                 <w:color w:val="1C3A36"/>
                 <w:sz w:val="18"/>
               </w:rPr>
-              <w:t>1.89</w:t>
+              <w:t>1.72</w:t>
             </w:r>
           </w:p>
         </w:tc>
@@ -13586,7 +13614,7 @@
                 <w:color w:val="1C3A36"/>
                 <w:sz w:val="18"/>
               </w:rPr>
-              <w:t>1.96</w:t>
+              <w:t>1.78</w:t>
             </w:r>
           </w:p>
         </w:tc>
@@ -13604,7 +13632,7 @@
                 <w:color w:val="1C3A36"/>
                 <w:sz w:val="18"/>
               </w:rPr>
-              <w:t>2.04</w:t>
+              <w:t>1.85</w:t>
             </w:r>
           </w:p>
         </w:tc>
@@ -13622,7 +13650,7 @@
                 <w:color w:val="1C3A36"/>
                 <w:sz w:val="18"/>
               </w:rPr>
-              <w:t>2.14</w:t>
+              <w:t>1.92</w:t>
             </w:r>
           </w:p>
         </w:tc>
@@ -13640,7 +13668,7 @@
                 <w:color w:val="1C3A36"/>
                 <w:sz w:val="18"/>
               </w:rPr>
-              <w:t>2.25</w:t>
+              <w:t>2.00</w:t>
             </w:r>
           </w:p>
         </w:tc>
@@ -13659,7 +13687,7 @@
                 <w:color w:val="1C3A36"/>
                 <w:sz w:val="18"/>
               </w:rPr>
-              <w:t>11.00%</w:t>
+              <w:t>11.73%</w:t>
             </w:r>
           </w:p>
         </w:tc>
@@ -13677,7 +13705,7 @@
                 <w:color w:val="1C3A36"/>
                 <w:sz w:val="18"/>
               </w:rPr>
-              <w:t>1.71</w:t>
+              <w:t>1.57</w:t>
             </w:r>
           </w:p>
         </w:tc>
@@ -13695,7 +13723,7 @@
                 <w:color w:val="1C3A36"/>
                 <w:sz w:val="18"/>
               </w:rPr>
-              <w:t>1.77</w:t>
+              <w:t>1.62</w:t>
             </w:r>
           </w:p>
         </w:tc>
@@ -13713,7 +13741,7 @@
                 <w:color w:val="1C3A36"/>
                 <w:sz w:val="18"/>
               </w:rPr>
-              <w:t>1.83</w:t>
+              <w:t>1.67</w:t>
             </w:r>
           </w:p>
         </w:tc>
@@ -13731,7 +13759,7 @@
                 <w:color w:val="1C3A36"/>
                 <w:sz w:val="18"/>
               </w:rPr>
-              <w:t>1.90</w:t>
+              <w:t>1.73</w:t>
             </w:r>
           </w:p>
         </w:tc>
@@ -13749,7 +13777,7 @@
                 <w:color w:val="1C3A36"/>
                 <w:sz w:val="18"/>
               </w:rPr>
-              <w:t>1.99</w:t>
+              <w:t>1.79</w:t>
             </w:r>
           </w:p>
         </w:tc>
@@ -13934,7 +13962,7 @@
                 <w:color w:val="1C3A36"/>
                 <w:sz w:val="18"/>
               </w:rPr>
-              <w:t>8.00%</w:t>
+              <w:t>8.73%</w:t>
             </w:r>
           </w:p>
         </w:tc>
@@ -13952,7 +13980,7 @@
                 <w:color w:val="1C3A36"/>
                 <w:sz w:val="18"/>
               </w:rPr>
-              <w:t>2.60</w:t>
+              <w:t>2.25</w:t>
             </w:r>
           </w:p>
         </w:tc>
@@ -13970,7 +13998,7 @@
                 <w:color w:val="1C3A36"/>
                 <w:sz w:val="18"/>
               </w:rPr>
-              <w:t>2.83</w:t>
+              <w:t>2.45</w:t>
             </w:r>
           </w:p>
         </w:tc>
@@ -13988,7 +14016,7 @@
                 <w:color w:val="1C3A36"/>
                 <w:sz w:val="18"/>
               </w:rPr>
-              <w:t>3.06</w:t>
+              <w:t>2.66</w:t>
             </w:r>
           </w:p>
         </w:tc>
@@ -14006,7 +14034,7 @@
                 <w:color w:val="1C3A36"/>
                 <w:sz w:val="18"/>
               </w:rPr>
-              <w:t>3.30</w:t>
+              <w:t>2.86</w:t>
             </w:r>
           </w:p>
         </w:tc>
@@ -14024,7 +14052,7 @@
                 <w:color w:val="1C3A36"/>
                 <w:sz w:val="18"/>
               </w:rPr>
-              <w:t>3.53</w:t>
+              <w:t>3.07</w:t>
             </w:r>
           </w:p>
         </w:tc>
@@ -14043,7 +14071,7 @@
                 <w:color w:val="1C3A36"/>
                 <w:sz w:val="18"/>
               </w:rPr>
-              <w:t>8.75%</w:t>
+              <w:t>9.48%</w:t>
             </w:r>
           </w:p>
         </w:tc>
@@ -14061,7 +14089,7 @@
                 <w:color w:val="1C3A36"/>
                 <w:sz w:val="18"/>
               </w:rPr>
-              <w:t>2.23</w:t>
+              <w:t>1.96</w:t>
             </w:r>
           </w:p>
         </w:tc>
@@ -14079,7 +14107,7 @@
                 <w:color w:val="1C3A36"/>
                 <w:sz w:val="18"/>
               </w:rPr>
-              <w:t>2.43</w:t>
+              <w:t>2.14</w:t>
             </w:r>
           </w:p>
         </w:tc>
@@ -14097,7 +14125,7 @@
                 <w:color w:val="1C3A36"/>
                 <w:sz w:val="18"/>
               </w:rPr>
-              <w:t>2.64</w:t>
+              <w:t>2.32</w:t>
             </w:r>
           </w:p>
         </w:tc>
@@ -14115,7 +14143,7 @@
                 <w:color w:val="1C3A36"/>
                 <w:sz w:val="18"/>
               </w:rPr>
-              <w:t>2.84</w:t>
+              <w:t>2.51</w:t>
             </w:r>
           </w:p>
         </w:tc>
@@ -14133,7 +14161,7 @@
                 <w:color w:val="1C3A36"/>
                 <w:sz w:val="18"/>
               </w:rPr>
-              <w:t>3.04</w:t>
+              <w:t>2.69</w:t>
             </w:r>
           </w:p>
         </w:tc>
@@ -14152,7 +14180,7 @@
                 <w:color w:val="1C3A36"/>
                 <w:sz w:val="18"/>
               </w:rPr>
-              <w:t>9.50%</w:t>
+              <w:t>10.23%</w:t>
             </w:r>
           </w:p>
         </w:tc>
@@ -14170,7 +14198,7 @@
                 <w:color w:val="1C3A36"/>
                 <w:sz w:val="18"/>
               </w:rPr>
-              <w:t>1.95</w:t>
+              <w:t>1.73</w:t>
             </w:r>
           </w:p>
         </w:tc>
@@ -14188,7 +14216,7 @@
                 <w:color w:val="1C3A36"/>
                 <w:sz w:val="18"/>
               </w:rPr>
-              <w:t>2.13</w:t>
+              <w:t>1.90</w:t>
             </w:r>
           </w:p>
         </w:tc>
@@ -14206,7 +14234,7 @@
                 <w:color w:val="1C3A36"/>
                 <w:sz w:val="18"/>
               </w:rPr>
-              <w:t>2.31</w:t>
+              <w:t>2.06</w:t>
             </w:r>
           </w:p>
         </w:tc>
@@ -14224,7 +14252,7 @@
                 <w:color w:val="1C3A36"/>
                 <w:sz w:val="18"/>
               </w:rPr>
-              <w:t>2.49</w:t>
+              <w:t>2.22</w:t>
             </w:r>
           </w:p>
         </w:tc>
@@ -14242,7 +14270,7 @@
                 <w:color w:val="1C3A36"/>
                 <w:sz w:val="18"/>
               </w:rPr>
-              <w:t>2.67</w:t>
+              <w:t>2.39</w:t>
             </w:r>
           </w:p>
         </w:tc>
@@ -14261,7 +14289,7 @@
                 <w:color w:val="1C3A36"/>
                 <w:sz w:val="18"/>
               </w:rPr>
-              <w:t>10.25%</w:t>
+              <w:t>10.98%</w:t>
             </w:r>
           </w:p>
         </w:tc>
@@ -14279,7 +14307,7 @@
                 <w:color w:val="1C3A36"/>
                 <w:sz w:val="18"/>
               </w:rPr>
-              <w:t>1.72</w:t>
+              <w:t>1.55</w:t>
             </w:r>
           </w:p>
         </w:tc>
@@ -14297,7 +14325,7 @@
                 <w:color w:val="1C3A36"/>
                 <w:sz w:val="18"/>
               </w:rPr>
-              <w:t>1.88</w:t>
+              <w:t>1.70</w:t>
             </w:r>
           </w:p>
         </w:tc>
@@ -14315,7 +14343,7 @@
                 <w:color w:val="1C3A36"/>
                 <w:sz w:val="18"/>
               </w:rPr>
-              <w:t>2.04</w:t>
+              <w:t>1.85</w:t>
             </w:r>
           </w:p>
         </w:tc>
@@ -14333,7 +14361,7 @@
                 <w:color w:val="1C3A36"/>
                 <w:sz w:val="18"/>
               </w:rPr>
-              <w:t>2.21</w:t>
+              <w:t>1.99</w:t>
             </w:r>
           </w:p>
         </w:tc>
@@ -14351,7 +14379,7 @@
                 <w:color w:val="1C3A36"/>
                 <w:sz w:val="18"/>
               </w:rPr>
-              <w:t>2.37</w:t>
+              <w:t>2.14</w:t>
             </w:r>
           </w:p>
         </w:tc>
@@ -14370,7 +14398,7 @@
                 <w:color w:val="1C3A36"/>
                 <w:sz w:val="18"/>
               </w:rPr>
-              <w:t>11.00%</w:t>
+              <w:t>11.73%</w:t>
             </w:r>
           </w:p>
         </w:tc>
@@ -14388,7 +14416,7 @@
                 <w:color w:val="1C3A36"/>
                 <w:sz w:val="18"/>
               </w:rPr>
-              <w:t>1.54</w:t>
+              <w:t>1.40</w:t>
             </w:r>
           </w:p>
         </w:tc>
@@ -14406,7 +14434,7 @@
                 <w:color w:val="1C3A36"/>
                 <w:sz w:val="18"/>
               </w:rPr>
-              <w:t>1.68</w:t>
+              <w:t>1.53</w:t>
             </w:r>
           </w:p>
         </w:tc>
@@ -14424,7 +14452,7 @@
                 <w:color w:val="1C3A36"/>
                 <w:sz w:val="18"/>
               </w:rPr>
-              <w:t>1.83</w:t>
+              <w:t>1.67</w:t>
             </w:r>
           </w:p>
         </w:tc>
@@ -14442,7 +14470,7 @@
                 <w:color w:val="1C3A36"/>
                 <w:sz w:val="18"/>
               </w:rPr>
-              <w:t>1.98</w:t>
+              <w:t>1.80</w:t>
             </w:r>
           </w:p>
         </w:tc>
@@ -14460,7 +14488,7 @@
                 <w:color w:val="1C3A36"/>
                 <w:sz w:val="18"/>
               </w:rPr>
-              <w:t>2.12</w:t>
+              <w:t>1.94</w:t>
             </w:r>
           </w:p>
         </w:tc>
@@ -16131,7 +16159,7 @@
                 <w:color w:val="1C3A36"/>
                 <w:sz w:val="18"/>
               </w:rPr>
-              <w:t>2.31</w:t>
+              <w:t>2.06</w:t>
             </w:r>
           </w:p>
         </w:tc>
@@ -16204,7 +16232,7 @@
                 <w:color w:val="1C3A36"/>
                 <w:sz w:val="18"/>
               </w:rPr>
-              <w:t>2.56</w:t>
+              <w:t>2.54</w:t>
             </w:r>
           </w:p>
         </w:tc>
@@ -16277,7 +16305,7 @@
                 <w:color w:val="1C3A36"/>
                 <w:sz w:val="18"/>
               </w:rPr>
-              <w:t>2.06</w:t>
+              <w:t>2.07</w:t>
             </w:r>
           </w:p>
         </w:tc>
@@ -16350,7 +16378,7 @@
                 <w:color w:val="1C3A36"/>
                 <w:sz w:val="18"/>
               </w:rPr>
-              <w:t>1.07</w:t>
+              <w:t>0.96</w:t>
             </w:r>
           </w:p>
         </w:tc>
@@ -16559,7 +16587,7 @@
                 <w:color w:val="1C3A36"/>
                 <w:sz w:val="18"/>
               </w:rPr>
-              <w:t>2.31</w:t>
+              <w:t>2.06</w:t>
             </w:r>
           </w:p>
         </w:tc>
@@ -16577,7 +16605,7 @@
                 <w:color w:val="1C3A36"/>
                 <w:sz w:val="18"/>
               </w:rPr>
-              <w:t>5,391</w:t>
+              <w:t>4,841</w:t>
             </w:r>
           </w:p>
         </w:tc>
@@ -16632,7 +16660,7 @@
                 <w:color w:val="1C3A36"/>
                 <w:sz w:val="18"/>
               </w:rPr>
-              <w:t>2.26</w:t>
+              <w:t>2.05</w:t>
             </w:r>
           </w:p>
         </w:tc>
@@ -16650,7 +16678,7 @@
                 <w:color w:val="1C3A36"/>
                 <w:sz w:val="18"/>
               </w:rPr>
-              <w:t>4,654</w:t>
+              <w:t>4,171</w:t>
             </w:r>
           </w:p>
         </w:tc>
@@ -17237,7 +17265,7 @@
           <w:color w:val="1C3A36"/>
           <w:sz w:val="21"/>
         </w:rPr>
-        <w:t>The right way to use the two together: the valuation range and the three-month band overlap substantially. The valuation's central value of AED 2.19 sits at the 45% mark of the three-month distribution — inside it, not beyond it. Nothing in this study requires the market to be wrong within three months for the valuation to be right; it requires only that the business goes on earning what it earns.</w:t>
+        <w:t>The right way to use the two together: the valuation range and the three-month band overlap substantially. The valuation's central value of AED 2.05 sits at the 30% mark of the three-month distribution — inside it, not beyond it. Nothing in this study requires the market to be wrong within three months for the valuation to be right; it requires only that the business goes on earning what it earns.</w:t>
       </w:r>
     </w:p>
     <w:p>
@@ -17351,7 +17379,7 @@
           <w:color w:val="1C3A36"/>
           <w:sz w:val="21"/>
         </w:rPr>
-        <w:t>75% of the enterprise value in the cash-flow lens sits in the terminal value. That is normal for a growing, cash-generative business at a 9.6% cost of capital, but it means the answer is sensitive to two numbers — terminal growth and the terminal cost of capital — that no filing can confirm.</w:t>
+        <w:t>73% of the enterprise value in the cash-flow lens sits in the terminal value. That is normal for a growing, cash-generative business at a 9.6% cost of capital, but it means the answer is sensitive to two numbers — terminal growth and the terminal cost of capital — that no filing can confirm.</w:t>
       </w:r>
     </w:p>
     <w:p>
@@ -25142,7 +25170,7 @@
                 <w:color w:val="1C3A36"/>
                 <w:sz w:val="17"/>
               </w:rPr>
-              <w:t>the cyclical column, 1.98 a share</w:t>
+              <w:t>the cyclical column, 1.77 a share</w:t>
             </w:r>
           </w:p>
         </w:tc>
@@ -29435,7 +29463,7 @@
                 <w:color w:val="1C3A36"/>
                 <w:sz w:val="17"/>
               </w:rPr>
-              <w:t>8.0%</w:t>
+              <w:t>8.8%</w:t>
             </w:r>
           </w:p>
         </w:tc>
@@ -29490,7 +29518,7 @@
                 <w:color w:val="1C3A36"/>
                 <w:sz w:val="17"/>
               </w:rPr>
-              <w:t>3,414</w:t>
+              <w:t>3,159</w:t>
             </w:r>
           </w:p>
         </w:tc>
@@ -29604,7 +29632,7 @@
                 <w:color w:val="1C3A36"/>
                 <w:sz w:val="17"/>
               </w:rPr>
-              <w:t>1.68</w:t>
+              <w:t>1.56</w:t>
             </w:r>
           </w:p>
         </w:tc>
@@ -29660,7 +29688,7 @@
                 <w:color w:val="1C3A36"/>
                 <w:sz w:val="17"/>
               </w:rPr>
-              <w:t>AED 1.47 – 1.85</w:t>
+              <w:t>AED 1.39 – 1.71</w:t>
             </w:r>
           </w:p>
         </w:tc>
@@ -30041,7 +30069,7 @@
                 <w:color w:val="1C3A36"/>
                 <w:sz w:val="17"/>
               </w:rPr>
-              <w:t>9.99%</w:t>
+              <w:t>10.81%</w:t>
             </w:r>
           </w:p>
         </w:tc>
@@ -30096,7 +30124,7 @@
                 <w:color w:val="1C3A36"/>
                 <w:sz w:val="17"/>
               </w:rPr>
-              <w:t>0.3503</w:t>
+              <w:t>0.3125</w:t>
             </w:r>
           </w:p>
         </w:tc>
@@ -30155,7 +30183,7 @@
                 <w:color w:val="1C3A36"/>
                 <w:sz w:val="17"/>
               </w:rPr>
-              <w:t>1.29</w:t>
+              <w:t>1.15</w:t>
             </w:r>
           </w:p>
         </w:tc>
@@ -30211,7 +30239,7 @@
                 <w:color w:val="1C3A36"/>
                 <w:sz w:val="17"/>
               </w:rPr>
-              <w:t>AED 0.97 – 1.68</w:t>
+              <w:t>AED 0.89 – 1.46</w:t>
             </w:r>
           </w:p>
         </w:tc>
@@ -30537,7 +30565,7 @@
                 <w:color w:val="1C3A36"/>
                 <w:sz w:val="17"/>
               </w:rPr>
-              <w:t>9.50%</w:t>
+              <w:t>10.23%</w:t>
             </w:r>
           </w:p>
         </w:tc>
@@ -30592,7 +30620,7 @@
                 <w:color w:val="1C3A36"/>
                 <w:sz w:val="17"/>
               </w:rPr>
-              <w:t>31.6%</w:t>
+              <w:t>30.9%</w:t>
             </w:r>
           </w:p>
         </w:tc>
@@ -30647,7 +30675,7 @@
                 <w:color w:val="1C3A36"/>
                 <w:sz w:val="17"/>
               </w:rPr>
-              <w:t>3,339</w:t>
+              <w:t>3,102</w:t>
             </w:r>
           </w:p>
         </w:tc>
@@ -30702,7 +30730,7 @@
                 <w:color w:val="1C3A36"/>
                 <w:sz w:val="17"/>
               </w:rPr>
-              <w:t>1,234</w:t>
+              <w:t>1,008</w:t>
             </w:r>
           </w:p>
         </w:tc>
@@ -30757,7 +30785,7 @@
                 <w:color w:val="1C3A36"/>
                 <w:sz w:val="17"/>
               </w:rPr>
-              <w:t>4,573</w:t>
+              <w:t>4,110</w:t>
             </w:r>
           </w:p>
         </w:tc>
@@ -30816,7 +30844,7 @@
                 <w:color w:val="1C3A36"/>
                 <w:sz w:val="17"/>
               </w:rPr>
-              <w:t>1.90</w:t>
+              <w:t>1.70</w:t>
             </w:r>
           </w:p>
         </w:tc>
@@ -30873,7 +30901,7 @@
                 <w:color w:val="1C3A36"/>
                 <w:sz w:val="17"/>
               </w:rPr>
-              <w:t>AED 1.21 – 2.28</w:t>
+              <w:t>AED 1.12 – 2.04</w:t>
             </w:r>
           </w:p>
         </w:tc>
@@ -31117,7 +31145,7 @@
           <w:color w:val="1C3A36"/>
           <w:sz w:val="21"/>
         </w:rPr>
-        <w:t>The panel median is AED 1.68, BELOW both the weighted central value of AED 2.19 and the market price of AED 2.23. That is worth stating plainly rather than smoothing away: the three methods that pay closest attention to what a minority shareholder actually receives, and to what the marginal restaurant earns, come out lower than the four-lens weighting does. The four-lens result leans on the cash-flow model, which values the whole firm and assumes the margin gain holds. The panel leans on distributions and on incremental returns. Both are in the report.</w:t>
+        <w:t>The panel median is AED 1.56, BELOW both the weighted central value of AED 2.05 and the market price of AED 2.23. That is worth stating plainly rather than smoothing away: the three methods that pay closest attention to what a minority shareholder actually receives, and to what the marginal restaurant earns, come out lower than the four-lens weighting does. The four-lens result leans on the cash-flow model, which values the whole firm and assumes the margin gain holds. The panel leans on distributions and on incremental returns. Both are in the report.</w:t>
       </w:r>
     </w:p>
     <w:p>
@@ -31252,7 +31280,7 @@
                 <w:color w:val="1C3A36"/>
                 <w:sz w:val="17"/>
               </w:rPr>
-              <w:t>0.39</w:t>
+              <w:t>0.42</w:t>
             </w:r>
           </w:p>
         </w:tc>
@@ -31307,7 +31335,7 @@
                 <w:color w:val="1C3A36"/>
                 <w:sz w:val="17"/>
               </w:rPr>
-              <w:t>-0.23</w:t>
+              <w:t>-0.14</w:t>
             </w:r>
           </w:p>
         </w:tc>
@@ -31362,7 +31390,7 @@
                 <w:color w:val="1C3A36"/>
                 <w:sz w:val="17"/>
               </w:rPr>
-              <w:t>0.62</w:t>
+              <w:t>0.55</w:t>
             </w:r>
           </w:p>
         </w:tc>

--- a/engine/amr_study/AMR_Valuation_Study_09-08-2026_public.docx
+++ b/engine/amr_study/AMR_Valuation_Study_09-08-2026_public.docx
@@ -201,7 +201,7 @@
                 <w:color w:val="1C3A36"/>
                 <w:sz w:val="19"/>
               </w:rPr>
-              <w:t>Americana's EBITDA margin went from 22.6% to 25.5% in a single year. If that gain is structural the shares are worth about AED 2.31; if it is cyclical, about AED 1.98. The market is at AED 2.23, between the two. Both readings are computed in full and published side by side in this report and in the companion workbook. Neither is averaged into the other.</w:t>
+              <w:t>Americana's EBITDA margin went from 22.6% to 25.5% in a single year. If that gain is structural the shares are worth about AED 2.23; if it is cyclical, about AED 1.92. The market is at AED 2.23, between the two. Both readings are computed in full and published side by side in this report and in the companion workbook. Neither is averaged into the other.</w:t>
             </w:r>
           </w:p>
         </w:tc>
@@ -246,7 +246,7 @@
           <w:color w:val="1C3A36"/>
           <w:sz w:val="21"/>
         </w:rPr>
-        <w:t>1.50</w:t>
+        <w:t>1.48</w:t>
       </w:r>
       <w:r>
         <w:rPr>
@@ -264,7 +264,7 @@
           <w:color w:val="1C3A36"/>
           <w:sz w:val="21"/>
         </w:rPr>
-        <w:t>3.44</w:t>
+        <w:t>3.33</w:t>
       </w:r>
       <w:r>
         <w:rPr>
@@ -273,7 +273,7 @@
           <w:color w:val="1C3A36"/>
           <w:sz w:val="21"/>
         </w:rPr>
-        <w:t xml:space="preserve"> a share (the widest single-lens extremes span 0.66 to 4.30), with a weighted central value of AED </w:t>
+        <w:t xml:space="preserve"> a share (the widest single-lens extremes span 0.65 to 4.09), with a weighted central value of AED </w:t>
       </w:r>
       <w:r>
         <w:rPr>
@@ -282,7 +282,7 @@
           <w:color w:val="1C3A36"/>
           <w:sz w:val="21"/>
         </w:rPr>
-        <w:t>2.19</w:t>
+        <w:t>2.15</w:t>
       </w:r>
       <w:r>
         <w:rPr>
@@ -291,7 +291,7 @@
           <w:color w:val="1C3A36"/>
           <w:sz w:val="21"/>
         </w:rPr>
-        <w:t xml:space="preserve"> — about -2% above the AED 2.23 the market is paying. That gap is not the interesting part of this study. The interesting part is that the whole of it, and rather more, turns on a single question the filings do not answer.</w:t>
+        <w:t xml:space="preserve"> — about 4% below the AED 2.23 the market is paying. That gap is not the interesting part of this study. The interesting part is that the whole of it, and rather more, turns on a single question the filings do not answer.</w:t>
       </w:r>
     </w:p>
     <w:p>
@@ -333,7 +333,7 @@
           <w:color w:val="1C3A36"/>
           <w:sz w:val="21"/>
         </w:rPr>
-        <w:t>Whether that margin gain holds is the study. Read as structural — procurement work, menu engineering, better economics in the delivery channel, all of which the company names — the shares are worth about AED 2.31. Read as cyclical — a friendly turn in traded food prices and a quiet period on promotion, both of which revert — they are worth about AED 1.98, which is BELOW the current price. The market price sits between the two readings, which is a reasonable place for it to sit.</w:t>
+        <w:t>Whether that margin gain holds is the study. Read as structural — procurement work, menu engineering, better economics in the delivery channel, all of which the company names — the shares are worth about AED 2.23. Read as cyclical — a friendly turn in traded food prices and a quiet period on promotion, both of which revert — they are worth about AED 1.92, which is BELOW the current price. The market price sits between the two readings, which is a reasonable place for it to sit.</w:t>
       </w:r>
     </w:p>
     <w:p>
@@ -620,7 +620,7 @@
                 <w:color w:val="1C3A36"/>
                 <w:sz w:val="18"/>
               </w:rPr>
-              <w:t>1.40</w:t>
+              <w:t>1.37</w:t>
             </w:r>
           </w:p>
         </w:tc>
@@ -638,7 +638,7 @@
                 <w:color w:val="1C3A36"/>
                 <w:sz w:val="18"/>
               </w:rPr>
-              <w:t>2.31</w:t>
+              <w:t>2.23</w:t>
             </w:r>
           </w:p>
         </w:tc>
@@ -656,7 +656,7 @@
                 <w:color w:val="1C3A36"/>
                 <w:sz w:val="18"/>
               </w:rPr>
-              <w:t>4.30</w:t>
+              <w:t>4.09</w:t>
             </w:r>
           </w:p>
         </w:tc>
@@ -674,7 +674,7 @@
                 <w:color w:val="1C3A36"/>
                 <w:sz w:val="18"/>
               </w:rPr>
-              <w:t>3%</w:t>
+              <w:t>0%</w:t>
             </w:r>
           </w:p>
         </w:tc>
@@ -692,7 +692,7 @@
                 <w:color w:val="1C3A36"/>
                 <w:sz w:val="18"/>
               </w:rPr>
-              <w:t>75%</w:t>
+              <w:t>74%</w:t>
             </w:r>
           </w:p>
         </w:tc>
@@ -783,7 +783,7 @@
                 <w:color w:val="1C3A36"/>
                 <w:sz w:val="18"/>
               </w:rPr>
-              <w:t>3.15</w:t>
+              <w:t>3.14</w:t>
             </w:r>
           </w:p>
         </w:tc>
@@ -892,7 +892,7 @@
                 <w:color w:val="1C3A36"/>
                 <w:sz w:val="18"/>
               </w:rPr>
-              <w:t>2.06</w:t>
+              <w:t>2.07</w:t>
             </w:r>
           </w:p>
         </w:tc>
@@ -1001,7 +1001,7 @@
                 <w:color w:val="1C3A36"/>
                 <w:sz w:val="18"/>
               </w:rPr>
-              <w:t>0.66</w:t>
+              <w:t>0.65</w:t>
             </w:r>
           </w:p>
         </w:tc>
@@ -1019,7 +1019,7 @@
                 <w:color w:val="1C3A36"/>
                 <w:sz w:val="18"/>
               </w:rPr>
-              <w:t>1.07</w:t>
+              <w:t>1.04</w:t>
             </w:r>
           </w:p>
         </w:tc>
@@ -1037,7 +1037,7 @@
                 <w:color w:val="1C3A36"/>
                 <w:sz w:val="18"/>
               </w:rPr>
-              <w:t>1.44</w:t>
+              <w:t>1.39</w:t>
             </w:r>
           </w:p>
         </w:tc>
@@ -1055,7 +1055,7 @@
                 <w:color w:val="1C3A36"/>
                 <w:sz w:val="18"/>
               </w:rPr>
-              <w:t>-52%</w:t>
+              <w:t>-53%</w:t>
             </w:r>
           </w:p>
         </w:tc>
@@ -1134,7 +1134,7 @@
                 <w:color w:val="1C3A36"/>
                 <w:sz w:val="18"/>
               </w:rPr>
-              <w:t>1.50</w:t>
+              <w:t>1.48</w:t>
             </w:r>
           </w:p>
         </w:tc>
@@ -1154,7 +1154,7 @@
                 <w:color w:val="1C3A36"/>
                 <w:sz w:val="18"/>
               </w:rPr>
-              <w:t>2.19</w:t>
+              <w:t>2.15</w:t>
             </w:r>
           </w:p>
         </w:tc>
@@ -1174,7 +1174,7 @@
                 <w:color w:val="1C3A36"/>
                 <w:sz w:val="18"/>
               </w:rPr>
-              <w:t>3.44</w:t>
+              <w:t>3.33</w:t>
             </w:r>
           </w:p>
         </w:tc>
@@ -1194,7 +1194,7 @@
                 <w:color w:val="1C3A36"/>
                 <w:sz w:val="18"/>
               </w:rPr>
-              <w:t>-2%</w:t>
+              <w:t>-4%</w:t>
             </w:r>
           </w:p>
         </w:tc>
@@ -1275,7 +1275,7 @@
                 <w:color w:val="1C3A36"/>
                 <w:sz w:val="18"/>
               </w:rPr>
-              <w:t>0.66</w:t>
+              <w:t>0.65</w:t>
             </w:r>
           </w:p>
         </w:tc>
@@ -1315,7 +1315,7 @@
                 <w:color w:val="1C3A36"/>
                 <w:sz w:val="18"/>
               </w:rPr>
-              <w:t>4.30</w:t>
+              <w:t>4.09</w:t>
             </w:r>
           </w:p>
         </w:tc>
@@ -1428,7 +1428,7 @@
                 <w:color w:val="1C3A36"/>
                 <w:sz w:val="18"/>
               </w:rPr>
-              <w:t>1.68</w:t>
+              <w:t>1.64</w:t>
             </w:r>
           </w:p>
         </w:tc>
@@ -1464,7 +1464,7 @@
                 <w:color w:val="1C3A36"/>
                 <w:sz w:val="18"/>
               </w:rPr>
-              <w:t>-25%</w:t>
+              <w:t>-26%</w:t>
             </w:r>
           </w:p>
         </w:tc>
@@ -1804,7 +1804,7 @@
                 <w:color w:val="1C3A36"/>
                 <w:sz w:val="18"/>
               </w:rPr>
-              <w:t>2.31</w:t>
+              <w:t>2.23</w:t>
             </w:r>
           </w:p>
         </w:tc>
@@ -1822,7 +1822,7 @@
                 <w:color w:val="1C3A36"/>
                 <w:sz w:val="18"/>
               </w:rPr>
-              <w:t>3%</w:t>
+              <w:t>0%</w:t>
             </w:r>
           </w:p>
         </w:tc>
@@ -1877,7 +1877,7 @@
                 <w:color w:val="1C3A36"/>
                 <w:sz w:val="18"/>
               </w:rPr>
-              <w:t>1.98</w:t>
+              <w:t>1.92</w:t>
             </w:r>
           </w:p>
         </w:tc>
@@ -1895,7 +1895,7 @@
                 <w:color w:val="1C3A36"/>
                 <w:sz w:val="18"/>
               </w:rPr>
-              <w:t>-11%</w:t>
+              <w:t>-14%</w:t>
             </w:r>
           </w:p>
         </w:tc>
@@ -2052,7 +2052,7 @@
                 <w:color w:val="1C3A36"/>
                 <w:sz w:val="18"/>
               </w:rPr>
-              <w:t>1,355</w:t>
+              <w:t>1,348</w:t>
             </w:r>
           </w:p>
         </w:tc>
@@ -2107,7 +2107,7 @@
                 <w:color w:val="1C3A36"/>
                 <w:sz w:val="18"/>
               </w:rPr>
-              <w:t>4,036</w:t>
+              <w:t>3,881</w:t>
             </w:r>
           </w:p>
         </w:tc>
@@ -2125,7 +2125,7 @@
                 <w:color w:val="1C3A36"/>
                 <w:sz w:val="18"/>
               </w:rPr>
-              <w:t>1.76</w:t>
+              <w:t>1.70</w:t>
             </w:r>
           </w:p>
         </w:tc>
@@ -2166,7 +2166,7 @@
                 <w:color w:val="1C3A36"/>
                 <w:sz w:val="18"/>
               </w:rPr>
-              <w:t>5,391</w:t>
+              <w:t>5,230</w:t>
             </w:r>
           </w:p>
         </w:tc>
@@ -2186,7 +2186,7 @@
                 <w:color w:val="1C3A36"/>
                 <w:sz w:val="18"/>
               </w:rPr>
-              <w:t>2.36</w:t>
+              <w:t>2.29</w:t>
             </w:r>
           </w:p>
         </w:tc>
@@ -2392,7 +2392,7 @@
                 <w:color w:val="1C3A36"/>
                 <w:sz w:val="18"/>
               </w:rPr>
-              <w:t>5,170</w:t>
+              <w:t>5,008</w:t>
             </w:r>
           </w:p>
         </w:tc>
@@ -2412,7 +2412,7 @@
                 <w:color w:val="1C3A36"/>
                 <w:sz w:val="18"/>
               </w:rPr>
-              <w:t>2.26</w:t>
+              <w:t>2.19</w:t>
             </w:r>
           </w:p>
         </w:tc>
@@ -2453,7 +2453,7 @@
                 <w:color w:val="1C3A36"/>
                 <w:sz w:val="18"/>
               </w:rPr>
-              <w:t>75%</w:t>
+              <w:t>74%</w:t>
             </w:r>
           </w:p>
         </w:tc>
@@ -5937,7 +5937,7 @@
                 <w:color w:val="1C3A36"/>
                 <w:sz w:val="17"/>
               </w:rPr>
-              <w:t>9.5%</w:t>
+              <w:t>9.7%</w:t>
             </w:r>
           </w:p>
         </w:tc>
@@ -5955,7 +5955,7 @@
                 <w:color w:val="1C3A36"/>
                 <w:sz w:val="17"/>
               </w:rPr>
-              <w:t>9.5%</w:t>
+              <w:t>9.7%</w:t>
             </w:r>
           </w:p>
         </w:tc>
@@ -5973,7 +5973,7 @@
                 <w:color w:val="1C3A36"/>
                 <w:sz w:val="17"/>
               </w:rPr>
-              <w:t>9.5%</w:t>
+              <w:t>9.7%</w:t>
             </w:r>
           </w:p>
         </w:tc>
@@ -5991,7 +5991,7 @@
                 <w:color w:val="1C3A36"/>
                 <w:sz w:val="17"/>
               </w:rPr>
-              <w:t>9.5%</w:t>
+              <w:t>9.7%</w:t>
             </w:r>
           </w:p>
         </w:tc>
@@ -6009,7 +6009,7 @@
                 <w:color w:val="1C3A36"/>
                 <w:sz w:val="17"/>
               </w:rPr>
-              <w:t>9.5%</w:t>
+              <w:t>9.7%</w:t>
             </w:r>
           </w:p>
         </w:tc>
@@ -6050,7 +6050,7 @@
                 <w:color w:val="1C3A36"/>
                 <w:sz w:val="17"/>
               </w:rPr>
-              <w:t>0.913</w:t>
+              <w:t>0.912</w:t>
             </w:r>
           </w:p>
         </w:tc>
@@ -6070,7 +6070,7 @@
                 <w:color w:val="1C3A36"/>
                 <w:sz w:val="17"/>
               </w:rPr>
-              <w:t>0.834</w:t>
+              <w:t>0.831</w:t>
             </w:r>
           </w:p>
         </w:tc>
@@ -6090,7 +6090,7 @@
                 <w:color w:val="1C3A36"/>
                 <w:sz w:val="17"/>
               </w:rPr>
-              <w:t>0.762</w:t>
+              <w:t>0.757</w:t>
             </w:r>
           </w:p>
         </w:tc>
@@ -6110,7 +6110,7 @@
                 <w:color w:val="1C3A36"/>
                 <w:sz w:val="17"/>
               </w:rPr>
-              <w:t>0.695</w:t>
+              <w:t>0.690</w:t>
             </w:r>
           </w:p>
         </w:tc>
@@ -6130,7 +6130,7 @@
                 <w:color w:val="1C3A36"/>
                 <w:sz w:val="17"/>
               </w:rPr>
-              <w:t>0.635</w:t>
+              <w:t>0.629</w:t>
             </w:r>
           </w:p>
         </w:tc>
@@ -6185,7 +6185,7 @@
                 <w:color w:val="1C3A36"/>
                 <w:sz w:val="17"/>
               </w:rPr>
-              <w:t>274</w:t>
+              <w:t>273</w:t>
             </w:r>
           </w:p>
         </w:tc>
@@ -6203,7 +6203,7 @@
                 <w:color w:val="1C3A36"/>
                 <w:sz w:val="17"/>
               </w:rPr>
-              <w:t>270</w:t>
+              <w:t>269</w:t>
             </w:r>
           </w:p>
         </w:tc>
@@ -6221,7 +6221,7 @@
                 <w:color w:val="1C3A36"/>
                 <w:sz w:val="17"/>
               </w:rPr>
-              <w:t>263</w:t>
+              <w:t>262</w:t>
             </w:r>
           </w:p>
         </w:tc>
@@ -6239,7 +6239,7 @@
                 <w:color w:val="1C3A36"/>
                 <w:sz w:val="17"/>
               </w:rPr>
-              <w:t>258</w:t>
+              <w:t>255</w:t>
             </w:r>
           </w:p>
         </w:tc>
@@ -6584,7 +6584,7 @@
                 <w:color w:val="1C3A36"/>
                 <w:sz w:val="18"/>
               </w:rPr>
-              <w:t>9.51%</w:t>
+              <w:t>9.71%</w:t>
             </w:r>
           </w:p>
         </w:tc>
@@ -6621,7 +6621,7 @@
                 <w:color w:val="1C3A36"/>
                 <w:sz w:val="18"/>
               </w:rPr>
-              <w:t>6,356</w:t>
+              <w:t>6,168</w:t>
             </w:r>
           </w:p>
         </w:tc>
@@ -6662,7 +6662,7 @@
                 <w:color w:val="1C3A36"/>
                 <w:sz w:val="18"/>
               </w:rPr>
-              <w:t>4,036</w:t>
+              <w:t>3,881</w:t>
             </w:r>
           </w:p>
         </w:tc>
@@ -6699,7 +6699,7 @@
                 <w:color w:val="1C3A36"/>
                 <w:sz w:val="18"/>
               </w:rPr>
-              <w:t>75%</w:t>
+              <w:t>74%</w:t>
             </w:r>
           </w:p>
         </w:tc>
@@ -6736,7 +6736,7 @@
                 <w:color w:val="1C3A36"/>
                 <w:sz w:val="18"/>
               </w:rPr>
-              <w:t>5,391</w:t>
+              <w:t>5,230</w:t>
             </w:r>
           </w:p>
         </w:tc>
@@ -6777,7 +6777,7 @@
                 <w:color w:val="1C3A36"/>
                 <w:sz w:val="18"/>
               </w:rPr>
-              <w:t>5,170</w:t>
+              <w:t>5,008</w:t>
             </w:r>
           </w:p>
         </w:tc>
@@ -6814,7 +6814,7 @@
                 <w:color w:val="1C3A36"/>
                 <w:sz w:val="18"/>
               </w:rPr>
-              <w:t>0.6156</w:t>
+              <w:t>0.5963</w:t>
             </w:r>
           </w:p>
         </w:tc>
@@ -6851,7 +6851,7 @@
                 <w:color w:val="1C3A36"/>
                 <w:sz w:val="18"/>
               </w:rPr>
-              <w:t>x 1.0587 - 0.024</w:t>
+              <w:t>x 1.0600 - 0.024</w:t>
             </w:r>
           </w:p>
         </w:tc>
@@ -6888,7 +6888,7 @@
                 <w:color w:val="1C3A36"/>
                 <w:sz w:val="18"/>
               </w:rPr>
-              <w:t>2.31</w:t>
+              <w:t>2.23</w:t>
             </w:r>
           </w:p>
         </w:tc>
@@ -6910,7 +6910,7 @@
           <w:color w:val="6E7B77"/>
           <w:sz w:val="17"/>
         </w:rPr>
-        <w:t>75% of the enterprise value sits beyond the fifth year, which is why the terminal assumptions are sensitised on their own rather than buried in the total. The terminal return is NOT the model-implied average: the company's own store-economics table (USD 402 thousand a restaurant, three-year average payback, and the marginal brands beyond five years) says the incremental restaurant earns far less than the book average, so the return is faded to 30% and the reinvestment rate — growth over that return — is 10% of terminal profit. Every published value in this study is rolled from the 31 December 2025 valuation date to the 7 August 2026 price anchor at the cost of equity, net of the dividend paid between the two dates.</w:t>
+        <w:t>74% of the enterprise value sits beyond the fifth year, which is why the terminal assumptions are sensitised on their own rather than buried in the total. The terminal return is NOT the model-implied average: the company's own store-economics table (USD 402 thousand a restaurant, three-year average payback, and the marginal brands beyond five years) says the incremental restaurant earns far less than the book average, so the return is faded to 30% and the reinvestment rate — growth over that return — is 10% of terminal profit. Every published value in this study is rolled from the 31 December 2025 valuation date to the 7 August 2026 price anchor at the cost of equity, net of the dividend paid between the two dates.</w:t>
       </w:r>
     </w:p>
     <w:p>
@@ -6938,7 +6938,7 @@
           <w:color w:val="1C3A36"/>
           <w:sz w:val="21"/>
         </w:rPr>
-        <w:t>The company earned a 50% return on average equity in 2025. That number is spectacular and almost meaningless. An operator that leases every restaurant it runs and distributes about 92% of its earnings holds very little book equity — USD 435 million at the half year, against a market capitalisation of USD 5,100 million. A justified price-to-book multiple therefore divides a very large return by a very small base and is unstable in both directions. On a sustainable return of 42%, a terminal cost of equity of 9.99% and the same 3.0% terminal growth the cash-flow model uses, the justified multiple is 5.6 times book, which gives AED 1.07 a share. It is the lowest of the four lenses and carries the lowest weight. It is reported because leaving out the lens that disagrees would be dishonest, not because it is informative. One reconciliation note: the justified multiple implicitly retains growth over return — about a 93% payout — while the forecast distributes 85%; the difference is retained cash the firm-value lenses already count, so it is stated rather than adjusted.</w:t>
+        <w:t>The company earned a 50% return on average equity in 2025. That number is spectacular and almost meaningless. An operator that leases every restaurant it runs and distributes about 92% of its earnings holds very little book equity — USD 435 million at the half year, against a market capitalisation of USD 5,100 million. A justified price-to-book multiple therefore divides a very large return by a very small base and is unstable in both directions. On a sustainable return of 42%, a terminal cost of equity of 10.22% and the same 3.0% terminal growth the cash-flow model uses, the justified multiple is 5.4 times book, which gives AED 1.04 a share. It is the lowest of the four lenses and carries the lowest weight. It is reported because leaving out the lens that disagrees would be dishonest, not because it is informative. One reconciliation note: the justified multiple implicitly retains growth over return — about a 93% payout — while the forecast distributes 85%; the difference is retained cash the firm-value lenses already count, so it is stated rather than adjusted.</w:t>
       </w:r>
     </w:p>
     <w:p>
@@ -8357,7 +8357,7 @@
           <w:color w:val="1C3A36"/>
           <w:sz w:val="21"/>
         </w:rPr>
-        <w:t>This lens strips out growth and asks what the company earns at today's scale on a mid-cycle margin — and mid-cycle here means the MIDPOINT of the structural and cyclical FY2028 readings, 24.6%, not the structural path alone, which sits above every margin the company has ever recorded. Revenue at the FY2026 level of USD 2,787 million on that margin, depreciation, the recurring impairment charge and the full net finance result as they stand, taxed at 15.0% (the FY2027 rate on the rising path), gives normalised earnings of USD 273 million, or USD 0.0326 a share. At 17 times — just below the usable peer median — that is AED 2.06.</w:t>
+        <w:t>This lens strips out growth and asks what the company earns at today's scale on a mid-cycle margin — and mid-cycle here means the MIDPOINT of the structural and cyclical FY2028 readings, 24.6%, not the structural path alone, which sits above every margin the company has ever recorded. Revenue at the FY2026 level of USD 2,787 million on that margin, depreciation, the recurring impairment charge and the full net finance result as they stand, taxed at 15.0% (the FY2027 rate on the rising path), gives normalised earnings of USD 273 million, or USD 0.0326 a share. At 17 times — just below the usable peer median — that is AED 2.07.</w:t>
       </w:r>
     </w:p>
     <w:p>
@@ -8439,7 +8439,7 @@
           <w:color w:val="1C3A36"/>
           <w:sz w:val="21"/>
         </w:rPr>
-        <w:t>The three earnings-based lenses cluster between AED 2.06 and AED 2.56. The book lens sits far below them and is the outlier, for the reason given above. The weighted central value is AED 2.19.</w:t>
+        <w:t>The three earnings-based lenses cluster between AED 2.07 and AED 2.56. The book lens sits far below them and is the outlier, for the reason given above. The weighted central value is AED 2.15.</w:t>
       </w:r>
     </w:p>
     <w:p>
@@ -10558,7 +10558,7 @@
                 <w:color w:val="1C3A36"/>
                 <w:sz w:val="18"/>
               </w:rPr>
-              <w:t>2.31</w:t>
+              <w:t>2.23</w:t>
             </w:r>
           </w:p>
         </w:tc>
@@ -10576,7 +10576,7 @@
                 <w:color w:val="1C3A36"/>
                 <w:sz w:val="18"/>
               </w:rPr>
-              <w:t>1.98</w:t>
+              <w:t>1.92</w:t>
             </w:r>
           </w:p>
         </w:tc>
@@ -10613,7 +10613,7 @@
                 <w:color w:val="1C3A36"/>
                 <w:sz w:val="18"/>
               </w:rPr>
-              <w:t>3%</w:t>
+              <w:t>0%</w:t>
             </w:r>
           </w:p>
         </w:tc>
@@ -10631,7 +10631,7 @@
                 <w:color w:val="1C3A36"/>
                 <w:sz w:val="18"/>
               </w:rPr>
-              <w:t>-11%</w:t>
+              <w:t>-14%</w:t>
             </w:r>
           </w:p>
         </w:tc>
@@ -12124,7 +12124,7 @@
                 <w:color w:val="1C3A36"/>
                 <w:sz w:val="17"/>
               </w:rPr>
-              <w:t>0.894</w:t>
+              <w:t>0.930</w:t>
             </w:r>
           </w:p>
         </w:tc>
@@ -12142,7 +12142,7 @@
                 <w:color w:val="1C3A36"/>
                 <w:sz w:val="17"/>
               </w:rPr>
-              <w:t>0.894</w:t>
+              <w:t>0.930</w:t>
             </w:r>
           </w:p>
         </w:tc>
@@ -12274,7 +12274,7 @@
                 <w:color w:val="1C3A36"/>
                 <w:sz w:val="17"/>
               </w:rPr>
-              <w:t>9.97%</w:t>
+              <w:t>10.20%</w:t>
             </w:r>
           </w:p>
         </w:tc>
@@ -12294,7 +12294,7 @@
                 <w:color w:val="1C3A36"/>
                 <w:sz w:val="17"/>
               </w:rPr>
-              <w:t>9.52%</w:t>
+              <w:t>9.73%</w:t>
             </w:r>
           </w:p>
         </w:tc>
@@ -12573,7 +12573,7 @@
                 <w:color w:val="1C3A36"/>
                 <w:sz w:val="17"/>
               </w:rPr>
-              <w:t>9.50%</w:t>
+              <w:t>9.70%</w:t>
             </w:r>
           </w:p>
         </w:tc>
@@ -12593,7 +12593,7 @@
                 <w:color w:val="1C3A36"/>
                 <w:sz w:val="17"/>
               </w:rPr>
-              <w:t>9.10%</w:t>
+              <w:t>9.29%</w:t>
             </w:r>
           </w:p>
         </w:tc>
@@ -12649,7 +12649,7 @@
                 <w:color w:val="1C3A36"/>
                 <w:sz w:val="17"/>
               </w:rPr>
-              <w:t>9.51%</w:t>
+              <w:t>9.71%</w:t>
             </w:r>
           </w:p>
         </w:tc>
@@ -12992,7 +12992,35 @@
           <w:color w:val="1C3A36"/>
           <w:sz w:val="21"/>
         </w:rPr>
-        <w:t>Beta is measured on the company's own share price. Americana is concurrently listed in Abu Dhabi and Riyadh. A daily history for the Abu Dhabi general index was sought and not obtained from the machine-readable sources tried for this study — the Yahoo quote for the index returns a single observation with no history, and the exchange's own site and the main data portals refused automated access — so the regression runs the company's own shares against the index of its other home market, whose series is fully available: 182 complete weekly observations, windows labelled 2022-12-30 to 2026-07-17, with nothing after the 7 August price anchor in the sample. Beta 0.894, standard error 0.193, R-squared 10.6%. Two cross-checks point much lower — the Abu Dhabi line against an equally weighted composite of eighteen UAE-listed names gives 0.603, and two UAE-listed consumer companies give a median of 0.583 — so the adopted figure is the conservative one, and the choice is worth sizing: at a beta near 0.60 the cost of capital falls by roughly one and a half points and the cash-flow value rises by roughly a third. The adopted beta is the single largest conservative judgement in this study.</w:t>
+        <w:t>Beta is measured on the company's own share price against the published index of the exchange those shares trade on, the FTSE ADX General Index, whose history runs to 2026-07-24. The regression uses 183 complete weekly observations over windows labelled 2022-12-30 to 2026-07-17 — 3.55 years, the whole life of the listing, which began in December 2022 — and both series are screened for data quality before either is used. The result carries the lead-lag correction that applies when a stock and its index need not react to the same news on the same day: beta 0.930, standard error 0.412, R-squared 8.4%.</w:t>
+      </w:r>
+    </w:p>
+    <w:p>
+      <w:pPr>
+        <w:spacing w:after="120" w:before="0"/>
+      </w:pPr>
+      <w:r>
+        <w:rPr>
+          <w:b w:val="0"/>
+          <w:i w:val="0"/>
+          <w:color w:val="1C3A36"/>
+          <w:sz w:val="21"/>
+        </w:rPr>
+        <w:t>The imprecision is the honest headline here rather than a footnote. A 90% confidence interval on this estimate runs from 0.25 to 1.61, which is wide enough to contain almost every figure a reasonable person might argue for, so no part of this valuation should be read as resting on beta being exactly right. What can be said is that the level is corroborated: adjusting the raw coefficient toward the market in the standard way gives 0.953, and the company sits, as one would expect of a consumer operator, below the property and banking names that dominate this index and above a defensive food producer.</w:t>
+      </w:r>
+    </w:p>
+    <w:p>
+      <w:pPr>
+        <w:spacing w:after="120" w:before="0"/>
+      </w:pPr>
+      <w:r>
+        <w:rPr>
+          <w:b w:val="0"/>
+          <w:i w:val="0"/>
+          <w:color w:val="1C3A36"/>
+          <w:sz w:val="21"/>
+        </w:rPr>
+        <w:t>Three earlier estimates are on the record and none is used. Before the Abu Dhabi index history was available this study regressed the company's Riyadh-listed line against the Saudi index and obtained 0.894 — the same shares, but priced against a different country's market cycle. An equally weighted basket of eighteen UAE-listed names gave 0.586, and a US-listed fund tracking a UAE index, which prices hours after the Abu Dhabi close, gave 0.469. The last two understated the figure by roughly half. A basket of the companies this series happens to cover is not a market: it changes whenever another company is added to the coverage, it mixes two exchanges together, and it contains the very company being valued, so the shares would be regressed partly against themselves.</w:t>
       </w:r>
     </w:p>
     <w:p>
@@ -13223,7 +13251,7 @@
                 <w:color w:val="1C3A36"/>
                 <w:sz w:val="18"/>
               </w:rPr>
-              <w:t>8.00%</w:t>
+              <w:t>8.20%</w:t>
             </w:r>
           </w:p>
         </w:tc>
@@ -13241,7 +13269,7 @@
                 <w:color w:val="1C3A36"/>
                 <w:sz w:val="18"/>
               </w:rPr>
-              <w:t>2.69</w:t>
+              <w:t>2.60</w:t>
             </w:r>
           </w:p>
         </w:tc>
@@ -13259,7 +13287,7 @@
                 <w:color w:val="1C3A36"/>
                 <w:sz w:val="18"/>
               </w:rPr>
-              <w:t>2.86</w:t>
+              <w:t>2.76</w:t>
             </w:r>
           </w:p>
         </w:tc>
@@ -13277,7 +13305,7 @@
                 <w:color w:val="1C3A36"/>
                 <w:sz w:val="18"/>
               </w:rPr>
-              <w:t>3.06</w:t>
+              <w:t>2.94</w:t>
             </w:r>
           </w:p>
         </w:tc>
@@ -13295,7 +13323,7 @@
                 <w:color w:val="1C3A36"/>
                 <w:sz w:val="18"/>
               </w:rPr>
-              <w:t>3.31</w:t>
+              <w:t>3.17</w:t>
             </w:r>
           </w:p>
         </w:tc>
@@ -13313,7 +13341,7 @@
                 <w:color w:val="1C3A36"/>
                 <w:sz w:val="18"/>
               </w:rPr>
-              <w:t>3.62</w:t>
+              <w:t>3.45</w:t>
             </w:r>
           </w:p>
         </w:tc>
@@ -13332,7 +13360,7 @@
                 <w:color w:val="1C3A36"/>
                 <w:sz w:val="18"/>
               </w:rPr>
-              <w:t>8.75%</w:t>
+              <w:t>8.95%</w:t>
             </w:r>
           </w:p>
         </w:tc>
@@ -13350,7 +13378,7 @@
                 <w:color w:val="1C3A36"/>
                 <w:sz w:val="18"/>
               </w:rPr>
-              <w:t>2.36</w:t>
+              <w:t>2.29</w:t>
             </w:r>
           </w:p>
         </w:tc>
@@ -13368,7 +13396,7 @@
                 <w:color w:val="1C3A36"/>
                 <w:sz w:val="18"/>
               </w:rPr>
-              <w:t>2.49</w:t>
+              <w:t>2.41</w:t>
             </w:r>
           </w:p>
         </w:tc>
@@ -13386,7 +13414,7 @@
                 <w:color w:val="1C3A36"/>
                 <w:sz w:val="18"/>
               </w:rPr>
-              <w:t>2.64</w:t>
+              <w:t>2.54</w:t>
             </w:r>
           </w:p>
         </w:tc>
@@ -13404,7 +13432,7 @@
                 <w:color w:val="1C3A36"/>
                 <w:sz w:val="18"/>
               </w:rPr>
-              <w:t>2.81</w:t>
+              <w:t>2.70</w:t>
             </w:r>
           </w:p>
         </w:tc>
@@ -13422,7 +13450,7 @@
                 <w:color w:val="1C3A36"/>
                 <w:sz w:val="18"/>
               </w:rPr>
-              <w:t>3.02</w:t>
+              <w:t>2.90</w:t>
             </w:r>
           </w:p>
         </w:tc>
@@ -13441,7 +13469,7 @@
                 <w:color w:val="1C3A36"/>
                 <w:sz w:val="18"/>
               </w:rPr>
-              <w:t>9.50%</w:t>
+              <w:t>9.70%</w:t>
             </w:r>
           </w:p>
         </w:tc>
@@ -13459,7 +13487,7 @@
                 <w:color w:val="1C3A36"/>
                 <w:sz w:val="18"/>
               </w:rPr>
-              <w:t>2.10</w:t>
+              <w:t>2.04</w:t>
             </w:r>
           </w:p>
         </w:tc>
@@ -13477,7 +13505,7 @@
                 <w:color w:val="1C3A36"/>
                 <w:sz w:val="18"/>
               </w:rPr>
-              <w:t>2.20</w:t>
+              <w:t>2.13</w:t>
             </w:r>
           </w:p>
         </w:tc>
@@ -13495,7 +13523,7 @@
                 <w:color w:val="1C3A36"/>
                 <w:sz w:val="18"/>
               </w:rPr>
-              <w:t>2.31</w:t>
+              <w:t>2.23</w:t>
             </w:r>
           </w:p>
         </w:tc>
@@ -13513,7 +13541,7 @@
                 <w:color w:val="1C3A36"/>
                 <w:sz w:val="18"/>
               </w:rPr>
-              <w:t>2.43</w:t>
+              <w:t>2.35</w:t>
             </w:r>
           </w:p>
         </w:tc>
@@ -13531,7 +13559,7 @@
                 <w:color w:val="1C3A36"/>
                 <w:sz w:val="18"/>
               </w:rPr>
-              <w:t>2.58</w:t>
+              <w:t>2.49</w:t>
             </w:r>
           </w:p>
         </w:tc>
@@ -13550,7 +13578,7 @@
                 <w:color w:val="1C3A36"/>
                 <w:sz w:val="18"/>
               </w:rPr>
-              <w:t>10.25%</w:t>
+              <w:t>10.45%</w:t>
             </w:r>
           </w:p>
         </w:tc>
@@ -13568,7 +13596,7 @@
                 <w:color w:val="1C3A36"/>
                 <w:sz w:val="18"/>
               </w:rPr>
-              <w:t>1.89</w:t>
+              <w:t>1.84</w:t>
             </w:r>
           </w:p>
         </w:tc>
@@ -13586,7 +13614,7 @@
                 <w:color w:val="1C3A36"/>
                 <w:sz w:val="18"/>
               </w:rPr>
-              <w:t>1.96</w:t>
+              <w:t>1.91</w:t>
             </w:r>
           </w:p>
         </w:tc>
@@ -13604,7 +13632,7 @@
                 <w:color w:val="1C3A36"/>
                 <w:sz w:val="18"/>
               </w:rPr>
-              <w:t>2.04</w:t>
+              <w:t>1.99</w:t>
             </w:r>
           </w:p>
         </w:tc>
@@ -13622,7 +13650,7 @@
                 <w:color w:val="1C3A36"/>
                 <w:sz w:val="18"/>
               </w:rPr>
-              <w:t>2.14</w:t>
+              <w:t>2.08</w:t>
             </w:r>
           </w:p>
         </w:tc>
@@ -13640,7 +13668,7 @@
                 <w:color w:val="1C3A36"/>
                 <w:sz w:val="18"/>
               </w:rPr>
-              <w:t>2.25</w:t>
+              <w:t>2.18</w:t>
             </w:r>
           </w:p>
         </w:tc>
@@ -13659,7 +13687,7 @@
                 <w:color w:val="1C3A36"/>
                 <w:sz w:val="18"/>
               </w:rPr>
-              <w:t>11.00%</w:t>
+              <w:t>11.20%</w:t>
             </w:r>
           </w:p>
         </w:tc>
@@ -13677,7 +13705,7 @@
                 <w:color w:val="1C3A36"/>
                 <w:sz w:val="18"/>
               </w:rPr>
-              <w:t>1.71</w:t>
+              <w:t>1.67</w:t>
             </w:r>
           </w:p>
         </w:tc>
@@ -13695,7 +13723,7 @@
                 <w:color w:val="1C3A36"/>
                 <w:sz w:val="18"/>
               </w:rPr>
-              <w:t>1.77</w:t>
+              <w:t>1.72</w:t>
             </w:r>
           </w:p>
         </w:tc>
@@ -13713,7 +13741,7 @@
                 <w:color w:val="1C3A36"/>
                 <w:sz w:val="18"/>
               </w:rPr>
-              <w:t>1.83</w:t>
+              <w:t>1.78</w:t>
             </w:r>
           </w:p>
         </w:tc>
@@ -13731,7 +13759,7 @@
                 <w:color w:val="1C3A36"/>
                 <w:sz w:val="18"/>
               </w:rPr>
-              <w:t>1.90</w:t>
+              <w:t>1.85</w:t>
             </w:r>
           </w:p>
         </w:tc>
@@ -13749,7 +13777,7 @@
                 <w:color w:val="1C3A36"/>
                 <w:sz w:val="18"/>
               </w:rPr>
-              <w:t>1.99</w:t>
+              <w:t>1.93</w:t>
             </w:r>
           </w:p>
         </w:tc>
@@ -13934,7 +13962,7 @@
                 <w:color w:val="1C3A36"/>
                 <w:sz w:val="18"/>
               </w:rPr>
-              <w:t>8.00%</w:t>
+              <w:t>8.20%</w:t>
             </w:r>
           </w:p>
         </w:tc>
@@ -13952,7 +13980,7 @@
                 <w:color w:val="1C3A36"/>
                 <w:sz w:val="18"/>
               </w:rPr>
-              <w:t>2.60</w:t>
+              <w:t>2.49</w:t>
             </w:r>
           </w:p>
         </w:tc>
@@ -13970,7 +13998,7 @@
                 <w:color w:val="1C3A36"/>
                 <w:sz w:val="18"/>
               </w:rPr>
-              <w:t>2.83</w:t>
+              <w:t>2.72</w:t>
             </w:r>
           </w:p>
         </w:tc>
@@ -13988,7 +14016,7 @@
                 <w:color w:val="1C3A36"/>
                 <w:sz w:val="18"/>
               </w:rPr>
-              <w:t>3.06</w:t>
+              <w:t>2.94</w:t>
             </w:r>
           </w:p>
         </w:tc>
@@ -14006,7 +14034,7 @@
                 <w:color w:val="1C3A36"/>
                 <w:sz w:val="18"/>
               </w:rPr>
-              <w:t>3.30</w:t>
+              <w:t>3.17</w:t>
             </w:r>
           </w:p>
         </w:tc>
@@ -14024,7 +14052,7 @@
                 <w:color w:val="1C3A36"/>
                 <w:sz w:val="18"/>
               </w:rPr>
-              <w:t>3.53</w:t>
+              <w:t>3.39</w:t>
             </w:r>
           </w:p>
         </w:tc>
@@ -14043,7 +14071,7 @@
                 <w:color w:val="1C3A36"/>
                 <w:sz w:val="18"/>
               </w:rPr>
-              <w:t>8.75%</w:t>
+              <w:t>8.95%</w:t>
             </w:r>
           </w:p>
         </w:tc>
@@ -14061,7 +14089,7 @@
                 <w:color w:val="1C3A36"/>
                 <w:sz w:val="18"/>
               </w:rPr>
-              <w:t>2.23</w:t>
+              <w:t>2.15</w:t>
             </w:r>
           </w:p>
         </w:tc>
@@ -14079,7 +14107,7 @@
                 <w:color w:val="1C3A36"/>
                 <w:sz w:val="18"/>
               </w:rPr>
-              <w:t>2.43</w:t>
+              <w:t>2.35</w:t>
             </w:r>
           </w:p>
         </w:tc>
@@ -14097,7 +14125,7 @@
                 <w:color w:val="1C3A36"/>
                 <w:sz w:val="18"/>
               </w:rPr>
-              <w:t>2.64</w:t>
+              <w:t>2.54</w:t>
             </w:r>
           </w:p>
         </w:tc>
@@ -14115,7 +14143,7 @@
                 <w:color w:val="1C3A36"/>
                 <w:sz w:val="18"/>
               </w:rPr>
-              <w:t>2.84</w:t>
+              <w:t>2.74</w:t>
             </w:r>
           </w:p>
         </w:tc>
@@ -14133,7 +14161,7 @@
                 <w:color w:val="1C3A36"/>
                 <w:sz w:val="18"/>
               </w:rPr>
-              <w:t>3.04</w:t>
+              <w:t>2.94</w:t>
             </w:r>
           </w:p>
         </w:tc>
@@ -14152,7 +14180,7 @@
                 <w:color w:val="1C3A36"/>
                 <w:sz w:val="18"/>
               </w:rPr>
-              <w:t>9.50%</w:t>
+              <w:t>9.70%</w:t>
             </w:r>
           </w:p>
         </w:tc>
@@ -14170,7 +14198,7 @@
                 <w:color w:val="1C3A36"/>
                 <w:sz w:val="18"/>
               </w:rPr>
-              <w:t>1.95</w:t>
+              <w:t>1.88</w:t>
             </w:r>
           </w:p>
         </w:tc>
@@ -14188,7 +14216,7 @@
                 <w:color w:val="1C3A36"/>
                 <w:sz w:val="18"/>
               </w:rPr>
-              <w:t>2.13</w:t>
+              <w:t>2.06</w:t>
             </w:r>
           </w:p>
         </w:tc>
@@ -14206,7 +14234,7 @@
                 <w:color w:val="1C3A36"/>
                 <w:sz w:val="18"/>
               </w:rPr>
-              <w:t>2.31</w:t>
+              <w:t>2.23</w:t>
             </w:r>
           </w:p>
         </w:tc>
@@ -14224,7 +14252,7 @@
                 <w:color w:val="1C3A36"/>
                 <w:sz w:val="18"/>
               </w:rPr>
-              <w:t>2.49</w:t>
+              <w:t>2.41</w:t>
             </w:r>
           </w:p>
         </w:tc>
@@ -14242,7 +14270,7 @@
                 <w:color w:val="1C3A36"/>
                 <w:sz w:val="18"/>
               </w:rPr>
-              <w:t>2.67</w:t>
+              <w:t>2.58</w:t>
             </w:r>
           </w:p>
         </w:tc>
@@ -14261,7 +14289,7 @@
                 <w:color w:val="1C3A36"/>
                 <w:sz w:val="18"/>
               </w:rPr>
-              <w:t>10.25%</w:t>
+              <w:t>10.45%</w:t>
             </w:r>
           </w:p>
         </w:tc>
@@ -14279,7 +14307,7 @@
                 <w:color w:val="1C3A36"/>
                 <w:sz w:val="18"/>
               </w:rPr>
-              <w:t>1.72</w:t>
+              <w:t>1.67</w:t>
             </w:r>
           </w:p>
         </w:tc>
@@ -14297,7 +14325,7 @@
                 <w:color w:val="1C3A36"/>
                 <w:sz w:val="18"/>
               </w:rPr>
-              <w:t>1.88</w:t>
+              <w:t>1.83</w:t>
             </w:r>
           </w:p>
         </w:tc>
@@ -14315,7 +14343,7 @@
                 <w:color w:val="1C3A36"/>
                 <w:sz w:val="18"/>
               </w:rPr>
-              <w:t>2.04</w:t>
+              <w:t>1.99</w:t>
             </w:r>
           </w:p>
         </w:tc>
@@ -14333,7 +14361,7 @@
                 <w:color w:val="1C3A36"/>
                 <w:sz w:val="18"/>
               </w:rPr>
-              <w:t>2.21</w:t>
+              <w:t>2.14</w:t>
             </w:r>
           </w:p>
         </w:tc>
@@ -14351,7 +14379,7 @@
                 <w:color w:val="1C3A36"/>
                 <w:sz w:val="18"/>
               </w:rPr>
-              <w:t>2.37</w:t>
+              <w:t>2.30</w:t>
             </w:r>
           </w:p>
         </w:tc>
@@ -14370,7 +14398,7 @@
                 <w:color w:val="1C3A36"/>
                 <w:sz w:val="18"/>
               </w:rPr>
-              <w:t>11.00%</w:t>
+              <w:t>11.20%</w:t>
             </w:r>
           </w:p>
         </w:tc>
@@ -14388,7 +14416,7 @@
                 <w:color w:val="1C3A36"/>
                 <w:sz w:val="18"/>
               </w:rPr>
-              <w:t>1.54</w:t>
+              <w:t>1.50</w:t>
             </w:r>
           </w:p>
         </w:tc>
@@ -14406,7 +14434,7 @@
                 <w:color w:val="1C3A36"/>
                 <w:sz w:val="18"/>
               </w:rPr>
-              <w:t>1.68</w:t>
+              <w:t>1.64</w:t>
             </w:r>
           </w:p>
         </w:tc>
@@ -14424,7 +14452,7 @@
                 <w:color w:val="1C3A36"/>
                 <w:sz w:val="18"/>
               </w:rPr>
-              <w:t>1.83</w:t>
+              <w:t>1.78</w:t>
             </w:r>
           </w:p>
         </w:tc>
@@ -14442,7 +14470,7 @@
                 <w:color w:val="1C3A36"/>
                 <w:sz w:val="18"/>
               </w:rPr>
-              <w:t>1.98</w:t>
+              <w:t>1.93</w:t>
             </w:r>
           </w:p>
         </w:tc>
@@ -14460,7 +14488,7 @@
                 <w:color w:val="1C3A36"/>
                 <w:sz w:val="18"/>
               </w:rPr>
-              <w:t>2.12</w:t>
+              <w:t>2.07</w:t>
             </w:r>
           </w:p>
         </w:tc>
@@ -16131,7 +16159,7 @@
                 <w:color w:val="1C3A36"/>
                 <w:sz w:val="18"/>
               </w:rPr>
-              <w:t>2.31</w:t>
+              <w:t>2.23</w:t>
             </w:r>
           </w:p>
         </w:tc>
@@ -16277,7 +16305,7 @@
                 <w:color w:val="1C3A36"/>
                 <w:sz w:val="18"/>
               </w:rPr>
-              <w:t>2.06</w:t>
+              <w:t>2.07</w:t>
             </w:r>
           </w:p>
         </w:tc>
@@ -16350,7 +16378,7 @@
                 <w:color w:val="1C3A36"/>
                 <w:sz w:val="18"/>
               </w:rPr>
-              <w:t>1.07</w:t>
+              <w:t>1.04</w:t>
             </w:r>
           </w:p>
         </w:tc>
@@ -16559,7 +16587,7 @@
                 <w:color w:val="1C3A36"/>
                 <w:sz w:val="18"/>
               </w:rPr>
-              <w:t>2.31</w:t>
+              <w:t>2.23</w:t>
             </w:r>
           </w:p>
         </w:tc>
@@ -16577,7 +16605,7 @@
                 <w:color w:val="1C3A36"/>
                 <w:sz w:val="18"/>
               </w:rPr>
-              <w:t>5,391</w:t>
+              <w:t>5,230</w:t>
             </w:r>
           </w:p>
         </w:tc>
@@ -16632,7 +16660,7 @@
                 <w:color w:val="1C3A36"/>
                 <w:sz w:val="18"/>
               </w:rPr>
-              <w:t>2.26</w:t>
+              <w:t>2.20</w:t>
             </w:r>
           </w:p>
         </w:tc>
@@ -16650,7 +16678,7 @@
                 <w:color w:val="1C3A36"/>
                 <w:sz w:val="18"/>
               </w:rPr>
-              <w:t>4,654</w:t>
+              <w:t>4,511</w:t>
             </w:r>
           </w:p>
         </w:tc>
@@ -17237,7 +17265,7 @@
           <w:color w:val="1C3A36"/>
           <w:sz w:val="21"/>
         </w:rPr>
-        <w:t>The right way to use the two together: the valuation range and the three-month band overlap substantially. The valuation's central value of AED 2.19 sits at the 45% mark of the three-month distribution — inside it, not beyond it. Nothing in this study requires the market to be wrong within three months for the valuation to be right; it requires only that the business goes on earning what it earns.</w:t>
+        <w:t>The right way to use the two together: the valuation range and the three-month band overlap substantially. The valuation's central value of AED 2.15 sits at the 40% mark of the three-month distribution — inside it, not beyond it. Nothing in this study requires the market to be wrong within three months for the valuation to be right; it requires only that the business goes on earning what it earns.</w:t>
       </w:r>
     </w:p>
     <w:p>
@@ -17351,7 +17379,7 @@
           <w:color w:val="1C3A36"/>
           <w:sz w:val="21"/>
         </w:rPr>
-        <w:t>75% of the enterprise value in the cash-flow lens sits in the terminal value. That is normal for a growing, cash-generative business at a 9.6% cost of capital, but it means the answer is sensitive to two numbers — terminal growth and the terminal cost of capital — that no filing can confirm.</w:t>
+        <w:t>74% of the enterprise value in the cash-flow lens sits in the terminal value. That is normal for a growing, cash-generative business at a 9.6% cost of capital, but it means the answer is sensitive to two numbers — terminal growth and the terminal cost of capital — that no filing can confirm.</w:t>
       </w:r>
     </w:p>
     <w:p>
@@ -25142,7 +25170,7 @@
                 <w:color w:val="1C3A36"/>
                 <w:sz w:val="17"/>
               </w:rPr>
-              <w:t>the cyclical column, 1.98 a share</w:t>
+              <w:t>the cyclical column, 1.92 a share</w:t>
             </w:r>
           </w:p>
         </w:tc>
@@ -29435,7 +29463,7 @@
                 <w:color w:val="1C3A36"/>
                 <w:sz w:val="17"/>
               </w:rPr>
-              <w:t>8.0%</w:t>
+              <w:t>8.2%</w:t>
             </w:r>
           </w:p>
         </w:tc>
@@ -29490,7 +29518,7 @@
                 <w:color w:val="1C3A36"/>
                 <w:sz w:val="17"/>
               </w:rPr>
-              <w:t>3,414</w:t>
+              <w:t>3,341</w:t>
             </w:r>
           </w:p>
         </w:tc>
@@ -29604,7 +29632,7 @@
                 <w:color w:val="1C3A36"/>
                 <w:sz w:val="17"/>
               </w:rPr>
-              <w:t>1.68</w:t>
+              <w:t>1.64</w:t>
             </w:r>
           </w:p>
         </w:tc>
@@ -29660,7 +29688,7 @@
                 <w:color w:val="1C3A36"/>
                 <w:sz w:val="17"/>
               </w:rPr>
-              <w:t>AED 1.47 – 1.85</w:t>
+              <w:t>AED 1.45 – 1.81</w:t>
             </w:r>
           </w:p>
         </w:tc>
@@ -30041,7 +30069,7 @@
                 <w:color w:val="1C3A36"/>
                 <w:sz w:val="17"/>
               </w:rPr>
-              <w:t>9.99%</w:t>
+              <w:t>10.22%</w:t>
             </w:r>
           </w:p>
         </w:tc>
@@ -30096,7 +30124,7 @@
                 <w:color w:val="1C3A36"/>
                 <w:sz w:val="17"/>
               </w:rPr>
-              <w:t>0.3503</w:t>
+              <w:t>0.3391</w:t>
             </w:r>
           </w:p>
         </w:tc>
@@ -30155,7 +30183,7 @@
                 <w:color w:val="1C3A36"/>
                 <w:sz w:val="17"/>
               </w:rPr>
-              <w:t>1.29</w:t>
+              <w:t>1.25</w:t>
             </w:r>
           </w:p>
         </w:tc>
@@ -30211,7 +30239,7 @@
                 <w:color w:val="1C3A36"/>
                 <w:sz w:val="17"/>
               </w:rPr>
-              <w:t>AED 0.97 – 1.68</w:t>
+              <w:t>AED 0.95 – 1.61</w:t>
             </w:r>
           </w:p>
         </w:tc>
@@ -30537,7 +30565,7 @@
                 <w:color w:val="1C3A36"/>
                 <w:sz w:val="17"/>
               </w:rPr>
-              <w:t>9.50%</w:t>
+              <w:t>9.70%</w:t>
             </w:r>
           </w:p>
         </w:tc>
@@ -30592,7 +30620,7 @@
                 <w:color w:val="1C3A36"/>
                 <w:sz w:val="17"/>
               </w:rPr>
-              <w:t>31.6%</w:t>
+              <w:t>31.4%</w:t>
             </w:r>
           </w:p>
         </w:tc>
@@ -30647,7 +30675,7 @@
                 <w:color w:val="1C3A36"/>
                 <w:sz w:val="17"/>
               </w:rPr>
-              <w:t>3,339</w:t>
+              <w:t>3,271</w:t>
             </w:r>
           </w:p>
         </w:tc>
@@ -30702,7 +30730,7 @@
                 <w:color w:val="1C3A36"/>
                 <w:sz w:val="17"/>
               </w:rPr>
-              <w:t>1,234</w:t>
+              <w:t>1,166</w:t>
             </w:r>
           </w:p>
         </w:tc>
@@ -30757,7 +30785,7 @@
                 <w:color w:val="1C3A36"/>
                 <w:sz w:val="17"/>
               </w:rPr>
-              <w:t>4,573</w:t>
+              <w:t>4,437</w:t>
             </w:r>
           </w:p>
         </w:tc>
@@ -30816,7 +30844,7 @@
                 <w:color w:val="1C3A36"/>
                 <w:sz w:val="17"/>
               </w:rPr>
-              <w:t>1.90</w:t>
+              <w:t>1.84</w:t>
             </w:r>
           </w:p>
         </w:tc>
@@ -30873,7 +30901,7 @@
                 <w:color w:val="1C3A36"/>
                 <w:sz w:val="17"/>
               </w:rPr>
-              <w:t>AED 1.21 – 2.28</w:t>
+              <w:t>AED 1.18 – 2.21</w:t>
             </w:r>
           </w:p>
         </w:tc>
@@ -31117,7 +31145,7 @@
           <w:color w:val="1C3A36"/>
           <w:sz w:val="21"/>
         </w:rPr>
-        <w:t>The panel median is AED 1.68, BELOW both the weighted central value of AED 2.19 and the market price of AED 2.23. That is worth stating plainly rather than smoothing away: the three methods that pay closest attention to what a minority shareholder actually receives, and to what the marginal restaurant earns, come out lower than the four-lens weighting does. The four-lens result leans on the cash-flow model, which values the whole firm and assumes the margin gain holds. The panel leans on distributions and on incremental returns. Both are in the report.</w:t>
+        <w:t>The panel median is AED 1.64, BELOW both the weighted central value of AED 2.15 and the market price of AED 2.23. That is worth stating plainly rather than smoothing away: the three methods that pay closest attention to what a minority shareholder actually receives, and to what the marginal restaurant earns, come out lower than the four-lens weighting does. The four-lens result leans on the cash-flow model, which values the whole firm and assumes the margin gain holds. The panel leans on distributions and on incremental returns. Both are in the report.</w:t>
       </w:r>
     </w:p>
     <w:p>
@@ -31252,7 +31280,7 @@
                 <w:color w:val="1C3A36"/>
                 <w:sz w:val="17"/>
               </w:rPr>
-              <w:t>0.39</w:t>
+              <w:t>0.40</w:t>
             </w:r>
           </w:p>
         </w:tc>
@@ -31307,7 +31335,7 @@
                 <w:color w:val="1C3A36"/>
                 <w:sz w:val="17"/>
               </w:rPr>
-              <w:t>-0.23</w:t>
+              <w:t>-0.20</w:t>
             </w:r>
           </w:p>
         </w:tc>
@@ -31362,7 +31390,7 @@
                 <w:color w:val="1C3A36"/>
                 <w:sz w:val="17"/>
               </w:rPr>
-              <w:t>0.62</w:t>
+              <w:t>0.60</w:t>
             </w:r>
           </w:p>
         </w:tc>

--- a/engine/amr_study/AMR_Valuation_Study_09-08-2026_public.docx
+++ b/engine/amr_study/AMR_Valuation_Study_09-08-2026_public.docx
@@ -21418,6 +21418,169 @@
                 <w:sz w:val="16"/>
               </w:rPr>
               <w:t>776</w:t>
+            </w:r>
+          </w:p>
+        </w:tc>
+      </w:tr>
+      <w:tr>
+        <w:tc>
+          <w:tcPr>
+            <w:tcW w:type="dxa" w:w="2808"/>
+          </w:tcPr>
+          <w:p>
+            <w:pPr>
+              <w:spacing w:after="20"/>
+            </w:pPr>
+            <w:r>
+              <w:rPr>
+                <w:color w:val="1C3A36"/>
+                <w:sz w:val="16"/>
+              </w:rPr>
+              <w:t>Other assets, not broken out in this table (residual)</w:t>
+            </w:r>
+          </w:p>
+        </w:tc>
+        <w:tc>
+          <w:tcPr>
+            <w:tcW w:type="dxa" w:w="907"/>
+          </w:tcPr>
+          <w:p>
+            <w:pPr>
+              <w:spacing w:after="20"/>
+              <w:jc w:val="right"/>
+            </w:pPr>
+            <w:r>
+              <w:rPr>
+                <w:color w:val="1C3A36"/>
+                <w:sz w:val="16"/>
+              </w:rPr>
+              <w:t>10</w:t>
+            </w:r>
+          </w:p>
+        </w:tc>
+        <w:tc>
+          <w:tcPr>
+            <w:tcW w:type="dxa" w:w="907"/>
+          </w:tcPr>
+          <w:p>
+            <w:pPr>
+              <w:spacing w:after="20"/>
+              <w:jc w:val="right"/>
+            </w:pPr>
+            <w:r>
+              <w:rPr>
+                <w:color w:val="1C3A36"/>
+                <w:sz w:val="16"/>
+              </w:rPr>
+              <w:t>10</w:t>
+            </w:r>
+          </w:p>
+        </w:tc>
+        <w:tc>
+          <w:tcPr>
+            <w:tcW w:type="dxa" w:w="907"/>
+          </w:tcPr>
+          <w:p>
+            <w:pPr>
+              <w:spacing w:after="20"/>
+              <w:jc w:val="right"/>
+            </w:pPr>
+            <w:r>
+              <w:rPr>
+                <w:color w:val="1C3A36"/>
+                <w:sz w:val="16"/>
+              </w:rPr>
+              <w:t>14</w:t>
+            </w:r>
+          </w:p>
+        </w:tc>
+        <w:tc>
+          <w:tcPr>
+            <w:tcW w:type="dxa" w:w="907"/>
+          </w:tcPr>
+          <w:p>
+            <w:pPr>
+              <w:spacing w:after="20"/>
+              <w:jc w:val="right"/>
+            </w:pPr>
+            <w:r>
+              <w:rPr>
+                <w:color w:val="1C3A36"/>
+                <w:sz w:val="16"/>
+              </w:rPr>
+              <w:t>—</w:t>
+            </w:r>
+          </w:p>
+        </w:tc>
+        <w:tc>
+          <w:tcPr>
+            <w:tcW w:type="dxa" w:w="907"/>
+          </w:tcPr>
+          <w:p>
+            <w:pPr>
+              <w:spacing w:after="20"/>
+              <w:jc w:val="right"/>
+            </w:pPr>
+            <w:r>
+              <w:rPr>
+                <w:color w:val="1C3A36"/>
+                <w:sz w:val="16"/>
+              </w:rPr>
+              <w:t>—</w:t>
+            </w:r>
+          </w:p>
+        </w:tc>
+        <w:tc>
+          <w:tcPr>
+            <w:tcW w:type="dxa" w:w="907"/>
+          </w:tcPr>
+          <w:p>
+            <w:pPr>
+              <w:spacing w:after="20"/>
+              <w:jc w:val="right"/>
+            </w:pPr>
+            <w:r>
+              <w:rPr>
+                <w:color w:val="1C3A36"/>
+                <w:sz w:val="16"/>
+              </w:rPr>
+              <w:t>—</w:t>
+            </w:r>
+          </w:p>
+        </w:tc>
+        <w:tc>
+          <w:tcPr>
+            <w:tcW w:type="dxa" w:w="907"/>
+          </w:tcPr>
+          <w:p>
+            <w:pPr>
+              <w:spacing w:after="20"/>
+              <w:jc w:val="right"/>
+            </w:pPr>
+            <w:r>
+              <w:rPr>
+                <w:color w:val="1C3A36"/>
+                <w:sz w:val="16"/>
+              </w:rPr>
+              <w:t>—</w:t>
+            </w:r>
+          </w:p>
+        </w:tc>
+        <w:tc>
+          <w:tcPr>
+            <w:tcW w:type="dxa" w:w="907"/>
+          </w:tcPr>
+          <w:p>
+            <w:pPr>
+              <w:spacing w:after="20"/>
+              <w:jc w:val="right"/>
+            </w:pPr>
+            <w:r>
+              <w:rPr>
+                <w:color w:val="1C3A36"/>
+                <w:sz w:val="16"/>
+              </w:rPr>
+              <w:t>—</w:t>
             </w:r>
           </w:p>
         </w:tc>

--- a/engine/amr_study/AMR_Valuation_Study_09-08-2026_public.docx
+++ b/engine/amr_study/AMR_Valuation_Study_09-08-2026_public.docx
@@ -104,7 +104,7 @@
           <w:color w:val="1C3A36"/>
           <w:sz w:val="21"/>
         </w:rPr>
-        <w:t>2.23</w:t>
+        <w:t>2.39</w:t>
       </w:r>
       <w:r>
         <w:rPr>
@@ -113,7 +113,7 @@
           <w:color w:val="6E7B77"/>
           <w:sz w:val="21"/>
         </w:rPr>
-        <w:t xml:space="preserve"> at the close of 7 August 2026 (USD 0.607 at the 3.6725 peg)</w:t>
+        <w:t xml:space="preserve"> at the close of 7 August 2026 (USD 0.651 at the 3.6725 peg)</w:t>
       </w:r>
     </w:p>
     <w:tbl>
@@ -201,7 +201,7 @@
                 <w:color w:val="1C3A36"/>
                 <w:sz w:val="19"/>
               </w:rPr>
-              <w:t>Americana's EBITDA margin went from 22.6% to 25.5% in a single year. If that gain is structural the shares are worth about AED 2.23; if it is cyclical, about AED 1.92. The market is at AED 2.23, between the two. Both readings are computed in full and published side by side in this report and in the companion workbook. Neither is averaged into the other.</w:t>
+              <w:t>Americana's EBITDA margin went from 22.6% to 25.5% in a single year. If that gain is structural the shares are worth about AED 2.22; if it is cyclical, about AED 1.91. The market is at AED 2.39, between the two. Both readings are computed in full and published side by side in this report and in the companion workbook. Neither is averaged into the other.</w:t>
             </w:r>
           </w:p>
         </w:tc>
@@ -264,7 +264,7 @@
           <w:color w:val="1C3A36"/>
           <w:sz w:val="21"/>
         </w:rPr>
-        <w:t>3.33</w:t>
+        <w:t>3.31</w:t>
       </w:r>
       <w:r>
         <w:rPr>
@@ -273,7 +273,7 @@
           <w:color w:val="1C3A36"/>
           <w:sz w:val="21"/>
         </w:rPr>
-        <w:t xml:space="preserve"> a share (the widest single-lens extremes span 0.65 to 4.09), with a weighted central value of AED </w:t>
+        <w:t xml:space="preserve"> a share (the widest single-lens extremes span 0.65 to 4.06), with a weighted central value of AED </w:t>
       </w:r>
       <w:r>
         <w:rPr>
@@ -282,7 +282,7 @@
           <w:color w:val="1C3A36"/>
           <w:sz w:val="21"/>
         </w:rPr>
-        <w:t>2.15</w:t>
+        <w:t>2.14</w:t>
       </w:r>
       <w:r>
         <w:rPr>
@@ -291,7 +291,7 @@
           <w:color w:val="1C3A36"/>
           <w:sz w:val="21"/>
         </w:rPr>
-        <w:t xml:space="preserve"> — about 4% below the AED 2.23 the market is paying. That gap is not the interesting part of this study. The interesting part is that the whole of it, and rather more, turns on a single question the filings do not answer.</w:t>
+        <w:t xml:space="preserve"> — about 10% below the AED 2.39 the market is paying. That gap is not the interesting part of this study. The interesting part is that the whole of it, and rather more, turns on a single question the filings do not answer.</w:t>
       </w:r>
     </w:p>
     <w:p>
@@ -333,7 +333,7 @@
           <w:color w:val="1C3A36"/>
           <w:sz w:val="21"/>
         </w:rPr>
-        <w:t>Whether that margin gain holds is the study. Read as structural — procurement work, menu engineering, better economics in the delivery channel, all of which the company names — the shares are worth about AED 2.23. Read as cyclical — a friendly turn in traded food prices and a quiet period on promotion, both of which revert — they are worth about AED 1.92, which is BELOW the current price. The market price sits between the two readings, which is a reasonable place for it to sit.</w:t>
+        <w:t>Whether that margin gain holds is the study. Read as structural — procurement work, menu engineering, better economics in the delivery channel, all of which the company names — the shares are worth about AED 2.22. Read as cyclical — a friendly turn in traded food prices and a quiet period on promotion, both of which revert — they are worth about AED 1.91, which is BELOW the current price. The market price sits between the two readings, which is a reasonable place for it to sit.</w:t>
       </w:r>
     </w:p>
     <w:p>
@@ -620,7 +620,7 @@
                 <w:color w:val="1C3A36"/>
                 <w:sz w:val="18"/>
               </w:rPr>
-              <w:t>1.37</w:t>
+              <w:t>1.36</w:t>
             </w:r>
           </w:p>
         </w:tc>
@@ -638,7 +638,7 @@
                 <w:color w:val="1C3A36"/>
                 <w:sz w:val="18"/>
               </w:rPr>
-              <w:t>2.23</w:t>
+              <w:t>2.22</w:t>
             </w:r>
           </w:p>
         </w:tc>
@@ -656,7 +656,7 @@
                 <w:color w:val="1C3A36"/>
                 <w:sz w:val="18"/>
               </w:rPr>
-              <w:t>4.09</w:t>
+              <w:t>4.06</w:t>
             </w:r>
           </w:p>
         </w:tc>
@@ -674,7 +674,7 @@
                 <w:color w:val="1C3A36"/>
                 <w:sz w:val="18"/>
               </w:rPr>
-              <w:t>0%</w:t>
+              <w:t>-7%</w:t>
             </w:r>
           </w:p>
         </w:tc>
@@ -801,7 +801,7 @@
                 <w:color w:val="1C3A36"/>
                 <w:sz w:val="18"/>
               </w:rPr>
-              <w:t>15%</w:t>
+              <w:t>7%</w:t>
             </w:r>
           </w:p>
         </w:tc>
@@ -928,7 +928,7 @@
                 <w:color w:val="1C3A36"/>
                 <w:sz w:val="18"/>
               </w:rPr>
-              <w:t>-7%</w:t>
+              <w:t>-14%</w:t>
             </w:r>
           </w:p>
         </w:tc>
@@ -1055,7 +1055,7 @@
                 <w:color w:val="1C3A36"/>
                 <w:sz w:val="18"/>
               </w:rPr>
-              <w:t>-53%</w:t>
+              <w:t>-57%</w:t>
             </w:r>
           </w:p>
         </w:tc>
@@ -1154,7 +1154,7 @@
                 <w:color w:val="1C3A36"/>
                 <w:sz w:val="18"/>
               </w:rPr>
-              <w:t>2.15</w:t>
+              <w:t>2.14</w:t>
             </w:r>
           </w:p>
         </w:tc>
@@ -1174,7 +1174,7 @@
                 <w:color w:val="1C3A36"/>
                 <w:sz w:val="18"/>
               </w:rPr>
-              <w:t>3.33</w:t>
+              <w:t>3.31</w:t>
             </w:r>
           </w:p>
         </w:tc>
@@ -1194,7 +1194,7 @@
                 <w:color w:val="1C3A36"/>
                 <w:sz w:val="18"/>
               </w:rPr>
-              <w:t>-4%</w:t>
+              <w:t>-10%</w:t>
             </w:r>
           </w:p>
         </w:tc>
@@ -1315,7 +1315,7 @@
                 <w:color w:val="1C3A36"/>
                 <w:sz w:val="18"/>
               </w:rPr>
-              <w:t>4.09</w:t>
+              <w:t>4.06</w:t>
             </w:r>
           </w:p>
         </w:tc>
@@ -1464,7 +1464,7 @@
                 <w:color w:val="1C3A36"/>
                 <w:sz w:val="18"/>
               </w:rPr>
-              <w:t>-26%</w:t>
+              <w:t>-31%</w:t>
             </w:r>
           </w:p>
         </w:tc>
@@ -1555,7 +1555,7 @@
                 <w:color w:val="1C3A36"/>
                 <w:sz w:val="18"/>
               </w:rPr>
-              <w:t>2.23</w:t>
+              <w:t>2.39</w:t>
             </w:r>
           </w:p>
         </w:tc>
@@ -1804,7 +1804,7 @@
                 <w:color w:val="1C3A36"/>
                 <w:sz w:val="18"/>
               </w:rPr>
-              <w:t>2.23</w:t>
+              <w:t>2.22</w:t>
             </w:r>
           </w:p>
         </w:tc>
@@ -1822,7 +1822,7 @@
                 <w:color w:val="1C3A36"/>
                 <w:sz w:val="18"/>
               </w:rPr>
-              <w:t>0%</w:t>
+              <w:t>-7%</w:t>
             </w:r>
           </w:p>
         </w:tc>
@@ -1877,7 +1877,7 @@
                 <w:color w:val="1C3A36"/>
                 <w:sz w:val="18"/>
               </w:rPr>
-              <w:t>1.92</w:t>
+              <w:t>1.91</w:t>
             </w:r>
           </w:p>
         </w:tc>
@@ -1895,7 +1895,7 @@
                 <w:color w:val="1C3A36"/>
                 <w:sz w:val="18"/>
               </w:rPr>
-              <w:t>-14%</w:t>
+              <w:t>-20%</w:t>
             </w:r>
           </w:p>
         </w:tc>
@@ -2052,7 +2052,7 @@
                 <w:color w:val="1C3A36"/>
                 <w:sz w:val="18"/>
               </w:rPr>
-              <w:t>1,348</w:t>
+              <w:t>1,347</w:t>
             </w:r>
           </w:p>
         </w:tc>
@@ -2107,7 +2107,7 @@
                 <w:color w:val="1C3A36"/>
                 <w:sz w:val="18"/>
               </w:rPr>
-              <w:t>3,881</w:t>
+              <w:t>3,858</w:t>
             </w:r>
           </w:p>
         </w:tc>
@@ -2125,7 +2125,7 @@
                 <w:color w:val="1C3A36"/>
                 <w:sz w:val="18"/>
               </w:rPr>
-              <w:t>1.70</w:t>
+              <w:t>1.69</w:t>
             </w:r>
           </w:p>
         </w:tc>
@@ -2166,7 +2166,7 @@
                 <w:color w:val="1C3A36"/>
                 <w:sz w:val="18"/>
               </w:rPr>
-              <w:t>5,230</w:t>
+              <w:t>5,206</w:t>
             </w:r>
           </w:p>
         </w:tc>
@@ -2186,7 +2186,7 @@
                 <w:color w:val="1C3A36"/>
                 <w:sz w:val="18"/>
               </w:rPr>
-              <w:t>2.29</w:t>
+              <w:t>2.28</w:t>
             </w:r>
           </w:p>
         </w:tc>
@@ -2392,7 +2392,7 @@
                 <w:color w:val="1C3A36"/>
                 <w:sz w:val="18"/>
               </w:rPr>
-              <w:t>5,008</w:t>
+              <w:t>4,985</w:t>
             </w:r>
           </w:p>
         </w:tc>
@@ -2412,7 +2412,7 @@
                 <w:color w:val="1C3A36"/>
                 <w:sz w:val="18"/>
               </w:rPr>
-              <w:t>2.19</w:t>
+              <w:t>2.18</w:t>
             </w:r>
           </w:p>
         </w:tc>
@@ -2523,7 +2523,7 @@
           <w:color w:val="1C3A36"/>
           <w:sz w:val="21"/>
         </w:rPr>
-        <w:t>Americana Restaurants International PLC is registered in the Abu Dhabi Global Market and has been operating since 1969. It is the largest restaurant operator across the Middle East, North Africa and Kazakhstan. Its December 2022 initial public offering was the region's first concurrent dual listing: the same shares trade in Abu Dhabi and in Riyadh. Adeptio AD Investments holds 66.03%; its parent is owned equally by Mohamed Ali Rashed Alabbar and a subsidiary of the Public Investment Fund of Saudi Arabia.</w:t>
+        <w:t>Americana Restaurants International PLC is registered in the Abu Dhabi Global Market and has been operating since 1969. It is the largest restaurant operator across the Middle East, North Africa and Kazakhstan. Its December 2022 initial public offering was the region's first concurrent dual listing: the same shares trade in Abu Dhabi and in Riyadh. Adeptio AD Investments holds 66.0%; its parent is owned equally by Mohamed Ali Rashed Alabbar and a subsidiary of the Public Investment Fund of Saudi Arabia.</w:t>
       </w:r>
     </w:p>
     <w:p>
@@ -6050,7 +6050,7 @@
                 <w:color w:val="1C3A36"/>
                 <w:sz w:val="17"/>
               </w:rPr>
-              <w:t>0.912</w:t>
+              <w:t>0.911</w:t>
             </w:r>
           </w:p>
         </w:tc>
@@ -6070,7 +6070,7 @@
                 <w:color w:val="1C3A36"/>
                 <w:sz w:val="17"/>
               </w:rPr>
-              <w:t>0.831</w:t>
+              <w:t>0.830</w:t>
             </w:r>
           </w:p>
         </w:tc>
@@ -6130,7 +6130,7 @@
                 <w:color w:val="1C3A36"/>
                 <w:sz w:val="17"/>
               </w:rPr>
-              <w:t>0.629</w:t>
+              <w:t>0.628</w:t>
             </w:r>
           </w:p>
         </w:tc>
@@ -6221,7 +6221,7 @@
                 <w:color w:val="1C3A36"/>
                 <w:sz w:val="17"/>
               </w:rPr>
-              <w:t>262</w:t>
+              <w:t>261</w:t>
             </w:r>
           </w:p>
         </w:tc>
@@ -6584,7 +6584,7 @@
                 <w:color w:val="1C3A36"/>
                 <w:sz w:val="18"/>
               </w:rPr>
-              <w:t>9.71%</w:t>
+              <w:t>9.74%</w:t>
             </w:r>
           </w:p>
         </w:tc>
@@ -6621,7 +6621,7 @@
                 <w:color w:val="1C3A36"/>
                 <w:sz w:val="18"/>
               </w:rPr>
-              <w:t>6,168</w:t>
+              <w:t>6,140</w:t>
             </w:r>
           </w:p>
         </w:tc>
@@ -6662,7 +6662,7 @@
                 <w:color w:val="1C3A36"/>
                 <w:sz w:val="18"/>
               </w:rPr>
-              <w:t>3,881</w:t>
+              <w:t>3,858</w:t>
             </w:r>
           </w:p>
         </w:tc>
@@ -6736,7 +6736,7 @@
                 <w:color w:val="1C3A36"/>
                 <w:sz w:val="18"/>
               </w:rPr>
-              <w:t>5,230</w:t>
+              <w:t>5,206</w:t>
             </w:r>
           </w:p>
         </w:tc>
@@ -6777,7 +6777,7 @@
                 <w:color w:val="1C3A36"/>
                 <w:sz w:val="18"/>
               </w:rPr>
-              <w:t>5,008</w:t>
+              <w:t>4,985</w:t>
             </w:r>
           </w:p>
         </w:tc>
@@ -6814,7 +6814,7 @@
                 <w:color w:val="1C3A36"/>
                 <w:sz w:val="18"/>
               </w:rPr>
-              <w:t>0.5963</w:t>
+              <w:t>0.5935</w:t>
             </w:r>
           </w:p>
         </w:tc>
@@ -6888,7 +6888,7 @@
                 <w:color w:val="1C3A36"/>
                 <w:sz w:val="18"/>
               </w:rPr>
-              <w:t>2.23</w:t>
+              <w:t>2.22</w:t>
             </w:r>
           </w:p>
         </w:tc>
@@ -6938,7 +6938,7 @@
           <w:color w:val="1C3A36"/>
           <w:sz w:val="21"/>
         </w:rPr>
-        <w:t>The company earned a 50% return on average equity in 2025. That number is spectacular and almost meaningless. An operator that leases every restaurant it runs and distributes about 92% of its earnings holds very little book equity — USD 435 million at the half year, against a market capitalisation of USD 5,100 million. A justified price-to-book multiple therefore divides a very large return by a very small base and is unstable in both directions. On a sustainable return of 42%, a terminal cost of equity of 10.22% and the same 3.0% terminal growth the cash-flow model uses, the justified multiple is 5.4 times book, which gives AED 1.04 a share. It is the lowest of the four lenses and carries the lowest weight. It is reported because leaving out the lens that disagrees would be dishonest, not because it is informative. One reconciliation note: the justified multiple implicitly retains growth over return — about a 93% payout — while the forecast distributes 85%; the difference is retained cash the firm-value lenses already count, so it is stated rather than adjusted.</w:t>
+        <w:t>The company earned a 50% return on average equity in 2025. That number is spectacular and almost meaningless. An operator that leases every restaurant it runs and distributes about 92% of its earnings holds very little book equity — USD 435 million at the half year, against a market capitalisation of USD 5,466 million. A justified price-to-book multiple therefore divides a very large return by a very small base and is unstable in both directions. On a sustainable return of 42%, a terminal cost of equity of 10.22% and the same 3.0% terminal growth the cash-flow model uses, the justified multiple is 5.4 times book, which gives AED 1.04 a share. It is the lowest of the four lenses and carries the lowest weight. It is reported because leaving out the lens that disagrees would be dishonest, not because it is informative. One reconciliation note: the justified multiple implicitly retains growth over return — about a 93% payout — while the forecast distributes 85%; the difference is retained cash the firm-value lenses already count, so it is stated rather than adjusted.</w:t>
       </w:r>
     </w:p>
     <w:p>
@@ -8253,7 +8253,7 @@
                 <w:color w:val="1C3A36"/>
                 <w:sz w:val="17"/>
               </w:rPr>
-              <w:t>8.9x</w:t>
+              <w:t>9.5x</w:t>
             </w:r>
           </w:p>
         </w:tc>
@@ -8273,7 +8273,7 @@
                 <w:color w:val="1C3A36"/>
                 <w:sz w:val="17"/>
               </w:rPr>
-              <w:t>23.3x</w:t>
+              <w:t>24.9x</w:t>
             </w:r>
           </w:p>
         </w:tc>
@@ -8439,7 +8439,7 @@
           <w:color w:val="1C3A36"/>
           <w:sz w:val="21"/>
         </w:rPr>
-        <w:t>The three earnings-based lenses cluster between AED 2.07 and AED 2.56. The book lens sits far below them and is the outlier, for the reason given above. The weighted central value is AED 2.15.</w:t>
+        <w:t>The three earnings-based lenses cluster between AED 2.07 and AED 2.56. The book lens sits far below them and is the outlier, for the reason given above. The weighted central value is AED 2.14.</w:t>
       </w:r>
     </w:p>
     <w:p>
@@ -10558,7 +10558,7 @@
                 <w:color w:val="1C3A36"/>
                 <w:sz w:val="18"/>
               </w:rPr>
-              <w:t>2.23</w:t>
+              <w:t>2.22</w:t>
             </w:r>
           </w:p>
         </w:tc>
@@ -10576,7 +10576,7 @@
                 <w:color w:val="1C3A36"/>
                 <w:sz w:val="18"/>
               </w:rPr>
-              <w:t>1.92</w:t>
+              <w:t>1.91</w:t>
             </w:r>
           </w:p>
         </w:tc>
@@ -10613,7 +10613,7 @@
                 <w:color w:val="1C3A36"/>
                 <w:sz w:val="18"/>
               </w:rPr>
-              <w:t>0%</w:t>
+              <w:t>-7%</w:t>
             </w:r>
           </w:p>
         </w:tc>
@@ -10631,7 +10631,7 @@
                 <w:color w:val="1C3A36"/>
                 <w:sz w:val="18"/>
               </w:rPr>
-              <w:t>-14%</w:t>
+              <w:t>-20%</w:t>
             </w:r>
           </w:p>
         </w:tc>
@@ -12496,7 +12496,7 @@
                 <w:color w:val="1C3A36"/>
                 <w:sz w:val="17"/>
               </w:rPr>
-              <w:t>11.1%</w:t>
+              <w:t>10.4%</w:t>
             </w:r>
           </w:p>
         </w:tc>
@@ -12514,7 +12514,7 @@
                 <w:color w:val="1C3A36"/>
                 <w:sz w:val="17"/>
               </w:rPr>
-              <w:t>11.1%</w:t>
+              <w:t>10.4%</w:t>
             </w:r>
           </w:p>
         </w:tc>
@@ -12573,7 +12573,7 @@
                 <w:color w:val="1C3A36"/>
                 <w:sz w:val="17"/>
               </w:rPr>
-              <w:t>9.70%</w:t>
+              <w:t>9.73%</w:t>
             </w:r>
           </w:p>
         </w:tc>
@@ -12593,7 +12593,7 @@
                 <w:color w:val="1C3A36"/>
                 <w:sz w:val="17"/>
               </w:rPr>
-              <w:t>9.29%</w:t>
+              <w:t>9.32%</w:t>
             </w:r>
           </w:p>
         </w:tc>
@@ -12649,7 +12649,7 @@
                 <w:color w:val="1C3A36"/>
                 <w:sz w:val="17"/>
               </w:rPr>
-              <w:t>9.71%</w:t>
+              <w:t>9.74%</w:t>
             </w:r>
           </w:p>
         </w:tc>
@@ -13251,7 +13251,7 @@
                 <w:color w:val="1C3A36"/>
                 <w:sz w:val="18"/>
               </w:rPr>
-              <w:t>8.20%</w:t>
+              <w:t>8.23%</w:t>
             </w:r>
           </w:p>
         </w:tc>
@@ -13269,7 +13269,7 @@
                 <w:color w:val="1C3A36"/>
                 <w:sz w:val="18"/>
               </w:rPr>
-              <w:t>2.60</w:t>
+              <w:t>2.58</w:t>
             </w:r>
           </w:p>
         </w:tc>
@@ -13287,7 +13287,7 @@
                 <w:color w:val="1C3A36"/>
                 <w:sz w:val="18"/>
               </w:rPr>
-              <w:t>2.76</w:t>
+              <w:t>2.74</w:t>
             </w:r>
           </w:p>
         </w:tc>
@@ -13305,7 +13305,7 @@
                 <w:color w:val="1C3A36"/>
                 <w:sz w:val="18"/>
               </w:rPr>
-              <w:t>2.94</w:t>
+              <w:t>2.92</w:t>
             </w:r>
           </w:p>
         </w:tc>
@@ -13323,7 +13323,7 @@
                 <w:color w:val="1C3A36"/>
                 <w:sz w:val="18"/>
               </w:rPr>
-              <w:t>3.17</w:t>
+              <w:t>3.15</w:t>
             </w:r>
           </w:p>
         </w:tc>
@@ -13341,7 +13341,7 @@
                 <w:color w:val="1C3A36"/>
                 <w:sz w:val="18"/>
               </w:rPr>
-              <w:t>3.45</w:t>
+              <w:t>3.42</w:t>
             </w:r>
           </w:p>
         </w:tc>
@@ -13360,7 +13360,7 @@
                 <w:color w:val="1C3A36"/>
                 <w:sz w:val="18"/>
               </w:rPr>
-              <w:t>8.95%</w:t>
+              <w:t>8.98%</w:t>
             </w:r>
           </w:p>
         </w:tc>
@@ -13378,7 +13378,7 @@
                 <w:color w:val="1C3A36"/>
                 <w:sz w:val="18"/>
               </w:rPr>
-              <w:t>2.29</w:t>
+              <w:t>2.28</w:t>
             </w:r>
           </w:p>
         </w:tc>
@@ -13396,7 +13396,7 @@
                 <w:color w:val="1C3A36"/>
                 <w:sz w:val="18"/>
               </w:rPr>
-              <w:t>2.41</w:t>
+              <w:t>2.39</w:t>
             </w:r>
           </w:p>
         </w:tc>
@@ -13414,7 +13414,7 @@
                 <w:color w:val="1C3A36"/>
                 <w:sz w:val="18"/>
               </w:rPr>
-              <w:t>2.54</w:t>
+              <w:t>2.53</w:t>
             </w:r>
           </w:p>
         </w:tc>
@@ -13432,7 +13432,7 @@
                 <w:color w:val="1C3A36"/>
                 <w:sz w:val="18"/>
               </w:rPr>
-              <w:t>2.70</w:t>
+              <w:t>2.69</w:t>
             </w:r>
           </w:p>
         </w:tc>
@@ -13450,7 +13450,7 @@
                 <w:color w:val="1C3A36"/>
                 <w:sz w:val="18"/>
               </w:rPr>
-              <w:t>2.90</w:t>
+              <w:t>2.88</w:t>
             </w:r>
           </w:p>
         </w:tc>
@@ -13469,7 +13469,7 @@
                 <w:color w:val="1C3A36"/>
                 <w:sz w:val="18"/>
               </w:rPr>
-              <w:t>9.70%</w:t>
+              <w:t>9.73%</w:t>
             </w:r>
           </w:p>
         </w:tc>
@@ -13487,7 +13487,7 @@
                 <w:color w:val="1C3A36"/>
                 <w:sz w:val="18"/>
               </w:rPr>
-              <w:t>2.04</w:t>
+              <w:t>2.03</w:t>
             </w:r>
           </w:p>
         </w:tc>
@@ -13505,7 +13505,7 @@
                 <w:color w:val="1C3A36"/>
                 <w:sz w:val="18"/>
               </w:rPr>
-              <w:t>2.13</w:t>
+              <w:t>2.12</w:t>
             </w:r>
           </w:p>
         </w:tc>
@@ -13523,7 +13523,7 @@
                 <w:color w:val="1C3A36"/>
                 <w:sz w:val="18"/>
               </w:rPr>
-              <w:t>2.23</w:t>
+              <w:t>2.22</w:t>
             </w:r>
           </w:p>
         </w:tc>
@@ -13541,7 +13541,7 @@
                 <w:color w:val="1C3A36"/>
                 <w:sz w:val="18"/>
               </w:rPr>
-              <w:t>2.35</w:t>
+              <w:t>2.34</w:t>
             </w:r>
           </w:p>
         </w:tc>
@@ -13559,7 +13559,7 @@
                 <w:color w:val="1C3A36"/>
                 <w:sz w:val="18"/>
               </w:rPr>
-              <w:t>2.49</w:t>
+              <w:t>2.48</w:t>
             </w:r>
           </w:p>
         </w:tc>
@@ -13578,7 +13578,7 @@
                 <w:color w:val="1C3A36"/>
                 <w:sz w:val="18"/>
               </w:rPr>
-              <w:t>10.45%</w:t>
+              <w:t>10.48%</w:t>
             </w:r>
           </w:p>
         </w:tc>
@@ -13596,7 +13596,7 @@
                 <w:color w:val="1C3A36"/>
                 <w:sz w:val="18"/>
               </w:rPr>
-              <w:t>1.84</w:t>
+              <w:t>1.83</w:t>
             </w:r>
           </w:p>
         </w:tc>
@@ -13614,7 +13614,7 @@
                 <w:color w:val="1C3A36"/>
                 <w:sz w:val="18"/>
               </w:rPr>
-              <w:t>1.91</w:t>
+              <w:t>1.90</w:t>
             </w:r>
           </w:p>
         </w:tc>
@@ -13632,7 +13632,7 @@
                 <w:color w:val="1C3A36"/>
                 <w:sz w:val="18"/>
               </w:rPr>
-              <w:t>1.99</w:t>
+              <w:t>1.98</w:t>
             </w:r>
           </w:p>
         </w:tc>
@@ -13650,7 +13650,7 @@
                 <w:color w:val="1C3A36"/>
                 <w:sz w:val="18"/>
               </w:rPr>
-              <w:t>2.08</w:t>
+              <w:t>2.07</w:t>
             </w:r>
           </w:p>
         </w:tc>
@@ -13668,7 +13668,7 @@
                 <w:color w:val="1C3A36"/>
                 <w:sz w:val="18"/>
               </w:rPr>
-              <w:t>2.18</w:t>
+              <w:t>2.17</w:t>
             </w:r>
           </w:p>
         </w:tc>
@@ -13687,7 +13687,7 @@
                 <w:color w:val="1C3A36"/>
                 <w:sz w:val="18"/>
               </w:rPr>
-              <w:t>11.20%</w:t>
+              <w:t>11.23%</w:t>
             </w:r>
           </w:p>
         </w:tc>
@@ -13705,7 +13705,7 @@
                 <w:color w:val="1C3A36"/>
                 <w:sz w:val="18"/>
               </w:rPr>
-              <w:t>1.67</w:t>
+              <w:t>1.66</w:t>
             </w:r>
           </w:p>
         </w:tc>
@@ -13759,7 +13759,7 @@
                 <w:color w:val="1C3A36"/>
                 <w:sz w:val="18"/>
               </w:rPr>
-              <w:t>1.85</w:t>
+              <w:t>1.84</w:t>
             </w:r>
           </w:p>
         </w:tc>
@@ -13777,7 +13777,7 @@
                 <w:color w:val="1C3A36"/>
                 <w:sz w:val="18"/>
               </w:rPr>
-              <w:t>1.93</w:t>
+              <w:t>1.92</w:t>
             </w:r>
           </w:p>
         </w:tc>
@@ -13962,7 +13962,7 @@
                 <w:color w:val="1C3A36"/>
                 <w:sz w:val="18"/>
               </w:rPr>
-              <w:t>8.20%</w:t>
+              <w:t>8.23%</w:t>
             </w:r>
           </w:p>
         </w:tc>
@@ -13980,7 +13980,7 @@
                 <w:color w:val="1C3A36"/>
                 <w:sz w:val="18"/>
               </w:rPr>
-              <w:t>2.49</w:t>
+              <w:t>2.48</w:t>
             </w:r>
           </w:p>
         </w:tc>
@@ -13998,7 +13998,7 @@
                 <w:color w:val="1C3A36"/>
                 <w:sz w:val="18"/>
               </w:rPr>
-              <w:t>2.72</w:t>
+              <w:t>2.70</w:t>
             </w:r>
           </w:p>
         </w:tc>
@@ -14016,7 +14016,7 @@
                 <w:color w:val="1C3A36"/>
                 <w:sz w:val="18"/>
               </w:rPr>
-              <w:t>2.94</w:t>
+              <w:t>2.92</w:t>
             </w:r>
           </w:p>
         </w:tc>
@@ -14034,7 +14034,7 @@
                 <w:color w:val="1C3A36"/>
                 <w:sz w:val="18"/>
               </w:rPr>
-              <w:t>3.17</w:t>
+              <w:t>3.15</w:t>
             </w:r>
           </w:p>
         </w:tc>
@@ -14052,7 +14052,7 @@
                 <w:color w:val="1C3A36"/>
                 <w:sz w:val="18"/>
               </w:rPr>
-              <w:t>3.39</w:t>
+              <w:t>3.37</w:t>
             </w:r>
           </w:p>
         </w:tc>
@@ -14071,7 +14071,7 @@
                 <w:color w:val="1C3A36"/>
                 <w:sz w:val="18"/>
               </w:rPr>
-              <w:t>8.95%</w:t>
+              <w:t>8.98%</w:t>
             </w:r>
           </w:p>
         </w:tc>
@@ -14089,7 +14089,7 @@
                 <w:color w:val="1C3A36"/>
                 <w:sz w:val="18"/>
               </w:rPr>
-              <w:t>2.15</w:t>
+              <w:t>2.14</w:t>
             </w:r>
           </w:p>
         </w:tc>
@@ -14107,7 +14107,7 @@
                 <w:color w:val="1C3A36"/>
                 <w:sz w:val="18"/>
               </w:rPr>
-              <w:t>2.35</w:t>
+              <w:t>2.33</w:t>
             </w:r>
           </w:p>
         </w:tc>
@@ -14125,7 +14125,7 @@
                 <w:color w:val="1C3A36"/>
                 <w:sz w:val="18"/>
               </w:rPr>
-              <w:t>2.54</w:t>
+              <w:t>2.53</w:t>
             </w:r>
           </w:p>
         </w:tc>
@@ -14143,7 +14143,7 @@
                 <w:color w:val="1C3A36"/>
                 <w:sz w:val="18"/>
               </w:rPr>
-              <w:t>2.74</w:t>
+              <w:t>2.73</w:t>
             </w:r>
           </w:p>
         </w:tc>
@@ -14161,7 +14161,7 @@
                 <w:color w:val="1C3A36"/>
                 <w:sz w:val="18"/>
               </w:rPr>
-              <w:t>2.94</w:t>
+              <w:t>2.92</w:t>
             </w:r>
           </w:p>
         </w:tc>
@@ -14180,7 +14180,7 @@
                 <w:color w:val="1C3A36"/>
                 <w:sz w:val="18"/>
               </w:rPr>
-              <w:t>9.70%</w:t>
+              <w:t>9.73%</w:t>
             </w:r>
           </w:p>
         </w:tc>
@@ -14198,7 +14198,7 @@
                 <w:color w:val="1C3A36"/>
                 <w:sz w:val="18"/>
               </w:rPr>
-              <w:t>1.88</w:t>
+              <w:t>1.87</w:t>
             </w:r>
           </w:p>
         </w:tc>
@@ -14216,7 +14216,7 @@
                 <w:color w:val="1C3A36"/>
                 <w:sz w:val="18"/>
               </w:rPr>
-              <w:t>2.06</w:t>
+              <w:t>2.05</w:t>
             </w:r>
           </w:p>
         </w:tc>
@@ -14234,7 +14234,7 @@
                 <w:color w:val="1C3A36"/>
                 <w:sz w:val="18"/>
               </w:rPr>
-              <w:t>2.23</w:t>
+              <w:t>2.22</w:t>
             </w:r>
           </w:p>
         </w:tc>
@@ -14252,7 +14252,7 @@
                 <w:color w:val="1C3A36"/>
                 <w:sz w:val="18"/>
               </w:rPr>
-              <w:t>2.41</w:t>
+              <w:t>2.40</w:t>
             </w:r>
           </w:p>
         </w:tc>
@@ -14270,7 +14270,7 @@
                 <w:color w:val="1C3A36"/>
                 <w:sz w:val="18"/>
               </w:rPr>
-              <w:t>2.58</w:t>
+              <w:t>2.57</w:t>
             </w:r>
           </w:p>
         </w:tc>
@@ -14289,7 +14289,7 @@
                 <w:color w:val="1C3A36"/>
                 <w:sz w:val="18"/>
               </w:rPr>
-              <w:t>10.45%</w:t>
+              <w:t>10.48%</w:t>
             </w:r>
           </w:p>
         </w:tc>
@@ -14307,7 +14307,7 @@
                 <w:color w:val="1C3A36"/>
                 <w:sz w:val="18"/>
               </w:rPr>
-              <w:t>1.67</w:t>
+              <w:t>1.66</w:t>
             </w:r>
           </w:p>
         </w:tc>
@@ -14325,7 +14325,7 @@
                 <w:color w:val="1C3A36"/>
                 <w:sz w:val="18"/>
               </w:rPr>
-              <w:t>1.83</w:t>
+              <w:t>1.82</w:t>
             </w:r>
           </w:p>
         </w:tc>
@@ -14343,7 +14343,7 @@
                 <w:color w:val="1C3A36"/>
                 <w:sz w:val="18"/>
               </w:rPr>
-              <w:t>1.99</w:t>
+              <w:t>1.98</w:t>
             </w:r>
           </w:p>
         </w:tc>
@@ -14361,7 +14361,7 @@
                 <w:color w:val="1C3A36"/>
                 <w:sz w:val="18"/>
               </w:rPr>
-              <w:t>2.14</w:t>
+              <w:t>2.13</w:t>
             </w:r>
           </w:p>
         </w:tc>
@@ -14379,7 +14379,7 @@
                 <w:color w:val="1C3A36"/>
                 <w:sz w:val="18"/>
               </w:rPr>
-              <w:t>2.30</w:t>
+              <w:t>2.29</w:t>
             </w:r>
           </w:p>
         </w:tc>
@@ -14398,7 +14398,7 @@
                 <w:color w:val="1C3A36"/>
                 <w:sz w:val="18"/>
               </w:rPr>
-              <w:t>11.20%</w:t>
+              <w:t>11.23%</w:t>
             </w:r>
           </w:p>
         </w:tc>
@@ -14416,7 +14416,7 @@
                 <w:color w:val="1C3A36"/>
                 <w:sz w:val="18"/>
               </w:rPr>
-              <w:t>1.50</w:t>
+              <w:t>1.49</w:t>
             </w:r>
           </w:p>
         </w:tc>
@@ -14434,7 +14434,7 @@
                 <w:color w:val="1C3A36"/>
                 <w:sz w:val="18"/>
               </w:rPr>
-              <w:t>1.64</w:t>
+              <w:t>1.63</w:t>
             </w:r>
           </w:p>
         </w:tc>
@@ -14470,7 +14470,7 @@
                 <w:color w:val="1C3A36"/>
                 <w:sz w:val="18"/>
               </w:rPr>
-              <w:t>1.93</w:t>
+              <w:t>1.92</w:t>
             </w:r>
           </w:p>
         </w:tc>
@@ -14488,7 +14488,7 @@
                 <w:color w:val="1C3A36"/>
                 <w:sz w:val="18"/>
               </w:rPr>
-              <w:t>2.07</w:t>
+              <w:t>2.06</w:t>
             </w:r>
           </w:p>
         </w:tc>
@@ -14745,7 +14745,7 @@
                 <w:color w:val="1C3A36"/>
                 <w:sz w:val="18"/>
               </w:rPr>
-              <w:t>5.8%</w:t>
+              <w:t>-1.3%</w:t>
             </w:r>
           </w:p>
         </w:tc>
@@ -14800,7 +14800,7 @@
                 <w:color w:val="1C3A36"/>
                 <w:sz w:val="18"/>
               </w:rPr>
-              <w:t>10.3%</w:t>
+              <w:t>2.9%</w:t>
             </w:r>
           </w:p>
         </w:tc>
@@ -14855,7 +14855,7 @@
                 <w:color w:val="1C3A36"/>
                 <w:sz w:val="18"/>
               </w:rPr>
-              <w:t>20.2%</w:t>
+              <w:t>12.1%</w:t>
             </w:r>
           </w:p>
         </w:tc>
@@ -14910,7 +14910,7 @@
                 <w:color w:val="1C3A36"/>
                 <w:sz w:val="18"/>
               </w:rPr>
-              <w:t>-3.1%</w:t>
+              <w:t>-9.6%</w:t>
             </w:r>
           </w:p>
         </w:tc>
@@ -14965,7 +14965,7 @@
                 <w:color w:val="1C3A36"/>
                 <w:sz w:val="18"/>
               </w:rPr>
-              <w:t>-10.3%</w:t>
+              <w:t>-16.3%</w:t>
             </w:r>
           </w:p>
         </w:tc>
@@ -15020,7 +15020,7 @@
                 <w:color w:val="1C3A36"/>
                 <w:sz w:val="18"/>
               </w:rPr>
-              <w:t>-18.4%</w:t>
+              <w:t>-23.8%</w:t>
             </w:r>
           </w:p>
         </w:tc>
@@ -15325,7 +15325,7 @@
                 <w:color w:val="1C3A36"/>
                 <w:sz w:val="18"/>
               </w:rPr>
-              <w:t>1.90</w:t>
+              <w:t>1.93</w:t>
             </w:r>
           </w:p>
         </w:tc>
@@ -15343,7 +15343,7 @@
                 <w:color w:val="1C3A36"/>
                 <w:sz w:val="18"/>
               </w:rPr>
-              <w:t>2.10</w:t>
+              <w:t>2.13</w:t>
             </w:r>
           </w:p>
         </w:tc>
@@ -15361,7 +15361,7 @@
                 <w:color w:val="1C3A36"/>
                 <w:sz w:val="18"/>
               </w:rPr>
-              <w:t>2.23</w:t>
+              <w:t>2.24</w:t>
             </w:r>
           </w:p>
         </w:tc>
@@ -15379,7 +15379,7 @@
                 <w:color w:val="1C3A36"/>
                 <w:sz w:val="18"/>
               </w:rPr>
-              <w:t>2.37</w:t>
+              <w:t>2.36</w:t>
             </w:r>
           </w:p>
         </w:tc>
@@ -15397,7 +15397,7 @@
                 <w:color w:val="1C3A36"/>
                 <w:sz w:val="18"/>
               </w:rPr>
-              <w:t>2.61</w:t>
+              <w:t>2.60</w:t>
             </w:r>
           </w:p>
         </w:tc>
@@ -15415,7 +15415,7 @@
                 <w:color w:val="1C3A36"/>
                 <w:sz w:val="18"/>
               </w:rPr>
-              <w:t>50%</w:t>
+              <w:t>53%</w:t>
             </w:r>
           </w:p>
         </w:tc>
@@ -15452,7 +15452,7 @@
                 <w:color w:val="1C3A36"/>
                 <w:sz w:val="18"/>
               </w:rPr>
-              <w:t>1.68</w:t>
+              <w:t>1.73</w:t>
             </w:r>
           </w:p>
         </w:tc>
@@ -15470,7 +15470,7 @@
                 <w:color w:val="1C3A36"/>
                 <w:sz w:val="18"/>
               </w:rPr>
-              <w:t>2.00</w:t>
+              <w:t>2.05</w:t>
             </w:r>
           </w:p>
         </w:tc>
@@ -15488,7 +15488,7 @@
                 <w:color w:val="1C3A36"/>
                 <w:sz w:val="18"/>
               </w:rPr>
-              <w:t>2.23</w:t>
+              <w:t>2.25</w:t>
             </w:r>
           </w:p>
         </w:tc>
@@ -15506,7 +15506,7 @@
                 <w:color w:val="1C3A36"/>
                 <w:sz w:val="18"/>
               </w:rPr>
-              <w:t>2.48</w:t>
+              <w:t>2.47</w:t>
             </w:r>
           </w:p>
         </w:tc>
@@ -15524,7 +15524,7 @@
                 <w:color w:val="1C3A36"/>
                 <w:sz w:val="18"/>
               </w:rPr>
-              <w:t>2.96</w:t>
+              <w:t>2.94</w:t>
             </w:r>
           </w:p>
         </w:tc>
@@ -15542,7 +15542,7 @@
                 <w:color w:val="1C3A36"/>
                 <w:sz w:val="18"/>
               </w:rPr>
-              <w:t>50%</w:t>
+              <w:t>53%</w:t>
             </w:r>
           </w:p>
         </w:tc>
@@ -15685,7 +15685,7 @@
                 <w:color w:val="1C3A36"/>
                 <w:sz w:val="18"/>
               </w:rPr>
-              <w:t>15%</w:t>
+              <w:t>13%</w:t>
             </w:r>
           </w:p>
         </w:tc>
@@ -15703,7 +15703,7 @@
                 <w:color w:val="1C3A36"/>
                 <w:sz w:val="18"/>
               </w:rPr>
-              <w:t>28%</w:t>
+              <w:t>27%</w:t>
             </w:r>
           </w:p>
         </w:tc>
@@ -15740,7 +15740,7 @@
                 <w:color w:val="1C3A36"/>
                 <w:sz w:val="18"/>
               </w:rPr>
-              <w:t>13%</w:t>
+              <w:t>10%</w:t>
             </w:r>
           </w:p>
         </w:tc>
@@ -15758,7 +15758,7 @@
                 <w:color w:val="1C3A36"/>
                 <w:sz w:val="18"/>
               </w:rPr>
-              <w:t>25%</w:t>
+              <w:t>20%</w:t>
             </w:r>
           </w:p>
         </w:tc>
@@ -15795,7 +15795,7 @@
                 <w:color w:val="1C3A36"/>
                 <w:sz w:val="18"/>
               </w:rPr>
-              <w:t>25%</w:t>
+              <w:t>22%</w:t>
             </w:r>
           </w:p>
         </w:tc>
@@ -15813,7 +15813,7 @@
                 <w:color w:val="1C3A36"/>
                 <w:sz w:val="18"/>
               </w:rPr>
-              <w:t>51%</w:t>
+              <w:t>47%</w:t>
             </w:r>
           </w:p>
         </w:tc>
@@ -15850,7 +15850,7 @@
                 <w:color w:val="1C3A36"/>
                 <w:sz w:val="18"/>
               </w:rPr>
-              <w:t>21%</w:t>
+              <w:t>16%</w:t>
             </w:r>
           </w:p>
         </w:tc>
@@ -15868,7 +15868,7 @@
                 <w:color w:val="1C3A36"/>
                 <w:sz w:val="18"/>
               </w:rPr>
-              <w:t>47%</w:t>
+              <w:t>39%</w:t>
             </w:r>
           </w:p>
         </w:tc>
@@ -16159,7 +16159,7 @@
                 <w:color w:val="1C3A36"/>
                 <w:sz w:val="18"/>
               </w:rPr>
-              <w:t>2.23</w:t>
+              <w:t>2.22</w:t>
             </w:r>
           </w:p>
         </w:tc>
@@ -16587,7 +16587,7 @@
                 <w:color w:val="1C3A36"/>
                 <w:sz w:val="18"/>
               </w:rPr>
-              <w:t>2.23</w:t>
+              <w:t>2.22</w:t>
             </w:r>
           </w:p>
         </w:tc>
@@ -16605,7 +16605,7 @@
                 <w:color w:val="1C3A36"/>
                 <w:sz w:val="18"/>
               </w:rPr>
-              <w:t>5,230</w:t>
+              <w:t>5,206</w:t>
             </w:r>
           </w:p>
         </w:tc>
@@ -17237,7 +17237,7 @@
           <w:color w:val="1C3A36"/>
           <w:sz w:val="21"/>
         </w:rPr>
-        <w:t>The map in section 3 is not a forecast and the median is not a target. It says that if this share behaves over the next three months as it has behaved historically, and if nothing arrives that its past does not contain, then the middle half of the outcomes falls between AED 2.00 and AED 2.48, and nine times in ten it lands between AED 1.68 and AED 2.96.</w:t>
+        <w:t>The map in section 3 is not a forecast and the median is not a target. It says that if this share behaves over the next three months as it has behaved historically, and if nothing arrives that its past does not contain, then the middle half of the outcomes falls between AED 2.05 and AED 2.47, and nine times in ten it lands between AED 1.73 and AED 2.94.</w:t>
       </w:r>
     </w:p>
     <w:p>
@@ -17265,7 +17265,7 @@
           <w:color w:val="1C3A36"/>
           <w:sz w:val="21"/>
         </w:rPr>
-        <w:t>The right way to use the two together: the valuation range and the three-month band overlap substantially. The valuation's central value of AED 2.15 sits at the 40% mark of the three-month distribution — inside it, not beyond it. Nothing in this study requires the market to be wrong within three months for the valuation to be right; it requires only that the business goes on earning what it earns.</w:t>
+        <w:t>The right way to use the two together: the valuation range and the three-month band overlap substantially. The valuation's central value of AED 2.14 sits at the 35% mark of the three-month distribution — inside it, not beyond it. Nothing in this study requires the market to be wrong within three months for the valuation to be right; it requires only that the business goes on earning what it earns.</w:t>
       </w:r>
     </w:p>
     <w:p>
@@ -17471,7 +17471,7 @@
           <w:color w:val="1C3A36"/>
           <w:sz w:val="21"/>
         </w:rPr>
-        <w:t>Adeptio holds 66.03%. The free float is a third of the shares, and the dividend policy, the acquisition programme and the capital structure are set by a holder whose interests need not coincide with a minority's.</w:t>
+        <w:t>Adeptio holds 66.0%. The free float is a third of the shares, and the dividend policy, the acquisition programme and the capital structure are set by a holder whose interests need not coincide with a minority's.</w:t>
       </w:r>
     </w:p>
     <w:p>
@@ -25333,7 +25333,7 @@
                 <w:color w:val="1C3A36"/>
                 <w:sz w:val="17"/>
               </w:rPr>
-              <w:t>the cyclical column, 1.92 a share</w:t>
+              <w:t>the cyclical column, 1.91 a share</w:t>
             </w:r>
           </w:p>
         </w:tc>
@@ -30728,7 +30728,7 @@
                 <w:color w:val="1C3A36"/>
                 <w:sz w:val="17"/>
               </w:rPr>
-              <w:t>9.70%</w:t>
+              <w:t>9.73%</w:t>
             </w:r>
           </w:p>
         </w:tc>
@@ -30838,7 +30838,7 @@
                 <w:color w:val="1C3A36"/>
                 <w:sz w:val="17"/>
               </w:rPr>
-              <w:t>3,271</w:t>
+              <w:t>3,261</w:t>
             </w:r>
           </w:p>
         </w:tc>
@@ -30893,7 +30893,7 @@
                 <w:color w:val="1C3A36"/>
                 <w:sz w:val="17"/>
               </w:rPr>
-              <w:t>1,166</w:t>
+              <w:t>1,155</w:t>
             </w:r>
           </w:p>
         </w:tc>
@@ -30948,7 +30948,7 @@
                 <w:color w:val="1C3A36"/>
                 <w:sz w:val="17"/>
               </w:rPr>
-              <w:t>4,437</w:t>
+              <w:t>4,415</w:t>
             </w:r>
           </w:p>
         </w:tc>
@@ -31007,7 +31007,7 @@
                 <w:color w:val="1C3A36"/>
                 <w:sz w:val="17"/>
               </w:rPr>
-              <w:t>1.84</w:t>
+              <w:t>1.83</w:t>
             </w:r>
           </w:p>
         </w:tc>
@@ -31064,7 +31064,7 @@
                 <w:color w:val="1C3A36"/>
                 <w:sz w:val="17"/>
               </w:rPr>
-              <w:t>AED 1.18 – 2.21</w:t>
+              <w:t>AED 1.18 – 2.20</w:t>
             </w:r>
           </w:p>
         </w:tc>
@@ -31308,7 +31308,7 @@
           <w:color w:val="1C3A36"/>
           <w:sz w:val="21"/>
         </w:rPr>
-        <w:t>The panel median is AED 1.64, BELOW both the weighted central value of AED 2.15 and the market price of AED 2.23. That is worth stating plainly rather than smoothing away: the three methods that pay closest attention to what a minority shareholder actually receives, and to what the marginal restaurant earns, come out lower than the four-lens weighting does. The four-lens result leans on the cash-flow model, which values the whole firm and assumes the margin gain holds. The panel leans on distributions and on incremental returns. Both are in the report.</w:t>
+        <w:t>The panel median is AED 1.64, BELOW both the weighted central value of AED 2.14 and the market price of AED 2.39. That is worth stating plainly rather than smoothing away: the three methods that pay closest attention to what a minority shareholder actually receives, and to what the marginal restaurant earns, come out lower than the four-lens weighting does. The four-lens result leans on the cash-flow model, which values the whole firm and assumes the margin gain holds. The panel leans on distributions and on incremental returns. Both are in the report.</w:t>
       </w:r>
     </w:p>
     <w:p>
@@ -31498,7 +31498,7 @@
                 <w:color w:val="1C3A36"/>
                 <w:sz w:val="17"/>
               </w:rPr>
-              <w:t>-0.20</w:t>
+              <w:t>-0.19</w:t>
             </w:r>
           </w:p>
         </w:tc>
@@ -31553,7 +31553,7 @@
                 <w:color w:val="1C3A36"/>
                 <w:sz w:val="17"/>
               </w:rPr>
-              <w:t>0.60</w:t>
+              <w:t>0.59</w:t>
             </w:r>
           </w:p>
         </w:tc>
